--- a/Desarrollo/Sistema de Control de Peso (SISCOP)/Analisis/Casos de Uso/SISCOP-CU04.docx
+++ b/Desarrollo/Sistema de Control de Peso (SISCOP)/Analisis/Casos de Uso/SISCOP-CU04.docx
@@ -1,276 +1,188 @@
 
 <file path=word/document.xml><?xml version="1.0" encoding="utf-8"?>
-<w:document xmlns:mc="http://schemas.openxmlformats.org/markup-compatibility/2006" xmlns:o="urn:schemas-microsoft-com:office:office" xmlns:r="http://schemas.openxmlformats.org/officeDocument/2006/relationships" xmlns:m="http://schemas.openxmlformats.org/officeDocument/2006/math" xmlns:v="urn:schemas-microsoft-com:vml" xmlns:wp="http://schemas.openxmlformats.org/drawingml/2006/wordprocessingDrawing" xmlns:w10="urn:schemas-microsoft-com:office:word" xmlns:w="http://schemas.openxmlformats.org/wordprocessingml/2006/main" xmlns:wne="http://schemas.microsoft.com/office/word/2006/wordml" xmlns:sl="http://schemas.openxmlformats.org/schemaLibrary/2006/main" xmlns:a="http://schemas.openxmlformats.org/drawingml/2006/main" xmlns:pic="http://schemas.openxmlformats.org/drawingml/2006/picture" xmlns:c="http://schemas.openxmlformats.org/drawingml/2006/chart" xmlns:lc="http://schemas.openxmlformats.org/drawingml/2006/lockedCanvas" xmlns:dgm="http://schemas.openxmlformats.org/drawingml/2006/diagram" xmlns:wps="http://schemas.microsoft.com/office/word/2010/wordprocessingShape" xmlns:wpg="http://schemas.microsoft.com/office/word/2010/wordprocessingGroup" xmlns:w14="http://schemas.microsoft.com/office/word/2010/wordml" xmlns:w15="http://schemas.microsoft.com/office/word/2012/wordml" xmlns:w16="http://schemas.microsoft.com/office/word/2018/wordml" xmlns:w16cex="http://schemas.microsoft.com/office/word/2018/wordml/cex" xmlns:w16cid="http://schemas.microsoft.com/office/word/2016/wordml/cid" xmlns="http://schemas.microsoft.com/office/tasks/2019/documenttasks" xmlns:cr="http://schemas.microsoft.com/office/comments/2020/reactions">
+<w:document xmlns:wpc="http://schemas.microsoft.com/office/word/2010/wordprocessingCanvas" xmlns:cx="http://schemas.microsoft.com/office/drawing/2014/chartex" xmlns:cx1="http://schemas.microsoft.com/office/drawing/2015/9/8/chartex" xmlns:cx2="http://schemas.microsoft.com/office/drawing/2015/10/21/chartex" xmlns:cx3="http://schemas.microsoft.com/office/drawing/2016/5/9/chartex" xmlns:cx4="http://schemas.microsoft.com/office/drawing/2016/5/10/chartex" xmlns:cx5="http://schemas.microsoft.com/office/drawing/2016/5/11/chartex" xmlns:cx6="http://schemas.microsoft.com/office/drawing/2016/5/12/chartex" xmlns:cx7="http://schemas.microsoft.com/office/drawing/2016/5/13/chartex" xmlns:cx8="http://schemas.microsoft.com/office/drawing/2016/5/14/chartex" xmlns:mc="http://schemas.openxmlformats.org/markup-compatibility/2006" xmlns:aink="http://schemas.microsoft.com/office/drawing/2016/ink" xmlns:am3d="http://schemas.microsoft.com/office/drawing/2017/model3d" xmlns:o="urn:schemas-microsoft-com:office:office" xmlns:oel="http://schemas.microsoft.com/office/2019/extlst" xmlns:r="http://schemas.openxmlformats.org/officeDocument/2006/relationships" xmlns:m="http://schemas.openxmlformats.org/officeDocument/2006/math" xmlns:v="urn:schemas-microsoft-com:vml" xmlns:wp14="http://schemas.microsoft.com/office/word/2010/wordprocessingDrawing" xmlns:wp="http://schemas.openxmlformats.org/drawingml/2006/wordprocessingDrawing" xmlns:w10="urn:schemas-microsoft-com:office:word" xmlns:w="http://schemas.openxmlformats.org/wordprocessingml/2006/main" xmlns:w14="http://schemas.microsoft.com/office/word/2010/wordml" xmlns:w15="http://schemas.microsoft.com/office/word/2012/wordml" xmlns:w16cex="http://schemas.microsoft.com/office/word/2018/wordml/cex" xmlns:w16cid="http://schemas.microsoft.com/office/word/2016/wordml/cid" xmlns:w16="http://schemas.microsoft.com/office/word/2018/wordml" xmlns:w16du="http://schemas.microsoft.com/office/word/2023/wordml/word16du" xmlns:w16sdtdh="http://schemas.microsoft.com/office/word/2020/wordml/sdtdatahash" xmlns:w16sdtfl="http://schemas.microsoft.com/office/word/2024/wordml/sdtformatlock" xmlns:w16se="http://schemas.microsoft.com/office/word/2015/wordml/symex" xmlns:wpg="http://schemas.microsoft.com/office/word/2010/wordprocessingGroup" xmlns:wpi="http://schemas.microsoft.com/office/word/2010/wordprocessingInk" xmlns:wne="http://schemas.microsoft.com/office/word/2006/wordml" xmlns:wps="http://schemas.microsoft.com/office/word/2010/wordprocessingShape" mc:Ignorable="w14 w15 w16se w16cid w16 w16cex w16sdtdh w16sdtfl w16du wp14">
   <w:body>
     <w:p>
       <w:pPr>
         <w:jc w:val="center"/>
         <w:rPr>
-          <w:b w:val="0"/>
-          <w:bCs w:val="0"/>
           <w:sz w:val="36"/>
           <w:szCs w:val="36"/>
-          <w:vertAlign w:val="baseline"/>
-        </w:rPr>
-      </w:pPr>
-      <w:bookmarkStart w:colFirst="0" w:colLast="0" w:name="_heading=h.fixwmhjqan7r" w:id="0"/>
+        </w:rPr>
+      </w:pPr>
+      <w:bookmarkStart w:id="0" w:name="_heading=h.fixwmhjqan7r" w:colFirst="0" w:colLast="0"/>
       <w:bookmarkEnd w:id="0"/>
-      <w:r>
-        <w:rPr>
-          <w:rtl w:val="0"/>
-        </w:rPr>
-      </w:r>
-    </w:p>
-    <w:p>
-      <w:pPr>
-        <w:keepNext w:val="0"/>
-        <w:keepLines w:val="0"/>
-        <w:pageBreakBefore w:val="0"/>
-        <w:widowControl w:val="1"/>
+    </w:p>
+    <w:p>
+      <w:pPr>
         <w:pBdr>
-          <w:top w:space="0" w:sz="0" w:val="nil"/>
-          <w:left w:space="0" w:sz="0" w:val="nil"/>
-          <w:bottom w:space="0" w:sz="0" w:val="nil"/>
-          <w:right w:space="0" w:sz="0" w:val="nil"/>
-          <w:between w:space="0" w:sz="0" w:val="nil"/>
+          <w:top w:val="nil"/>
+          <w:left w:val="nil"/>
+          <w:bottom w:val="nil"/>
+          <w:right w:val="nil"/>
+          <w:between w:val="nil"/>
         </w:pBdr>
-        <w:shd w:fill="auto" w:val="clear"/>
-        <w:spacing w:after="60" w:before="240" w:line="240" w:lineRule="auto"/>
-        <w:ind w:left="0" w:right="0" w:firstLine="0"/>
+        <w:spacing w:before="240" w:after="60" w:line="240" w:lineRule="auto"/>
         <w:jc w:val="center"/>
         <w:rPr>
-          <w:rFonts w:ascii="Times New Roman" w:cs="Times New Roman" w:eastAsia="Times New Roman" w:hAnsi="Times New Roman"/>
-          <w:b w:val="1"/>
-          <w:bCs w:val="1"/>
-          <w:i w:val="0"/>
-          <w:iCs w:val="0"/>
-          <w:smallCaps w:val="0"/>
-          <w:strike w:val="0"/>
+          <w:b/>
+          <w:bCs/>
           <w:color w:val="000000"/>
           <w:sz w:val="48"/>
           <w:szCs w:val="48"/>
-          <w:u w:val="none"/>
-          <w:shd w:fill="auto" w:val="clear"/>
-          <w:vertAlign w:val="baseline"/>
-        </w:rPr>
-      </w:pPr>
-      <w:r>
-        <w:rPr>
-          <w:b w:val="1"/>
-          <w:bCs w:val="1"/>
+        </w:rPr>
+      </w:pPr>
+      <w:r>
+        <w:rPr>
+          <w:b/>
+          <w:bCs/>
           <w:sz w:val="48"/>
           <w:szCs w:val="48"/>
-          <w:rtl w:val="0"/>
-        </w:rPr>
-        <w:t xml:space="preserve">SISTEMA DE CONTROL DE PESO</w:t>
-        <w:br w:type="textWrapping"/>
-        <w:t xml:space="preserve">(SISCOP)</w:t>
-      </w:r>
-      <w:r>
-        <w:rPr>
-          <w:rtl w:val="0"/>
-        </w:rPr>
-      </w:r>
-    </w:p>
-    <w:p>
-      <w:pPr>
-        <w:rPr>
-          <w:vertAlign w:val="baseline"/>
-        </w:rPr>
-      </w:pPr>
-      <w:bookmarkStart w:colFirst="0" w:colLast="0" w:name="_heading=h.q3n8sgg6ai4m" w:id="1"/>
+        </w:rPr>
+        <w:t>SISTEMA DE CONTROL DE PESO</w:t>
+      </w:r>
+      <w:r>
+        <w:rPr>
+          <w:b/>
+          <w:bCs/>
+          <w:sz w:val="48"/>
+          <w:szCs w:val="48"/>
+        </w:rPr>
+        <w:br/>
+        <w:t>(SISCOP)</w:t>
+      </w:r>
+    </w:p>
+    <w:p>
+      <w:bookmarkStart w:id="1" w:name="_heading=h.q3n8sgg6ai4m" w:colFirst="0" w:colLast="0"/>
       <w:bookmarkEnd w:id="1"/>
-      <w:r>
-        <w:rPr>
-          <w:rtl w:val="0"/>
-        </w:rPr>
-      </w:r>
-    </w:p>
-    <w:p>
-      <w:pPr>
-        <w:keepNext w:val="0"/>
-        <w:keepLines w:val="0"/>
-        <w:pageBreakBefore w:val="0"/>
-        <w:widowControl w:val="1"/>
+    </w:p>
+    <w:p>
+      <w:pPr>
         <w:pBdr>
-          <w:top w:space="0" w:sz="0" w:val="nil"/>
-          <w:left w:space="0" w:sz="0" w:val="nil"/>
-          <w:bottom w:space="0" w:sz="0" w:val="nil"/>
-          <w:right w:space="0" w:sz="0" w:val="nil"/>
-          <w:between w:space="0" w:sz="0" w:val="nil"/>
+          <w:top w:val="nil"/>
+          <w:left w:val="nil"/>
+          <w:bottom w:val="nil"/>
+          <w:right w:val="nil"/>
+          <w:between w:val="nil"/>
         </w:pBdr>
-        <w:shd w:fill="auto" w:val="clear"/>
-        <w:spacing w:after="60" w:before="240" w:line="240" w:lineRule="auto"/>
-        <w:ind w:left="0" w:right="0" w:firstLine="0"/>
+        <w:spacing w:before="240" w:after="60" w:line="240" w:lineRule="auto"/>
         <w:jc w:val="center"/>
         <w:rPr>
-          <w:rFonts w:ascii="Times New Roman" w:cs="Times New Roman" w:eastAsia="Times New Roman" w:hAnsi="Times New Roman"/>
-          <w:b w:val="1"/>
-          <w:bCs w:val="1"/>
-          <w:i w:val="0"/>
-          <w:iCs w:val="0"/>
-          <w:smallCaps w:val="0"/>
-          <w:strike w:val="0"/>
+          <w:b/>
+          <w:bCs/>
           <w:color w:val="000000"/>
           <w:sz w:val="44"/>
           <w:szCs w:val="44"/>
-          <w:u w:val="none"/>
-          <w:shd w:fill="auto" w:val="clear"/>
-          <w:vertAlign w:val="baseline"/>
-        </w:rPr>
-      </w:pPr>
-      <w:bookmarkStart w:colFirst="0" w:colLast="0" w:name="_heading=h.kof13ua1pc9a" w:id="2"/>
+        </w:rPr>
+      </w:pPr>
+      <w:bookmarkStart w:id="2" w:name="_heading=h.kof13ua1pc9a" w:colFirst="0" w:colLast="0"/>
       <w:bookmarkEnd w:id="2"/>
       <w:r>
         <w:rPr>
-          <w:rFonts w:ascii="Times New Roman" w:cs="Times New Roman" w:eastAsia="Times New Roman" w:hAnsi="Times New Roman"/>
-          <w:b w:val="1"/>
-          <w:bCs w:val="1"/>
-          <w:i w:val="0"/>
-          <w:iCs w:val="0"/>
-          <w:smallCaps w:val="0"/>
-          <w:strike w:val="0"/>
+          <w:b/>
+          <w:bCs/>
           <w:color w:val="000000"/>
           <w:sz w:val="44"/>
           <w:szCs w:val="44"/>
-          <w:u w:val="none"/>
-          <w:shd w:fill="auto" w:val="clear"/>
-          <w:vertAlign w:val="baseline"/>
-          <w:rtl w:val="0"/>
         </w:rPr>
         <w:t xml:space="preserve">Especificación de Caso de Uso: </w:t>
       </w:r>
     </w:p>
     <w:p>
       <w:pPr>
-        <w:keepNext w:val="0"/>
-        <w:keepLines w:val="0"/>
-        <w:pageBreakBefore w:val="0"/>
-        <w:widowControl w:val="1"/>
         <w:pBdr>
-          <w:top w:space="0" w:sz="0" w:val="nil"/>
-          <w:left w:space="0" w:sz="0" w:val="nil"/>
-          <w:bottom w:space="0" w:sz="0" w:val="nil"/>
-          <w:right w:space="0" w:sz="0" w:val="nil"/>
-          <w:between w:space="0" w:sz="0" w:val="nil"/>
+          <w:top w:val="nil"/>
+          <w:left w:val="nil"/>
+          <w:bottom w:val="nil"/>
+          <w:right w:val="nil"/>
+          <w:between w:val="nil"/>
         </w:pBdr>
-        <w:shd w:fill="auto" w:val="clear"/>
-        <w:spacing w:after="60" w:before="240" w:line="240" w:lineRule="auto"/>
-        <w:ind w:left="0" w:right="0" w:firstLine="0"/>
+        <w:spacing w:before="240" w:after="60" w:line="240" w:lineRule="auto"/>
         <w:jc w:val="center"/>
         <w:rPr>
-          <w:rFonts w:ascii="Times New Roman" w:cs="Times New Roman" w:eastAsia="Times New Roman" w:hAnsi="Times New Roman"/>
-          <w:b w:val="1"/>
-          <w:bCs w:val="1"/>
-          <w:i w:val="0"/>
-          <w:iCs w:val="0"/>
-          <w:smallCaps w:val="0"/>
-          <w:strike w:val="0"/>
+          <w:b/>
+          <w:bCs/>
           <w:color w:val="000000"/>
           <w:sz w:val="44"/>
           <w:szCs w:val="44"/>
-          <w:u w:val="none"/>
-          <w:shd w:fill="auto" w:val="clear"/>
-          <w:vertAlign w:val="baseline"/>
-        </w:rPr>
-      </w:pPr>
-      <w:r>
-        <w:rPr>
-          <w:rFonts w:ascii="Times New Roman" w:cs="Times New Roman" w:eastAsia="Times New Roman" w:hAnsi="Times New Roman"/>
-          <w:b w:val="1"/>
-          <w:bCs w:val="1"/>
-          <w:i w:val="0"/>
-          <w:iCs w:val="0"/>
-          <w:smallCaps w:val="0"/>
-          <w:strike w:val="0"/>
+        </w:rPr>
+      </w:pPr>
+    </w:p>
+    <w:p>
+      <w:pPr>
+        <w:pBdr>
+          <w:top w:val="nil"/>
+          <w:left w:val="nil"/>
+          <w:bottom w:val="nil"/>
+          <w:right w:val="nil"/>
+          <w:between w:val="nil"/>
+        </w:pBdr>
+        <w:spacing w:before="240" w:after="60" w:line="240" w:lineRule="auto"/>
+        <w:jc w:val="center"/>
+        <w:rPr>
+          <w:b/>
+          <w:bCs/>
           <w:color w:val="000000"/>
           <w:sz w:val="44"/>
           <w:szCs w:val="44"/>
-          <w:u w:val="none"/>
-          <w:shd w:fill="auto" w:val="clear"/>
-          <w:vertAlign w:val="baseline"/>
-          <w:rtl w:val="0"/>
-        </w:rPr>
-        <w:t xml:space="preserve">CU-0</w:t>
-      </w:r>
-      <w:r>
-        <w:rPr>
-          <w:b w:val="1"/>
-          <w:bCs w:val="1"/>
-          <w:sz w:val="44"/>
-          <w:szCs w:val="44"/>
-          <w:rtl w:val="0"/>
-        </w:rPr>
-        <w:t xml:space="preserve">4</w:t>
-      </w:r>
-      <w:r>
-        <w:rPr>
-          <w:rFonts w:ascii="Times New Roman" w:cs="Times New Roman" w:eastAsia="Times New Roman" w:hAnsi="Times New Roman"/>
-          <w:b w:val="1"/>
-          <w:bCs w:val="1"/>
-          <w:i w:val="0"/>
-          <w:iCs w:val="0"/>
-          <w:smallCaps w:val="0"/>
-          <w:strike w:val="0"/>
+        </w:rPr>
+      </w:pPr>
+      <w:r>
+        <w:rPr>
+          <w:b/>
+          <w:bCs/>
           <w:color w:val="000000"/>
           <w:sz w:val="44"/>
           <w:szCs w:val="44"/>
-          <w:u w:val="none"/>
-          <w:shd w:fill="auto" w:val="clear"/>
-          <w:vertAlign w:val="baseline"/>
-          <w:rtl w:val="0"/>
-        </w:rPr>
-        <w:t xml:space="preserve"> - </w:t>
-      </w:r>
-      <w:r>
-        <w:rPr>
-          <w:b w:val="1"/>
-          <w:bCs w:val="1"/>
+        </w:rPr>
+        <w:t>CU-0</w:t>
+      </w:r>
+      <w:r>
+        <w:rPr>
+          <w:b/>
+          <w:bCs/>
           <w:sz w:val="44"/>
           <w:szCs w:val="44"/>
-          <w:rtl w:val="0"/>
-        </w:rPr>
-        <w:t xml:space="preserve">Registro de indicaciones y próximo control</w:t>
-      </w:r>
-      <w:r>
-        <w:rPr>
-          <w:rtl w:val="0"/>
-        </w:rPr>
+        </w:rPr>
+        <w:t>4</w:t>
+      </w:r>
+      <w:r>
+        <w:rPr>
+          <w:b/>
+          <w:bCs/>
+          <w:color w:val="000000"/>
+          <w:sz w:val="44"/>
+          <w:szCs w:val="44"/>
+        </w:rPr>
+        <w:t xml:space="preserve"> - </w:t>
+      </w:r>
+      <w:r>
+        <w:rPr>
+          <w:b/>
+          <w:bCs/>
+          <w:sz w:val="44"/>
+          <w:szCs w:val="44"/>
+        </w:rPr>
+        <w:t>Registro de indicaciones y próximo control</w:t>
       </w:r>
     </w:p>
     <w:p>
       <w:pPr>
         <w:jc w:val="center"/>
         <w:rPr>
-          <w:b w:val="0"/>
-          <w:bCs w:val="0"/>
           <w:sz w:val="36"/>
           <w:szCs w:val="36"/>
-          <w:vertAlign w:val="baseline"/>
-        </w:rPr>
-      </w:pPr>
-      <w:r>
-        <w:rPr>
-          <w:rtl w:val="0"/>
-        </w:rPr>
-      </w:r>
+        </w:rPr>
+      </w:pPr>
     </w:p>
     <w:p>
       <w:pPr>
         <w:jc w:val="center"/>
         <w:rPr>
-          <w:b w:val="0"/>
-          <w:bCs w:val="0"/>
           <w:sz w:val="36"/>
           <w:szCs w:val="36"/>
-          <w:vertAlign w:val="baseline"/>
-        </w:rPr>
-      </w:pPr>
-      <w:r>
-        <w:rPr>
-          <w:rtl w:val="0"/>
-        </w:rPr>
-      </w:r>
+        </w:rPr>
+      </w:pPr>
     </w:p>
     <w:p>
       <w:pPr>
@@ -278,14 +190,8 @@
         <w:rPr>
           <w:sz w:val="32"/>
           <w:szCs w:val="32"/>
-          <w:vertAlign w:val="baseline"/>
-        </w:rPr>
-      </w:pPr>
-      <w:r>
-        <w:rPr>
-          <w:rtl w:val="0"/>
-        </w:rPr>
-      </w:r>
+        </w:rPr>
+      </w:pPr>
     </w:p>
     <w:p>
       <w:pPr>
@@ -293,315 +199,195 @@
         <w:rPr>
           <w:sz w:val="32"/>
           <w:szCs w:val="32"/>
-          <w:vertAlign w:val="baseline"/>
         </w:rPr>
       </w:pPr>
       <w:r>
         <w:rPr>
           <w:sz w:val="32"/>
           <w:szCs w:val="32"/>
-          <w:vertAlign w:val="baseline"/>
-          <w:rtl w:val="0"/>
-        </w:rPr>
-        <w:t xml:space="preserve">Versión 1.0</w:t>
+        </w:rPr>
+        <w:t>Versión 1.0</w:t>
       </w:r>
     </w:p>
     <w:p>
       <w:pPr>
         <w:jc w:val="center"/>
         <w:rPr>
-          <w:b w:val="0"/>
-          <w:bCs w:val="0"/>
           <w:sz w:val="28"/>
           <w:szCs w:val="28"/>
-          <w:vertAlign w:val="baseline"/>
-        </w:rPr>
-      </w:pPr>
-      <w:r>
-        <w:rPr>
-          <w:rtl w:val="0"/>
-        </w:rPr>
-      </w:r>
+        </w:rPr>
+      </w:pPr>
     </w:p>
     <w:p>
       <w:pPr>
         <w:jc w:val="center"/>
         <w:rPr>
-          <w:b w:val="0"/>
-          <w:bCs w:val="0"/>
           <w:sz w:val="28"/>
           <w:szCs w:val="28"/>
-          <w:vertAlign w:val="baseline"/>
-        </w:rPr>
-      </w:pPr>
-      <w:r>
-        <w:rPr>
-          <w:rtl w:val="0"/>
-        </w:rPr>
-      </w:r>
+        </w:rPr>
+      </w:pPr>
     </w:p>
     <w:p>
       <w:pPr>
         <w:jc w:val="center"/>
         <w:rPr>
-          <w:b w:val="0"/>
-          <w:bCs w:val="0"/>
           <w:sz w:val="28"/>
           <w:szCs w:val="28"/>
-          <w:vertAlign w:val="baseline"/>
-        </w:rPr>
-      </w:pPr>
-      <w:r>
-        <w:rPr>
-          <w:rtl w:val="0"/>
-        </w:rPr>
-      </w:r>
+        </w:rPr>
+      </w:pPr>
     </w:p>
     <w:p>
       <w:pPr>
         <w:jc w:val="center"/>
         <w:rPr>
-          <w:b w:val="0"/>
-          <w:bCs w:val="0"/>
           <w:sz w:val="28"/>
           <w:szCs w:val="28"/>
-          <w:vertAlign w:val="baseline"/>
-        </w:rPr>
-      </w:pPr>
-      <w:r>
-        <w:rPr>
-          <w:rtl w:val="0"/>
-        </w:rPr>
-      </w:r>
+        </w:rPr>
+      </w:pPr>
     </w:p>
     <w:p>
       <w:pPr>
         <w:jc w:val="center"/>
         <w:rPr>
-          <w:b w:val="0"/>
-          <w:bCs w:val="0"/>
           <w:sz w:val="28"/>
           <w:szCs w:val="28"/>
-          <w:vertAlign w:val="baseline"/>
-        </w:rPr>
-      </w:pPr>
-      <w:r>
-        <w:rPr>
-          <w:rtl w:val="0"/>
-        </w:rPr>
-      </w:r>
+        </w:rPr>
+      </w:pPr>
     </w:p>
     <w:p>
       <w:pPr>
         <w:jc w:val="right"/>
         <w:rPr>
-          <w:b w:val="1"/>
-          <w:bCs w:val="1"/>
+          <w:b/>
+          <w:bCs/>
           <w:sz w:val="28"/>
           <w:szCs w:val="28"/>
         </w:rPr>
       </w:pPr>
-      <w:r>
-        <w:rPr>
-          <w:rtl w:val="0"/>
-        </w:rPr>
-      </w:r>
-    </w:p>
-    <w:p>
-      <w:pPr>
-        <w:jc w:val="right"/>
-        <w:rPr>
-          <w:b w:val="1"/>
-          <w:bCs w:val="1"/>
+    </w:p>
+    <w:p>
+      <w:pPr>
+        <w:rPr>
+          <w:b/>
+          <w:bCs/>
           <w:sz w:val="28"/>
           <w:szCs w:val="28"/>
         </w:rPr>
       </w:pPr>
-      <w:r>
-        <w:rPr>
-          <w:rtl w:val="0"/>
-        </w:rPr>
-      </w:r>
     </w:p>
     <w:p>
       <w:pPr>
         <w:jc w:val="right"/>
         <w:rPr>
-          <w:b w:val="1"/>
-          <w:bCs w:val="1"/>
+          <w:b/>
+          <w:bCs/>
           <w:sz w:val="28"/>
           <w:szCs w:val="28"/>
         </w:rPr>
       </w:pPr>
-      <w:r>
-        <w:rPr>
-          <w:rtl w:val="0"/>
-        </w:rPr>
-      </w:r>
     </w:p>
     <w:p>
       <w:pPr>
         <w:jc w:val="right"/>
         <w:rPr>
-          <w:b w:val="1"/>
-          <w:bCs w:val="1"/>
           <w:sz w:val="28"/>
           <w:szCs w:val="28"/>
         </w:rPr>
       </w:pPr>
       <w:r>
         <w:rPr>
-          <w:rtl w:val="0"/>
-        </w:rPr>
-      </w:r>
-    </w:p>
-    <w:p>
-      <w:pPr>
-        <w:jc w:val="right"/>
-        <w:rPr>
-          <w:b w:val="0"/>
-          <w:bCs w:val="0"/>
+          <w:b/>
+          <w:bCs/>
           <w:sz w:val="28"/>
           <w:szCs w:val="28"/>
-          <w:vertAlign w:val="baseline"/>
-        </w:rPr>
-      </w:pPr>
-      <w:r>
-        <w:rPr>
-          <w:b w:val="1"/>
-          <w:bCs w:val="1"/>
+        </w:rPr>
+        <w:t xml:space="preserve">Lima, </w:t>
+      </w:r>
+      <w:r>
+        <w:rPr>
+          <w:b/>
+          <w:bCs/>
           <w:sz w:val="28"/>
           <w:szCs w:val="28"/>
-          <w:vertAlign w:val="baseline"/>
-          <w:rtl w:val="0"/>
-        </w:rPr>
-        <w:t xml:space="preserve">Lima, </w:t>
-      </w:r>
-      <w:r>
-        <w:rPr>
-          <w:b w:val="1"/>
-          <w:bCs w:val="1"/>
+        </w:rPr>
+        <w:t>abril</w:t>
+      </w:r>
+      <w:r>
+        <w:rPr>
+          <w:b/>
+          <w:bCs/>
           <w:sz w:val="28"/>
           <w:szCs w:val="28"/>
-          <w:rtl w:val="0"/>
-        </w:rPr>
-        <w:t xml:space="preserve">Abril</w:t>
-      </w:r>
-      <w:r>
-        <w:rPr>
-          <w:b w:val="1"/>
-          <w:bCs w:val="1"/>
+        </w:rPr>
+        <w:t xml:space="preserve"> </w:t>
+      </w:r>
+      <w:proofErr w:type="gramStart"/>
+      <w:r>
+        <w:rPr>
+          <w:b/>
+          <w:bCs/>
           <w:sz w:val="28"/>
           <w:szCs w:val="28"/>
-          <w:vertAlign w:val="baseline"/>
-          <w:rtl w:val="0"/>
-        </w:rPr>
-        <w:t xml:space="preserve"> del  20</w:t>
-      </w:r>
-      <w:r>
-        <w:rPr>
-          <w:b w:val="1"/>
-          <w:bCs w:val="1"/>
-          <w:sz w:val="28"/>
-          <w:szCs w:val="28"/>
-          <w:rtl w:val="0"/>
-        </w:rPr>
-        <w:t xml:space="preserve">2</w:t>
-      </w:r>
-      <w:r>
-        <w:rPr>
-          <w:b w:val="1"/>
-          <w:bCs w:val="1"/>
-          <w:sz w:val="28"/>
-          <w:szCs w:val="28"/>
-          <w:vertAlign w:val="baseline"/>
-          <w:rtl w:val="0"/>
-        </w:rPr>
-        <w:t xml:space="preserve">6</w:t>
-      </w:r>
-      <w:r>
-        <w:rPr>
-          <w:rtl w:val="0"/>
-        </w:rPr>
-      </w:r>
+        </w:rPr>
+        <w:t>del  2026</w:t>
+      </w:r>
+      <w:proofErr w:type="gramEnd"/>
     </w:p>
     <w:p>
       <w:pPr>
         <w:tabs>
-          <w:tab w:val="left" w:leader="none" w:pos="1815"/>
+          <w:tab w:val="left" w:pos="1815"/>
         </w:tabs>
         <w:jc w:val="center"/>
         <w:rPr>
-          <w:b w:val="0"/>
-          <w:bCs w:val="0"/>
           <w:color w:val="000000"/>
           <w:sz w:val="36"/>
           <w:szCs w:val="36"/>
-          <w:vertAlign w:val="baseline"/>
-        </w:rPr>
-      </w:pPr>
-      <w:r>
-        <w:rPr>
-          <w:b w:val="1"/>
-          <w:bCs w:val="1"/>
+        </w:rPr>
+      </w:pPr>
+      <w:r>
+        <w:rPr>
+          <w:b/>
+          <w:bCs/>
           <w:color w:val="000000"/>
           <w:sz w:val="36"/>
           <w:szCs w:val="36"/>
-          <w:vertAlign w:val="baseline"/>
-          <w:rtl w:val="0"/>
-        </w:rPr>
-        <w:t xml:space="preserve">Control de Versiones</w:t>
-      </w:r>
-      <w:r>
-        <w:rPr>
-          <w:rtl w:val="0"/>
-        </w:rPr>
+        </w:rPr>
+        <w:lastRenderedPageBreak/>
+        <w:t>Control de Versiones</w:t>
       </w:r>
     </w:p>
     <w:tbl>
       <w:tblPr>
-        <w:tblStyle w:val="Table1"/>
-        <w:tblpPr w:leftFromText="141" w:rightFromText="141" w:topFromText="0" w:bottomFromText="0" w:vertAnchor="text" w:horzAnchor="text" w:tblpX="0" w:tblpY="2430"/>
-        <w:tblW w:w="8880.0" w:type="dxa"/>
-        <w:jc w:val="left"/>
-        <w:tblInd w:w="-108.0" w:type="dxa"/>
+        <w:tblStyle w:val="a"/>
+        <w:tblpPr w:leftFromText="141" w:rightFromText="141" w:vertAnchor="text" w:tblpY="2430"/>
+        <w:tblW w:w="8880" w:type="dxa"/>
+        <w:tblInd w:w="0" w:type="dxa"/>
         <w:tblBorders>
-          <w:top w:color="000000" w:space="0" w:sz="6" w:val="single"/>
-          <w:left w:color="000000" w:space="0" w:sz="6" w:val="single"/>
-          <w:bottom w:color="000000" w:space="0" w:sz="6" w:val="single"/>
-          <w:right w:color="000000" w:space="0" w:sz="6" w:val="single"/>
-          <w:insideH w:color="000000" w:space="0" w:sz="6" w:val="single"/>
-          <w:insideV w:color="000000" w:space="0" w:sz="6" w:val="single"/>
+          <w:top w:val="single" w:sz="6" w:space="0" w:color="000000"/>
+          <w:left w:val="single" w:sz="6" w:space="0" w:color="000000"/>
+          <w:bottom w:val="single" w:sz="6" w:space="0" w:color="000000"/>
+          <w:right w:val="single" w:sz="6" w:space="0" w:color="000000"/>
+          <w:insideH w:val="single" w:sz="6" w:space="0" w:color="000000"/>
+          <w:insideV w:val="single" w:sz="6" w:space="0" w:color="000000"/>
         </w:tblBorders>
         <w:tblLayout w:type="fixed"/>
-        <w:tblLook w:val="0000"/>
+        <w:tblLook w:val="0000" w:firstRow="0" w:lastRow="0" w:firstColumn="0" w:lastColumn="0" w:noHBand="0" w:noVBand="0"/>
       </w:tblPr>
       <w:tblGrid>
         <w:gridCol w:w="2310"/>
         <w:gridCol w:w="1155"/>
         <w:gridCol w:w="3270"/>
         <w:gridCol w:w="2145"/>
-        <w:tblGridChange w:id="0">
-          <w:tblGrid>
-            <w:gridCol w:w="2310"/>
-            <w:gridCol w:w="1155"/>
-            <w:gridCol w:w="3270"/>
-            <w:gridCol w:w="2145"/>
-          </w:tblGrid>
-        </w:tblGridChange>
       </w:tblGrid>
       <w:tr>
-        <w:trPr>
-          <w:cantSplit w:val="0"/>
-          <w:tblHeader w:val="0"/>
-        </w:trPr>
         <w:tc>
           <w:tcPr>
+            <w:tcW w:w="2310" w:type="dxa"/>
             <w:tcMar>
-              <w:left w:w="108.0" w:type="dxa"/>
-              <w:right w:w="108.0" w:type="dxa"/>
+              <w:left w:w="108" w:type="dxa"/>
+              <w:right w:w="108" w:type="dxa"/>
             </w:tcMar>
-            <w:vAlign w:val="top"/>
           </w:tcPr>
           <w:p>
             <w:pPr>
@@ -611,35 +397,27 @@
                 <w:color w:val="000000"/>
                 <w:sz w:val="22"/>
                 <w:szCs w:val="22"/>
-                <w:vertAlign w:val="baseline"/>
               </w:rPr>
             </w:pPr>
             <w:r>
               <w:rPr>
-                <w:b w:val="1"/>
-                <w:bCs w:val="1"/>
+                <w:b/>
+                <w:bCs/>
                 <w:color w:val="000000"/>
                 <w:sz w:val="22"/>
                 <w:szCs w:val="22"/>
-                <w:vertAlign w:val="baseline"/>
-                <w:rtl w:val="0"/>
-              </w:rPr>
-              <w:t xml:space="preserve">Fecha</w:t>
-            </w:r>
-            <w:r>
-              <w:rPr>
-                <w:rtl w:val="0"/>
-              </w:rPr>
+              </w:rPr>
+              <w:t>Fecha</w:t>
             </w:r>
           </w:p>
         </w:tc>
         <w:tc>
           <w:tcPr>
+            <w:tcW w:w="1155" w:type="dxa"/>
             <w:tcMar>
-              <w:left w:w="108.0" w:type="dxa"/>
-              <w:right w:w="108.0" w:type="dxa"/>
+              <w:left w:w="108" w:type="dxa"/>
+              <w:right w:w="108" w:type="dxa"/>
             </w:tcMar>
-            <w:vAlign w:val="top"/>
           </w:tcPr>
           <w:p>
             <w:pPr>
@@ -649,35 +427,27 @@
                 <w:color w:val="000000"/>
                 <w:sz w:val="22"/>
                 <w:szCs w:val="22"/>
-                <w:vertAlign w:val="baseline"/>
               </w:rPr>
             </w:pPr>
             <w:r>
               <w:rPr>
-                <w:b w:val="1"/>
-                <w:bCs w:val="1"/>
+                <w:b/>
+                <w:bCs/>
                 <w:color w:val="000000"/>
                 <w:sz w:val="22"/>
                 <w:szCs w:val="22"/>
-                <w:vertAlign w:val="baseline"/>
-                <w:rtl w:val="0"/>
-              </w:rPr>
-              <w:t xml:space="preserve">Versión</w:t>
-            </w:r>
-            <w:r>
-              <w:rPr>
-                <w:rtl w:val="0"/>
-              </w:rPr>
+              </w:rPr>
+              <w:t>Versión</w:t>
             </w:r>
           </w:p>
         </w:tc>
         <w:tc>
           <w:tcPr>
+            <w:tcW w:w="3270" w:type="dxa"/>
             <w:tcMar>
-              <w:left w:w="108.0" w:type="dxa"/>
-              <w:right w:w="108.0" w:type="dxa"/>
+              <w:left w:w="108" w:type="dxa"/>
+              <w:right w:w="108" w:type="dxa"/>
             </w:tcMar>
-            <w:vAlign w:val="top"/>
           </w:tcPr>
           <w:p>
             <w:pPr>
@@ -687,35 +457,27 @@
                 <w:color w:val="000000"/>
                 <w:sz w:val="22"/>
                 <w:szCs w:val="22"/>
-                <w:vertAlign w:val="baseline"/>
               </w:rPr>
             </w:pPr>
             <w:r>
               <w:rPr>
-                <w:b w:val="1"/>
-                <w:bCs w:val="1"/>
+                <w:b/>
+                <w:bCs/>
                 <w:color w:val="000000"/>
                 <w:sz w:val="22"/>
                 <w:szCs w:val="22"/>
-                <w:vertAlign w:val="baseline"/>
-                <w:rtl w:val="0"/>
-              </w:rPr>
-              <w:t xml:space="preserve">Descripción</w:t>
-            </w:r>
-            <w:r>
-              <w:rPr>
-                <w:rtl w:val="0"/>
-              </w:rPr>
+              </w:rPr>
+              <w:t>Descripción</w:t>
             </w:r>
           </w:p>
         </w:tc>
         <w:tc>
           <w:tcPr>
+            <w:tcW w:w="2145" w:type="dxa"/>
             <w:tcMar>
-              <w:left w:w="108.0" w:type="dxa"/>
-              <w:right w:w="108.0" w:type="dxa"/>
+              <w:left w:w="108" w:type="dxa"/>
+              <w:right w:w="108" w:type="dxa"/>
             </w:tcMar>
-            <w:vAlign w:val="top"/>
           </w:tcPr>
           <w:p>
             <w:pPr>
@@ -725,41 +487,29 @@
                 <w:color w:val="000000"/>
                 <w:sz w:val="22"/>
                 <w:szCs w:val="22"/>
-                <w:vertAlign w:val="baseline"/>
               </w:rPr>
             </w:pPr>
             <w:r>
               <w:rPr>
-                <w:b w:val="1"/>
-                <w:bCs w:val="1"/>
+                <w:b/>
+                <w:bCs/>
                 <w:color w:val="000000"/>
                 <w:sz w:val="22"/>
                 <w:szCs w:val="22"/>
-                <w:vertAlign w:val="baseline"/>
-                <w:rtl w:val="0"/>
-              </w:rPr>
-              <w:t xml:space="preserve">Autor</w:t>
-            </w:r>
-            <w:r>
-              <w:rPr>
-                <w:rtl w:val="0"/>
-              </w:rPr>
+              </w:rPr>
+              <w:t>Autor</w:t>
             </w:r>
           </w:p>
         </w:tc>
       </w:tr>
       <w:tr>
-        <w:trPr>
-          <w:cantSplit w:val="0"/>
-          <w:tblHeader w:val="0"/>
-        </w:trPr>
         <w:tc>
           <w:tcPr>
+            <w:tcW w:w="2310" w:type="dxa"/>
             <w:tcMar>
-              <w:left w:w="108.0" w:type="dxa"/>
-              <w:right w:w="108.0" w:type="dxa"/>
+              <w:left w:w="108" w:type="dxa"/>
+              <w:right w:w="108" w:type="dxa"/>
             </w:tcMar>
-            <w:vAlign w:val="top"/>
           </w:tcPr>
           <w:p>
             <w:pPr>
@@ -768,72 +518,62 @@
                 <w:color w:val="000000"/>
                 <w:sz w:val="22"/>
                 <w:szCs w:val="22"/>
-                <w:vertAlign w:val="baseline"/>
               </w:rPr>
             </w:pPr>
             <w:r>
               <w:rPr>
                 <w:sz w:val="22"/>
                 <w:szCs w:val="22"/>
-                <w:rtl w:val="0"/>
-              </w:rPr>
-              <w:t xml:space="preserve">02</w:t>
+              </w:rPr>
+              <w:t>02</w:t>
             </w:r>
             <w:r>
               <w:rPr>
                 <w:color w:val="000000"/>
                 <w:sz w:val="22"/>
                 <w:szCs w:val="22"/>
-                <w:vertAlign w:val="baseline"/>
-                <w:rtl w:val="0"/>
-              </w:rPr>
-              <w:t xml:space="preserve">/</w:t>
+              </w:rPr>
+              <w:t>/</w:t>
             </w:r>
             <w:r>
               <w:rPr>
                 <w:sz w:val="22"/>
                 <w:szCs w:val="22"/>
-                <w:rtl w:val="0"/>
-              </w:rPr>
-              <w:t xml:space="preserve">05</w:t>
+              </w:rPr>
+              <w:t>05</w:t>
             </w:r>
             <w:r>
               <w:rPr>
                 <w:color w:val="000000"/>
                 <w:sz w:val="22"/>
                 <w:szCs w:val="22"/>
-                <w:vertAlign w:val="baseline"/>
-                <w:rtl w:val="0"/>
-              </w:rPr>
-              <w:t xml:space="preserve">/20</w:t>
+              </w:rPr>
+              <w:t>/20</w:t>
             </w:r>
             <w:r>
               <w:rPr>
                 <w:sz w:val="22"/>
                 <w:szCs w:val="22"/>
-                <w:rtl w:val="0"/>
-              </w:rPr>
-              <w:t xml:space="preserve">2</w:t>
+              </w:rPr>
+              <w:t>2</w:t>
             </w:r>
             <w:r>
               <w:rPr>
                 <w:color w:val="000000"/>
                 <w:sz w:val="22"/>
                 <w:szCs w:val="22"/>
-                <w:vertAlign w:val="baseline"/>
-                <w:rtl w:val="0"/>
-              </w:rPr>
-              <w:t xml:space="preserve">6</w:t>
+              </w:rPr>
+              <w:t>6</w:t>
             </w:r>
           </w:p>
         </w:tc>
         <w:tc>
           <w:tcPr>
+            <w:tcW w:w="1155" w:type="dxa"/>
             <w:tcMar>
-              <w:left w:w="108.0" w:type="dxa"/>
-              <w:right w:w="108.0" w:type="dxa"/>
+              <w:left w:w="108" w:type="dxa"/>
+              <w:right w:w="108" w:type="dxa"/>
             </w:tcMar>
-            <w:vAlign w:val="top"/>
           </w:tcPr>
           <w:p>
             <w:pPr>
@@ -842,7 +582,6 @@
                 <w:color w:val="000000"/>
                 <w:sz w:val="22"/>
                 <w:szCs w:val="22"/>
-                <w:vertAlign w:val="baseline"/>
               </w:rPr>
             </w:pPr>
             <w:r>
@@ -850,20 +589,18 @@
                 <w:color w:val="000000"/>
                 <w:sz w:val="22"/>
                 <w:szCs w:val="22"/>
-                <w:vertAlign w:val="baseline"/>
-                <w:rtl w:val="0"/>
-              </w:rPr>
-              <w:t xml:space="preserve">1.0</w:t>
+              </w:rPr>
+              <w:t>1.0</w:t>
             </w:r>
           </w:p>
         </w:tc>
         <w:tc>
           <w:tcPr>
+            <w:tcW w:w="3270" w:type="dxa"/>
             <w:tcMar>
-              <w:left w:w="108.0" w:type="dxa"/>
-              <w:right w:w="108.0" w:type="dxa"/>
+              <w:left w:w="108" w:type="dxa"/>
+              <w:right w:w="108" w:type="dxa"/>
             </w:tcMar>
-            <w:vAlign w:val="top"/>
           </w:tcPr>
           <w:p>
             <w:pPr>
@@ -872,7 +609,6 @@
                 <w:color w:val="000000"/>
                 <w:sz w:val="22"/>
                 <w:szCs w:val="22"/>
-                <w:vertAlign w:val="baseline"/>
               </w:rPr>
             </w:pPr>
             <w:r>
@@ -880,20 +616,18 @@
                 <w:color w:val="000000"/>
                 <w:sz w:val="22"/>
                 <w:szCs w:val="22"/>
-                <w:vertAlign w:val="baseline"/>
-                <w:rtl w:val="0"/>
-              </w:rPr>
-              <w:t xml:space="preserve">Creación del documento.</w:t>
+              </w:rPr>
+              <w:t>Creación del documento.</w:t>
             </w:r>
           </w:p>
         </w:tc>
         <w:tc>
           <w:tcPr>
+            <w:tcW w:w="2145" w:type="dxa"/>
             <w:tcMar>
-              <w:left w:w="108.0" w:type="dxa"/>
-              <w:right w:w="108.0" w:type="dxa"/>
+              <w:left w:w="108" w:type="dxa"/>
+              <w:right w:w="108" w:type="dxa"/>
             </w:tcMar>
-            <w:vAlign w:val="top"/>
           </w:tcPr>
           <w:p>
             <w:pPr>
@@ -902,38 +636,38 @@
                 <w:color w:val="000000"/>
                 <w:sz w:val="22"/>
                 <w:szCs w:val="22"/>
-                <w:vertAlign w:val="baseline"/>
               </w:rPr>
             </w:pPr>
             <w:r>
               <w:rPr>
                 <w:sz w:val="22"/>
                 <w:szCs w:val="22"/>
-                <w:rtl w:val="0"/>
-              </w:rPr>
-              <w:t xml:space="preserve">Judith Ccahuana</w:t>
+              </w:rPr>
+              <w:t xml:space="preserve">Judith </w:t>
             </w:r>
+            <w:proofErr w:type="spellStart"/>
             <w:r>
               <w:rPr>
-                <w:rtl w:val="0"/>
-              </w:rPr>
+                <w:sz w:val="22"/>
+                <w:szCs w:val="22"/>
+              </w:rPr>
+              <w:t>Ccahuana</w:t>
             </w:r>
+            <w:proofErr w:type="spellEnd"/>
           </w:p>
         </w:tc>
       </w:tr>
       <w:tr>
         <w:trPr>
-          <w:cantSplit w:val="0"/>
-          <w:trHeight w:val="634.4677734375" w:hRule="atLeast"/>
-          <w:tblHeader w:val="0"/>
+          <w:trHeight w:val="634"/>
         </w:trPr>
         <w:tc>
           <w:tcPr>
+            <w:tcW w:w="2310" w:type="dxa"/>
             <w:tcMar>
-              <w:left w:w="108.0" w:type="dxa"/>
-              <w:right w:w="108.0" w:type="dxa"/>
+              <w:left w:w="108" w:type="dxa"/>
+              <w:right w:w="108" w:type="dxa"/>
             </w:tcMar>
-            <w:vAlign w:val="top"/>
           </w:tcPr>
           <w:p>
             <w:pPr>
@@ -942,23 +676,17 @@
                 <w:color w:val="000000"/>
                 <w:sz w:val="22"/>
                 <w:szCs w:val="22"/>
-                <w:vertAlign w:val="baseline"/>
               </w:rPr>
             </w:pPr>
-            <w:r>
-              <w:rPr>
-                <w:rtl w:val="0"/>
-              </w:rPr>
-            </w:r>
           </w:p>
         </w:tc>
         <w:tc>
           <w:tcPr>
+            <w:tcW w:w="1155" w:type="dxa"/>
             <w:tcMar>
-              <w:left w:w="108.0" w:type="dxa"/>
-              <w:right w:w="108.0" w:type="dxa"/>
+              <w:left w:w="108" w:type="dxa"/>
+              <w:right w:w="108" w:type="dxa"/>
             </w:tcMar>
-            <w:vAlign w:val="top"/>
           </w:tcPr>
           <w:p>
             <w:pPr>
@@ -967,23 +695,17 @@
                 <w:color w:val="000000"/>
                 <w:sz w:val="22"/>
                 <w:szCs w:val="22"/>
-                <w:vertAlign w:val="baseline"/>
               </w:rPr>
             </w:pPr>
-            <w:r>
-              <w:rPr>
-                <w:rtl w:val="0"/>
-              </w:rPr>
-            </w:r>
           </w:p>
         </w:tc>
         <w:tc>
           <w:tcPr>
+            <w:tcW w:w="3270" w:type="dxa"/>
             <w:tcMar>
-              <w:left w:w="108.0" w:type="dxa"/>
-              <w:right w:w="108.0" w:type="dxa"/>
+              <w:left w:w="108" w:type="dxa"/>
+              <w:right w:w="108" w:type="dxa"/>
             </w:tcMar>
-            <w:vAlign w:val="top"/>
           </w:tcPr>
           <w:p>
             <w:pPr>
@@ -992,23 +714,17 @@
                 <w:color w:val="000000"/>
                 <w:sz w:val="22"/>
                 <w:szCs w:val="22"/>
-                <w:vertAlign w:val="baseline"/>
               </w:rPr>
             </w:pPr>
-            <w:r>
-              <w:rPr>
-                <w:rtl w:val="0"/>
-              </w:rPr>
-            </w:r>
           </w:p>
         </w:tc>
         <w:tc>
           <w:tcPr>
+            <w:tcW w:w="2145" w:type="dxa"/>
             <w:tcMar>
-              <w:left w:w="108.0" w:type="dxa"/>
-              <w:right w:w="108.0" w:type="dxa"/>
+              <w:left w:w="108" w:type="dxa"/>
+              <w:right w:w="108" w:type="dxa"/>
             </w:tcMar>
-            <w:vAlign w:val="top"/>
           </w:tcPr>
           <w:p>
             <w:pPr>
@@ -1017,30 +733,22 @@
                 <w:color w:val="000000"/>
                 <w:sz w:val="22"/>
                 <w:szCs w:val="22"/>
-                <w:vertAlign w:val="baseline"/>
               </w:rPr>
             </w:pPr>
-            <w:r>
-              <w:rPr>
-                <w:rtl w:val="0"/>
-              </w:rPr>
-            </w:r>
           </w:p>
         </w:tc>
       </w:tr>
       <w:tr>
         <w:trPr>
-          <w:cantSplit w:val="0"/>
-          <w:trHeight w:val="364.4677734375" w:hRule="atLeast"/>
-          <w:tblHeader w:val="0"/>
+          <w:trHeight w:val="364"/>
         </w:trPr>
         <w:tc>
           <w:tcPr>
+            <w:tcW w:w="2310" w:type="dxa"/>
             <w:tcMar>
-              <w:left w:w="108.0" w:type="dxa"/>
-              <w:right w:w="108.0" w:type="dxa"/>
+              <w:left w:w="108" w:type="dxa"/>
+              <w:right w:w="108" w:type="dxa"/>
             </w:tcMar>
-            <w:vAlign w:val="top"/>
           </w:tcPr>
           <w:p>
             <w:pPr>
@@ -1049,23 +757,17 @@
                 <w:color w:val="000000"/>
                 <w:sz w:val="22"/>
                 <w:szCs w:val="22"/>
-                <w:vertAlign w:val="baseline"/>
               </w:rPr>
             </w:pPr>
-            <w:r>
-              <w:rPr>
-                <w:rtl w:val="0"/>
-              </w:rPr>
-            </w:r>
           </w:p>
         </w:tc>
         <w:tc>
           <w:tcPr>
+            <w:tcW w:w="1155" w:type="dxa"/>
             <w:tcMar>
-              <w:left w:w="108.0" w:type="dxa"/>
-              <w:right w:w="108.0" w:type="dxa"/>
+              <w:left w:w="108" w:type="dxa"/>
+              <w:right w:w="108" w:type="dxa"/>
             </w:tcMar>
-            <w:vAlign w:val="top"/>
           </w:tcPr>
           <w:p>
             <w:pPr>
@@ -1074,23 +776,17 @@
                 <w:color w:val="000000"/>
                 <w:sz w:val="22"/>
                 <w:szCs w:val="22"/>
-                <w:vertAlign w:val="baseline"/>
               </w:rPr>
             </w:pPr>
-            <w:r>
-              <w:rPr>
-                <w:rtl w:val="0"/>
-              </w:rPr>
-            </w:r>
           </w:p>
         </w:tc>
         <w:tc>
           <w:tcPr>
+            <w:tcW w:w="3270" w:type="dxa"/>
             <w:tcMar>
-              <w:left w:w="108.0" w:type="dxa"/>
-              <w:right w:w="108.0" w:type="dxa"/>
+              <w:left w:w="108" w:type="dxa"/>
+              <w:right w:w="108" w:type="dxa"/>
             </w:tcMar>
-            <w:vAlign w:val="top"/>
           </w:tcPr>
           <w:p>
             <w:pPr>
@@ -1099,23 +795,17 @@
                 <w:color w:val="000000"/>
                 <w:sz w:val="22"/>
                 <w:szCs w:val="22"/>
-                <w:vertAlign w:val="baseline"/>
               </w:rPr>
             </w:pPr>
-            <w:r>
-              <w:rPr>
-                <w:rtl w:val="0"/>
-              </w:rPr>
-            </w:r>
           </w:p>
         </w:tc>
         <w:tc>
           <w:tcPr>
+            <w:tcW w:w="2145" w:type="dxa"/>
             <w:tcMar>
-              <w:left w:w="108.0" w:type="dxa"/>
-              <w:right w:w="108.0" w:type="dxa"/>
+              <w:left w:w="108" w:type="dxa"/>
+              <w:right w:w="108" w:type="dxa"/>
             </w:tcMar>
-            <w:vAlign w:val="top"/>
           </w:tcPr>
           <w:p>
             <w:pPr>
@@ -1124,29 +814,19 @@
                 <w:color w:val="000000"/>
                 <w:sz w:val="22"/>
                 <w:szCs w:val="22"/>
-                <w:vertAlign w:val="baseline"/>
               </w:rPr>
             </w:pPr>
-            <w:r>
-              <w:rPr>
-                <w:rtl w:val="0"/>
-              </w:rPr>
-            </w:r>
           </w:p>
         </w:tc>
       </w:tr>
       <w:tr>
-        <w:trPr>
-          <w:cantSplit w:val="0"/>
-          <w:tblHeader w:val="0"/>
-        </w:trPr>
         <w:tc>
           <w:tcPr>
+            <w:tcW w:w="2310" w:type="dxa"/>
             <w:tcMar>
-              <w:left w:w="108.0" w:type="dxa"/>
-              <w:right w:w="108.0" w:type="dxa"/>
+              <w:left w:w="108" w:type="dxa"/>
+              <w:right w:w="108" w:type="dxa"/>
             </w:tcMar>
-            <w:vAlign w:val="top"/>
           </w:tcPr>
           <w:p>
             <w:pPr>
@@ -1155,23 +835,17 @@
                 <w:color w:val="000000"/>
                 <w:sz w:val="22"/>
                 <w:szCs w:val="22"/>
-                <w:vertAlign w:val="baseline"/>
               </w:rPr>
             </w:pPr>
-            <w:r>
-              <w:rPr>
-                <w:rtl w:val="0"/>
-              </w:rPr>
-            </w:r>
           </w:p>
         </w:tc>
         <w:tc>
           <w:tcPr>
+            <w:tcW w:w="1155" w:type="dxa"/>
             <w:tcMar>
-              <w:left w:w="108.0" w:type="dxa"/>
-              <w:right w:w="108.0" w:type="dxa"/>
+              <w:left w:w="108" w:type="dxa"/>
+              <w:right w:w="108" w:type="dxa"/>
             </w:tcMar>
-            <w:vAlign w:val="top"/>
           </w:tcPr>
           <w:p>
             <w:pPr>
@@ -1180,23 +854,17 @@
                 <w:color w:val="000000"/>
                 <w:sz w:val="22"/>
                 <w:szCs w:val="22"/>
-                <w:vertAlign w:val="baseline"/>
               </w:rPr>
             </w:pPr>
-            <w:r>
-              <w:rPr>
-                <w:rtl w:val="0"/>
-              </w:rPr>
-            </w:r>
           </w:p>
         </w:tc>
         <w:tc>
           <w:tcPr>
+            <w:tcW w:w="3270" w:type="dxa"/>
             <w:tcMar>
-              <w:left w:w="108.0" w:type="dxa"/>
-              <w:right w:w="108.0" w:type="dxa"/>
+              <w:left w:w="108" w:type="dxa"/>
+              <w:right w:w="108" w:type="dxa"/>
             </w:tcMar>
-            <w:vAlign w:val="top"/>
           </w:tcPr>
           <w:p>
             <w:pPr>
@@ -1205,23 +873,17 @@
                 <w:color w:val="000000"/>
                 <w:sz w:val="22"/>
                 <w:szCs w:val="22"/>
-                <w:vertAlign w:val="baseline"/>
               </w:rPr>
             </w:pPr>
-            <w:r>
-              <w:rPr>
-                <w:rtl w:val="0"/>
-              </w:rPr>
-            </w:r>
           </w:p>
         </w:tc>
         <w:tc>
           <w:tcPr>
+            <w:tcW w:w="2145" w:type="dxa"/>
             <w:tcMar>
-              <w:left w:w="108.0" w:type="dxa"/>
-              <w:right w:w="108.0" w:type="dxa"/>
+              <w:left w:w="108" w:type="dxa"/>
+              <w:right w:w="108" w:type="dxa"/>
             </w:tcMar>
-            <w:vAlign w:val="top"/>
           </w:tcPr>
           <w:p>
             <w:pPr>
@@ -1230,29 +892,19 @@
                 <w:color w:val="000000"/>
                 <w:sz w:val="22"/>
                 <w:szCs w:val="22"/>
-                <w:vertAlign w:val="baseline"/>
               </w:rPr>
             </w:pPr>
-            <w:r>
-              <w:rPr>
-                <w:rtl w:val="0"/>
-              </w:rPr>
-            </w:r>
           </w:p>
         </w:tc>
       </w:tr>
       <w:tr>
-        <w:trPr>
-          <w:cantSplit w:val="0"/>
-          <w:tblHeader w:val="0"/>
-        </w:trPr>
         <w:tc>
           <w:tcPr>
+            <w:tcW w:w="2310" w:type="dxa"/>
             <w:tcMar>
-              <w:left w:w="108.0" w:type="dxa"/>
-              <w:right w:w="108.0" w:type="dxa"/>
+              <w:left w:w="108" w:type="dxa"/>
+              <w:right w:w="108" w:type="dxa"/>
             </w:tcMar>
-            <w:vAlign w:val="top"/>
           </w:tcPr>
           <w:p>
             <w:pPr>
@@ -1261,23 +913,17 @@
                 <w:color w:val="000000"/>
                 <w:sz w:val="22"/>
                 <w:szCs w:val="22"/>
-                <w:vertAlign w:val="baseline"/>
               </w:rPr>
             </w:pPr>
-            <w:r>
-              <w:rPr>
-                <w:rtl w:val="0"/>
-              </w:rPr>
-            </w:r>
           </w:p>
         </w:tc>
         <w:tc>
           <w:tcPr>
+            <w:tcW w:w="1155" w:type="dxa"/>
             <w:tcMar>
-              <w:left w:w="108.0" w:type="dxa"/>
-              <w:right w:w="108.0" w:type="dxa"/>
+              <w:left w:w="108" w:type="dxa"/>
+              <w:right w:w="108" w:type="dxa"/>
             </w:tcMar>
-            <w:vAlign w:val="top"/>
           </w:tcPr>
           <w:p>
             <w:pPr>
@@ -1286,23 +932,17 @@
                 <w:color w:val="000000"/>
                 <w:sz w:val="22"/>
                 <w:szCs w:val="22"/>
-                <w:vertAlign w:val="baseline"/>
               </w:rPr>
             </w:pPr>
-            <w:r>
-              <w:rPr>
-                <w:rtl w:val="0"/>
-              </w:rPr>
-            </w:r>
           </w:p>
         </w:tc>
         <w:tc>
           <w:tcPr>
+            <w:tcW w:w="3270" w:type="dxa"/>
             <w:tcMar>
-              <w:left w:w="108.0" w:type="dxa"/>
-              <w:right w:w="108.0" w:type="dxa"/>
+              <w:left w:w="108" w:type="dxa"/>
+              <w:right w:w="108" w:type="dxa"/>
             </w:tcMar>
-            <w:vAlign w:val="top"/>
           </w:tcPr>
           <w:p>
             <w:pPr>
@@ -1311,23 +951,17 @@
                 <w:color w:val="000000"/>
                 <w:sz w:val="22"/>
                 <w:szCs w:val="22"/>
-                <w:vertAlign w:val="baseline"/>
               </w:rPr>
             </w:pPr>
-            <w:r>
-              <w:rPr>
-                <w:rtl w:val="0"/>
-              </w:rPr>
-            </w:r>
           </w:p>
         </w:tc>
         <w:tc>
           <w:tcPr>
+            <w:tcW w:w="2145" w:type="dxa"/>
             <w:tcMar>
-              <w:left w:w="108.0" w:type="dxa"/>
-              <w:right w:w="108.0" w:type="dxa"/>
+              <w:left w:w="108" w:type="dxa"/>
+              <w:right w:w="108" w:type="dxa"/>
             </w:tcMar>
-            <w:vAlign w:val="top"/>
           </w:tcPr>
           <w:p>
             <w:pPr>
@@ -1336,29 +970,19 @@
                 <w:color w:val="000000"/>
                 <w:sz w:val="22"/>
                 <w:szCs w:val="22"/>
-                <w:vertAlign w:val="baseline"/>
               </w:rPr>
             </w:pPr>
-            <w:r>
-              <w:rPr>
-                <w:rtl w:val="0"/>
-              </w:rPr>
-            </w:r>
           </w:p>
         </w:tc>
       </w:tr>
       <w:tr>
-        <w:trPr>
-          <w:cantSplit w:val="0"/>
-          <w:tblHeader w:val="0"/>
-        </w:trPr>
         <w:tc>
           <w:tcPr>
+            <w:tcW w:w="2310" w:type="dxa"/>
             <w:tcMar>
-              <w:left w:w="108.0" w:type="dxa"/>
-              <w:right w:w="108.0" w:type="dxa"/>
+              <w:left w:w="108" w:type="dxa"/>
+              <w:right w:w="108" w:type="dxa"/>
             </w:tcMar>
-            <w:vAlign w:val="top"/>
           </w:tcPr>
           <w:p>
             <w:pPr>
@@ -1367,23 +991,17 @@
                 <w:color w:val="000000"/>
                 <w:sz w:val="22"/>
                 <w:szCs w:val="22"/>
-                <w:vertAlign w:val="baseline"/>
               </w:rPr>
             </w:pPr>
-            <w:r>
-              <w:rPr>
-                <w:rtl w:val="0"/>
-              </w:rPr>
-            </w:r>
           </w:p>
         </w:tc>
         <w:tc>
           <w:tcPr>
+            <w:tcW w:w="1155" w:type="dxa"/>
             <w:tcMar>
-              <w:left w:w="108.0" w:type="dxa"/>
-              <w:right w:w="108.0" w:type="dxa"/>
+              <w:left w:w="108" w:type="dxa"/>
+              <w:right w:w="108" w:type="dxa"/>
             </w:tcMar>
-            <w:vAlign w:val="top"/>
           </w:tcPr>
           <w:p>
             <w:pPr>
@@ -1392,23 +1010,17 @@
                 <w:color w:val="000000"/>
                 <w:sz w:val="22"/>
                 <w:szCs w:val="22"/>
-                <w:vertAlign w:val="baseline"/>
               </w:rPr>
             </w:pPr>
-            <w:r>
-              <w:rPr>
-                <w:rtl w:val="0"/>
-              </w:rPr>
-            </w:r>
           </w:p>
         </w:tc>
         <w:tc>
           <w:tcPr>
+            <w:tcW w:w="3270" w:type="dxa"/>
             <w:tcMar>
-              <w:left w:w="108.0" w:type="dxa"/>
-              <w:right w:w="108.0" w:type="dxa"/>
+              <w:left w:w="108" w:type="dxa"/>
+              <w:right w:w="108" w:type="dxa"/>
             </w:tcMar>
-            <w:vAlign w:val="top"/>
           </w:tcPr>
           <w:p>
             <w:pPr>
@@ -1417,23 +1029,17 @@
                 <w:color w:val="000000"/>
                 <w:sz w:val="22"/>
                 <w:szCs w:val="22"/>
-                <w:vertAlign w:val="baseline"/>
               </w:rPr>
             </w:pPr>
-            <w:r>
-              <w:rPr>
-                <w:rtl w:val="0"/>
-              </w:rPr>
-            </w:r>
           </w:p>
         </w:tc>
         <w:tc>
           <w:tcPr>
+            <w:tcW w:w="2145" w:type="dxa"/>
             <w:tcMar>
-              <w:left w:w="108.0" w:type="dxa"/>
-              <w:right w:w="108.0" w:type="dxa"/>
+              <w:left w:w="108" w:type="dxa"/>
+              <w:right w:w="108" w:type="dxa"/>
             </w:tcMar>
-            <w:vAlign w:val="top"/>
           </w:tcPr>
           <w:p>
             <w:pPr>
@@ -1442,29 +1048,19 @@
                 <w:color w:val="000000"/>
                 <w:sz w:val="22"/>
                 <w:szCs w:val="22"/>
-                <w:vertAlign w:val="baseline"/>
               </w:rPr>
             </w:pPr>
-            <w:r>
-              <w:rPr>
-                <w:rtl w:val="0"/>
-              </w:rPr>
-            </w:r>
           </w:p>
         </w:tc>
       </w:tr>
       <w:tr>
-        <w:trPr>
-          <w:cantSplit w:val="0"/>
-          <w:tblHeader w:val="0"/>
-        </w:trPr>
         <w:tc>
           <w:tcPr>
+            <w:tcW w:w="2310" w:type="dxa"/>
             <w:tcMar>
-              <w:left w:w="108.0" w:type="dxa"/>
-              <w:right w:w="108.0" w:type="dxa"/>
+              <w:left w:w="108" w:type="dxa"/>
+              <w:right w:w="108" w:type="dxa"/>
             </w:tcMar>
-            <w:vAlign w:val="top"/>
           </w:tcPr>
           <w:p>
             <w:pPr>
@@ -1473,23 +1069,17 @@
                 <w:color w:val="000000"/>
                 <w:sz w:val="22"/>
                 <w:szCs w:val="22"/>
-                <w:vertAlign w:val="baseline"/>
               </w:rPr>
             </w:pPr>
-            <w:r>
-              <w:rPr>
-                <w:rtl w:val="0"/>
-              </w:rPr>
-            </w:r>
           </w:p>
         </w:tc>
         <w:tc>
           <w:tcPr>
+            <w:tcW w:w="1155" w:type="dxa"/>
             <w:tcMar>
-              <w:left w:w="108.0" w:type="dxa"/>
-              <w:right w:w="108.0" w:type="dxa"/>
+              <w:left w:w="108" w:type="dxa"/>
+              <w:right w:w="108" w:type="dxa"/>
             </w:tcMar>
-            <w:vAlign w:val="top"/>
           </w:tcPr>
           <w:p>
             <w:pPr>
@@ -1498,23 +1088,17 @@
                 <w:color w:val="000000"/>
                 <w:sz w:val="22"/>
                 <w:szCs w:val="22"/>
-                <w:vertAlign w:val="baseline"/>
               </w:rPr>
             </w:pPr>
-            <w:r>
-              <w:rPr>
-                <w:rtl w:val="0"/>
-              </w:rPr>
-            </w:r>
           </w:p>
         </w:tc>
         <w:tc>
           <w:tcPr>
+            <w:tcW w:w="3270" w:type="dxa"/>
             <w:tcMar>
-              <w:left w:w="108.0" w:type="dxa"/>
-              <w:right w:w="108.0" w:type="dxa"/>
+              <w:left w:w="108" w:type="dxa"/>
+              <w:right w:w="108" w:type="dxa"/>
             </w:tcMar>
-            <w:vAlign w:val="top"/>
           </w:tcPr>
           <w:p>
             <w:pPr>
@@ -1523,23 +1107,17 @@
                 <w:color w:val="000000"/>
                 <w:sz w:val="22"/>
                 <w:szCs w:val="22"/>
-                <w:vertAlign w:val="baseline"/>
               </w:rPr>
             </w:pPr>
-            <w:r>
-              <w:rPr>
-                <w:rtl w:val="0"/>
-              </w:rPr>
-            </w:r>
           </w:p>
         </w:tc>
         <w:tc>
           <w:tcPr>
+            <w:tcW w:w="2145" w:type="dxa"/>
             <w:tcMar>
-              <w:left w:w="108.0" w:type="dxa"/>
-              <w:right w:w="108.0" w:type="dxa"/>
+              <w:left w:w="108" w:type="dxa"/>
+              <w:right w:w="108" w:type="dxa"/>
             </w:tcMar>
-            <w:vAlign w:val="top"/>
           </w:tcPr>
           <w:p>
             <w:pPr>
@@ -1548,14 +1126,8 @@
                 <w:color w:val="000000"/>
                 <w:sz w:val="22"/>
                 <w:szCs w:val="22"/>
-                <w:vertAlign w:val="baseline"/>
               </w:rPr>
             </w:pPr>
-            <w:r>
-              <w:rPr>
-                <w:rtl w:val="0"/>
-              </w:rPr>
-            </w:r>
           </w:p>
         </w:tc>
       </w:tr>
@@ -1563,95 +1135,57 @@
     <w:p>
       <w:pPr>
         <w:tabs>
-          <w:tab w:val="left" w:leader="none" w:pos="1815"/>
+          <w:tab w:val="left" w:pos="1815"/>
         </w:tabs>
         <w:jc w:val="center"/>
         <w:rPr>
           <w:sz w:val="32"/>
           <w:szCs w:val="32"/>
-          <w:vertAlign w:val="baseline"/>
-        </w:rPr>
-      </w:pPr>
-      <w:r>
-        <w:rPr>
-          <w:rtl w:val="0"/>
-        </w:rPr>
-      </w:r>
-    </w:p>
-    <w:p>
-      <w:pPr>
-        <w:keepNext w:val="0"/>
-        <w:keepLines w:val="0"/>
-        <w:pageBreakBefore w:val="1"/>
-        <w:widowControl w:val="1"/>
+        </w:rPr>
+      </w:pPr>
+    </w:p>
+    <w:p>
+      <w:pPr>
+        <w:pageBreakBefore/>
         <w:pBdr>
-          <w:top w:space="0" w:sz="0" w:val="nil"/>
-          <w:left w:space="0" w:sz="0" w:val="nil"/>
-          <w:bottom w:space="0" w:sz="0" w:val="nil"/>
-          <w:right w:space="0" w:sz="0" w:val="nil"/>
-          <w:between w:space="0" w:sz="0" w:val="nil"/>
+          <w:top w:val="nil"/>
+          <w:left w:val="nil"/>
+          <w:bottom w:val="nil"/>
+          <w:right w:val="nil"/>
+          <w:between w:val="nil"/>
         </w:pBdr>
-        <w:shd w:fill="auto" w:val="clear"/>
         <w:tabs>
-          <w:tab w:val="left" w:leader="none" w:pos="1815"/>
+          <w:tab w:val="left" w:pos="1815"/>
         </w:tabs>
-        <w:spacing w:after="120" w:before="600" w:line="360" w:lineRule="auto"/>
-        <w:ind w:left="0" w:right="0" w:firstLine="0"/>
+        <w:spacing w:before="600"/>
         <w:jc w:val="center"/>
         <w:rPr>
-          <w:rFonts w:ascii="Times New Roman" w:cs="Times New Roman" w:eastAsia="Times New Roman" w:hAnsi="Times New Roman"/>
-          <w:b w:val="1"/>
-          <w:bCs w:val="1"/>
-          <w:i w:val="0"/>
-          <w:iCs w:val="0"/>
-          <w:smallCaps w:val="0"/>
-          <w:strike w:val="0"/>
+          <w:b/>
+          <w:bCs/>
           <w:color w:val="000000"/>
           <w:sz w:val="32"/>
           <w:szCs w:val="32"/>
-          <w:u w:val="none"/>
-          <w:shd w:fill="auto" w:val="clear"/>
-          <w:vertAlign w:val="baseline"/>
-        </w:rPr>
-      </w:pPr>
-      <w:r>
-        <w:rPr>
-          <w:rFonts w:ascii="Times New Roman" w:cs="Times New Roman" w:eastAsia="Times New Roman" w:hAnsi="Times New Roman"/>
-          <w:b w:val="1"/>
-          <w:bCs w:val="1"/>
-          <w:i w:val="0"/>
-          <w:iCs w:val="0"/>
-          <w:smallCaps w:val="0"/>
-          <w:strike w:val="0"/>
+        </w:rPr>
+      </w:pPr>
+      <w:r>
+        <w:rPr>
+          <w:b/>
+          <w:bCs/>
           <w:color w:val="000000"/>
           <w:sz w:val="32"/>
           <w:szCs w:val="32"/>
-          <w:u w:val="none"/>
-          <w:shd w:fill="auto" w:val="clear"/>
-          <w:vertAlign w:val="baseline"/>
-          <w:rtl w:val="0"/>
-        </w:rPr>
-        <w:t xml:space="preserve">ÍNDICE</w:t>
-      </w:r>
-    </w:p>
-    <w:p>
-      <w:pPr>
-        <w:rPr>
-          <w:vertAlign w:val="baseline"/>
-        </w:rPr>
-      </w:pPr>
-      <w:r>
-        <w:rPr>
-          <w:rtl w:val="0"/>
-        </w:rPr>
-      </w:r>
-    </w:p>
+        </w:rPr>
+        <w:lastRenderedPageBreak/>
+        <w:t>ÍNDICE</w:t>
+      </w:r>
+    </w:p>
+    <w:p/>
     <w:sdt>
       <w:sdtPr>
         <w:id w:val="733410680"/>
         <w:docPartObj>
           <w:docPartGallery w:val="Table of Contents"/>
-          <w:docPartUnique w:val="1"/>
+          <w:docPartUnique/>
         </w:docPartObj>
       </w:sdtPr>
       <w:sdtContent>
@@ -1659,857 +1193,663 @@
           <w:pPr>
             <w:widowControl w:val="0"/>
             <w:tabs>
-              <w:tab w:val="right" w:leader="none" w:pos="12000"/>
+              <w:tab w:val="right" w:pos="12000"/>
             </w:tabs>
-            <w:spacing w:after="0" w:before="60" w:line="480" w:lineRule="auto"/>
+            <w:spacing w:before="60" w:after="0" w:line="480" w:lineRule="auto"/>
             <w:jc w:val="left"/>
             <w:rPr>
-              <w:b w:val="1"/>
-              <w:bCs w:val="1"/>
-              <w:i w:val="0"/>
-              <w:iCs w:val="0"/>
-              <w:smallCaps w:val="0"/>
-              <w:strike w:val="0"/>
+              <w:b/>
+              <w:bCs/>
               <w:color w:val="000000"/>
               <w:sz w:val="26"/>
               <w:szCs w:val="26"/>
-              <w:u w:val="none"/>
-              <w:shd w:fill="auto" w:val="clear"/>
-              <w:vertAlign w:val="baseline"/>
             </w:rPr>
           </w:pPr>
           <w:r>
             <w:fldChar w:fldCharType="begin"/>
+          </w:r>
+          <w:r>
             <w:instrText xml:space="preserve"> TOC \h \u \z \t "Heading 1,1,Heading 2,2,Heading 3,3,"</w:instrText>
+          </w:r>
+          <w:r>
             <w:fldChar w:fldCharType="separate"/>
           </w:r>
           <w:hyperlink w:anchor="_heading=h.je3oft65zifc">
             <w:r>
               <w:rPr>
-                <w:b w:val="1"/>
-                <w:bCs w:val="1"/>
-                <w:i w:val="0"/>
-                <w:iCs w:val="0"/>
-                <w:smallCaps w:val="0"/>
-                <w:strike w:val="0"/>
+                <w:b/>
+                <w:bCs/>
                 <w:color w:val="000000"/>
                 <w:sz w:val="26"/>
                 <w:szCs w:val="26"/>
-                <w:u w:val="none"/>
-                <w:shd w:fill="auto" w:val="clear"/>
-                <w:vertAlign w:val="baseline"/>
-                <w:rtl w:val="0"/>
-              </w:rPr>
-              <w:t xml:space="preserve">1. Introducción</w:t>
+              </w:rPr>
+              <w:t>1. Introducción</w:t>
+            </w:r>
+            <w:r>
+              <w:rPr>
+                <w:b/>
+                <w:bCs/>
+                <w:color w:val="000000"/>
+                <w:sz w:val="26"/>
+                <w:szCs w:val="26"/>
+              </w:rPr>
               <w:tab/>
-              <w:t xml:space="preserve">4</w:t>
+              <w:t>4</w:t>
             </w:r>
           </w:hyperlink>
-          <w:r>
-            <w:rPr>
-              <w:rtl w:val="0"/>
-            </w:rPr>
-          </w:r>
         </w:p>
         <w:p>
           <w:pPr>
             <w:widowControl w:val="0"/>
             <w:tabs>
-              <w:tab w:val="right" w:leader="none" w:pos="12000"/>
+              <w:tab w:val="right" w:pos="12000"/>
             </w:tabs>
-            <w:spacing w:after="0" w:before="60" w:line="480" w:lineRule="auto"/>
-            <w:ind w:left="360" w:firstLine="0"/>
+            <w:spacing w:before="60" w:after="0" w:line="480" w:lineRule="auto"/>
+            <w:ind w:left="360"/>
             <w:jc w:val="left"/>
             <w:rPr>
-              <w:b w:val="1"/>
-              <w:bCs w:val="1"/>
-              <w:i w:val="0"/>
-              <w:iCs w:val="0"/>
-              <w:smallCaps w:val="0"/>
-              <w:strike w:val="0"/>
+              <w:b/>
+              <w:bCs/>
               <w:color w:val="000000"/>
               <w:sz w:val="26"/>
               <w:szCs w:val="26"/>
-              <w:u w:val="none"/>
-              <w:shd w:fill="auto" w:val="clear"/>
-              <w:vertAlign w:val="baseline"/>
             </w:rPr>
           </w:pPr>
           <w:hyperlink w:anchor="_heading=h.2lqpbdfb8ca7">
             <w:r>
               <w:rPr>
-                <w:b w:val="1"/>
-                <w:bCs w:val="1"/>
-                <w:i w:val="0"/>
-                <w:iCs w:val="0"/>
-                <w:smallCaps w:val="0"/>
-                <w:strike w:val="0"/>
+                <w:b/>
+                <w:bCs/>
                 <w:color w:val="000000"/>
                 <w:sz w:val="26"/>
                 <w:szCs w:val="26"/>
-                <w:u w:val="none"/>
-                <w:shd w:fill="auto" w:val="clear"/>
-                <w:vertAlign w:val="baseline"/>
-                <w:rtl w:val="0"/>
-              </w:rPr>
-              <w:t xml:space="preserve">1.1 Propósito</w:t>
+              </w:rPr>
+              <w:t>1.1 Propósito</w:t>
+            </w:r>
+            <w:r>
+              <w:rPr>
+                <w:b/>
+                <w:bCs/>
+                <w:color w:val="000000"/>
+                <w:sz w:val="26"/>
+                <w:szCs w:val="26"/>
+              </w:rPr>
               <w:tab/>
-              <w:t xml:space="preserve">4</w:t>
+              <w:t>4</w:t>
             </w:r>
           </w:hyperlink>
-          <w:r>
-            <w:rPr>
-              <w:rtl w:val="0"/>
-            </w:rPr>
-          </w:r>
         </w:p>
         <w:p>
           <w:pPr>
             <w:widowControl w:val="0"/>
             <w:tabs>
-              <w:tab w:val="right" w:leader="none" w:pos="12000"/>
+              <w:tab w:val="right" w:pos="12000"/>
             </w:tabs>
-            <w:spacing w:after="0" w:before="60" w:line="480" w:lineRule="auto"/>
-            <w:ind w:left="360" w:firstLine="0"/>
+            <w:spacing w:before="60" w:after="0" w:line="480" w:lineRule="auto"/>
+            <w:ind w:left="360"/>
             <w:jc w:val="left"/>
             <w:rPr>
-              <w:b w:val="1"/>
-              <w:bCs w:val="1"/>
-              <w:i w:val="0"/>
-              <w:iCs w:val="0"/>
-              <w:smallCaps w:val="0"/>
-              <w:strike w:val="0"/>
+              <w:b/>
+              <w:bCs/>
               <w:color w:val="000000"/>
               <w:sz w:val="26"/>
               <w:szCs w:val="26"/>
-              <w:u w:val="none"/>
-              <w:shd w:fill="auto" w:val="clear"/>
-              <w:vertAlign w:val="baseline"/>
             </w:rPr>
           </w:pPr>
           <w:hyperlink w:anchor="_heading=h.or5iohye6wu">
             <w:r>
               <w:rPr>
-                <w:b w:val="1"/>
-                <w:bCs w:val="1"/>
-                <w:i w:val="0"/>
-                <w:iCs w:val="0"/>
-                <w:smallCaps w:val="0"/>
-                <w:strike w:val="0"/>
+                <w:b/>
+                <w:bCs/>
                 <w:color w:val="000000"/>
                 <w:sz w:val="26"/>
                 <w:szCs w:val="26"/>
-                <w:u w:val="none"/>
-                <w:shd w:fill="auto" w:val="clear"/>
-                <w:vertAlign w:val="baseline"/>
-                <w:rtl w:val="0"/>
-              </w:rPr>
-              <w:t xml:space="preserve">1.2 Alcance</w:t>
+              </w:rPr>
+              <w:t>1.2 Alcance</w:t>
+            </w:r>
+            <w:r>
+              <w:rPr>
+                <w:b/>
+                <w:bCs/>
+                <w:color w:val="000000"/>
+                <w:sz w:val="26"/>
+                <w:szCs w:val="26"/>
+              </w:rPr>
               <w:tab/>
-              <w:t xml:space="preserve">4</w:t>
+              <w:t>4</w:t>
             </w:r>
           </w:hyperlink>
-          <w:r>
-            <w:rPr>
-              <w:rtl w:val="0"/>
-            </w:rPr>
-          </w:r>
         </w:p>
         <w:p>
           <w:pPr>
             <w:widowControl w:val="0"/>
             <w:tabs>
-              <w:tab w:val="right" w:leader="none" w:pos="12000"/>
+              <w:tab w:val="right" w:pos="12000"/>
             </w:tabs>
-            <w:spacing w:after="0" w:before="60" w:line="480" w:lineRule="auto"/>
-            <w:ind w:left="360" w:firstLine="0"/>
+            <w:spacing w:before="60" w:after="0" w:line="480" w:lineRule="auto"/>
+            <w:ind w:left="360"/>
             <w:jc w:val="left"/>
             <w:rPr>
-              <w:b w:val="1"/>
-              <w:bCs w:val="1"/>
-              <w:i w:val="0"/>
-              <w:iCs w:val="0"/>
-              <w:smallCaps w:val="0"/>
-              <w:strike w:val="0"/>
+              <w:b/>
+              <w:bCs/>
               <w:color w:val="000000"/>
               <w:sz w:val="26"/>
               <w:szCs w:val="26"/>
-              <w:u w:val="none"/>
-              <w:shd w:fill="auto" w:val="clear"/>
-              <w:vertAlign w:val="baseline"/>
             </w:rPr>
           </w:pPr>
           <w:hyperlink w:anchor="_heading=h.ogbdglsd1vi7">
             <w:r>
               <w:rPr>
-                <w:b w:val="1"/>
-                <w:bCs w:val="1"/>
-                <w:i w:val="0"/>
-                <w:iCs w:val="0"/>
-                <w:smallCaps w:val="0"/>
-                <w:strike w:val="0"/>
+                <w:b/>
+                <w:bCs/>
                 <w:color w:val="000000"/>
                 <w:sz w:val="26"/>
                 <w:szCs w:val="26"/>
-                <w:u w:val="none"/>
-                <w:shd w:fill="auto" w:val="clear"/>
-                <w:vertAlign w:val="baseline"/>
-                <w:rtl w:val="0"/>
-              </w:rPr>
-              <w:t xml:space="preserve">1.3 Definiciones, siglas y abreviaciones</w:t>
+              </w:rPr>
+              <w:t>1.3 Definiciones, siglas y abreviaciones</w:t>
+            </w:r>
+            <w:r>
+              <w:rPr>
+                <w:b/>
+                <w:bCs/>
+                <w:color w:val="000000"/>
+                <w:sz w:val="26"/>
+                <w:szCs w:val="26"/>
+              </w:rPr>
               <w:tab/>
-              <w:t xml:space="preserve">4</w:t>
+              <w:t>4</w:t>
             </w:r>
           </w:hyperlink>
-          <w:r>
-            <w:rPr>
-              <w:rtl w:val="0"/>
-            </w:rPr>
-          </w:r>
         </w:p>
         <w:p>
           <w:pPr>
             <w:widowControl w:val="0"/>
             <w:tabs>
-              <w:tab w:val="right" w:leader="none" w:pos="12000"/>
+              <w:tab w:val="right" w:pos="12000"/>
             </w:tabs>
-            <w:spacing w:after="0" w:before="60" w:line="480" w:lineRule="auto"/>
-            <w:ind w:left="360" w:firstLine="0"/>
+            <w:spacing w:before="60" w:after="0" w:line="480" w:lineRule="auto"/>
+            <w:ind w:left="360"/>
             <w:jc w:val="left"/>
             <w:rPr>
-              <w:b w:val="1"/>
-              <w:bCs w:val="1"/>
-              <w:i w:val="0"/>
-              <w:iCs w:val="0"/>
-              <w:smallCaps w:val="0"/>
-              <w:strike w:val="0"/>
+              <w:b/>
+              <w:bCs/>
               <w:color w:val="000000"/>
               <w:sz w:val="26"/>
               <w:szCs w:val="26"/>
-              <w:u w:val="none"/>
-              <w:shd w:fill="auto" w:val="clear"/>
-              <w:vertAlign w:val="baseline"/>
             </w:rPr>
           </w:pPr>
           <w:hyperlink w:anchor="_heading=h.st9g5fnyk3sr">
             <w:r>
               <w:rPr>
-                <w:b w:val="1"/>
-                <w:bCs w:val="1"/>
-                <w:i w:val="0"/>
-                <w:iCs w:val="0"/>
-                <w:smallCaps w:val="0"/>
-                <w:strike w:val="0"/>
+                <w:b/>
+                <w:bCs/>
                 <w:color w:val="000000"/>
                 <w:sz w:val="26"/>
                 <w:szCs w:val="26"/>
-                <w:u w:val="none"/>
-                <w:shd w:fill="auto" w:val="clear"/>
-                <w:vertAlign w:val="baseline"/>
-                <w:rtl w:val="0"/>
-              </w:rPr>
-              <w:t xml:space="preserve">1.4 Referencias</w:t>
+              </w:rPr>
+              <w:t>1.4 Referencias</w:t>
+            </w:r>
+            <w:r>
+              <w:rPr>
+                <w:b/>
+                <w:bCs/>
+                <w:color w:val="000000"/>
+                <w:sz w:val="26"/>
+                <w:szCs w:val="26"/>
+              </w:rPr>
               <w:tab/>
-              <w:t xml:space="preserve">5</w:t>
+              <w:t>5</w:t>
             </w:r>
           </w:hyperlink>
-          <w:r>
-            <w:rPr>
-              <w:rtl w:val="0"/>
-            </w:rPr>
-          </w:r>
         </w:p>
         <w:p>
           <w:pPr>
             <w:widowControl w:val="0"/>
             <w:tabs>
-              <w:tab w:val="right" w:leader="none" w:pos="12000"/>
+              <w:tab w:val="right" w:pos="12000"/>
             </w:tabs>
-            <w:spacing w:after="0" w:before="60" w:line="480" w:lineRule="auto"/>
-            <w:ind w:left="360" w:firstLine="0"/>
+            <w:spacing w:before="60" w:after="0" w:line="480" w:lineRule="auto"/>
+            <w:ind w:left="360"/>
             <w:jc w:val="left"/>
             <w:rPr>
-              <w:b w:val="1"/>
-              <w:bCs w:val="1"/>
-              <w:i w:val="0"/>
-              <w:iCs w:val="0"/>
-              <w:smallCaps w:val="0"/>
-              <w:strike w:val="0"/>
+              <w:b/>
+              <w:bCs/>
               <w:color w:val="000000"/>
               <w:sz w:val="26"/>
               <w:szCs w:val="26"/>
-              <w:u w:val="none"/>
-              <w:shd w:fill="auto" w:val="clear"/>
-              <w:vertAlign w:val="baseline"/>
             </w:rPr>
           </w:pPr>
           <w:hyperlink w:anchor="_heading=h.vx8xbtjx3s6j">
             <w:r>
               <w:rPr>
-                <w:b w:val="1"/>
-                <w:bCs w:val="1"/>
-                <w:i w:val="0"/>
-                <w:iCs w:val="0"/>
-                <w:smallCaps w:val="0"/>
-                <w:strike w:val="0"/>
+                <w:b/>
+                <w:bCs/>
                 <w:color w:val="000000"/>
                 <w:sz w:val="26"/>
                 <w:szCs w:val="26"/>
-                <w:u w:val="none"/>
-                <w:shd w:fill="auto" w:val="clear"/>
-                <w:vertAlign w:val="baseline"/>
-                <w:rtl w:val="0"/>
-              </w:rPr>
-              <w:t xml:space="preserve">1.5 Resumen</w:t>
+              </w:rPr>
+              <w:t>1.5 Resumen</w:t>
+            </w:r>
+            <w:r>
+              <w:rPr>
+                <w:b/>
+                <w:bCs/>
+                <w:color w:val="000000"/>
+                <w:sz w:val="26"/>
+                <w:szCs w:val="26"/>
+              </w:rPr>
               <w:tab/>
-              <w:t xml:space="preserve">5</w:t>
+              <w:t>5</w:t>
             </w:r>
           </w:hyperlink>
-          <w:r>
-            <w:rPr>
-              <w:rtl w:val="0"/>
-            </w:rPr>
-          </w:r>
         </w:p>
         <w:p>
           <w:pPr>
             <w:widowControl w:val="0"/>
             <w:tabs>
-              <w:tab w:val="right" w:leader="none" w:pos="12000"/>
+              <w:tab w:val="right" w:pos="12000"/>
             </w:tabs>
-            <w:spacing w:after="0" w:before="60" w:line="480" w:lineRule="auto"/>
+            <w:spacing w:before="60" w:after="0" w:line="480" w:lineRule="auto"/>
             <w:jc w:val="left"/>
             <w:rPr>
-              <w:b w:val="1"/>
-              <w:bCs w:val="1"/>
-              <w:i w:val="0"/>
-              <w:iCs w:val="0"/>
-              <w:smallCaps w:val="0"/>
-              <w:strike w:val="0"/>
+              <w:b/>
+              <w:bCs/>
               <w:color w:val="000000"/>
               <w:sz w:val="26"/>
               <w:szCs w:val="26"/>
-              <w:u w:val="none"/>
-              <w:shd w:fill="auto" w:val="clear"/>
-              <w:vertAlign w:val="baseline"/>
             </w:rPr>
           </w:pPr>
           <w:hyperlink w:anchor="_heading=h.cxqucyoh8an2">
             <w:r>
               <w:rPr>
-                <w:b w:val="1"/>
-                <w:bCs w:val="1"/>
-                <w:i w:val="0"/>
-                <w:iCs w:val="0"/>
-                <w:smallCaps w:val="0"/>
-                <w:strike w:val="0"/>
+                <w:b/>
+                <w:bCs/>
                 <w:color w:val="000000"/>
                 <w:sz w:val="26"/>
                 <w:szCs w:val="26"/>
-                <w:u w:val="none"/>
-                <w:shd w:fill="auto" w:val="clear"/>
-                <w:vertAlign w:val="baseline"/>
-                <w:rtl w:val="0"/>
-              </w:rPr>
-              <w:t xml:space="preserve">2. Descripción General</w:t>
+              </w:rPr>
+              <w:t>2. Descripción General</w:t>
+            </w:r>
+            <w:r>
+              <w:rPr>
+                <w:b/>
+                <w:bCs/>
+                <w:color w:val="000000"/>
+                <w:sz w:val="26"/>
+                <w:szCs w:val="26"/>
+              </w:rPr>
               <w:tab/>
-              <w:t xml:space="preserve">6</w:t>
+              <w:t>6</w:t>
             </w:r>
           </w:hyperlink>
-          <w:r>
-            <w:rPr>
-              <w:rtl w:val="0"/>
-            </w:rPr>
-          </w:r>
         </w:p>
         <w:p>
           <w:pPr>
             <w:widowControl w:val="0"/>
             <w:tabs>
-              <w:tab w:val="right" w:leader="none" w:pos="12000"/>
+              <w:tab w:val="right" w:pos="12000"/>
             </w:tabs>
-            <w:spacing w:after="0" w:before="60" w:line="480" w:lineRule="auto"/>
-            <w:ind w:left="360" w:firstLine="0"/>
+            <w:spacing w:before="60" w:after="0" w:line="480" w:lineRule="auto"/>
+            <w:ind w:left="360"/>
             <w:jc w:val="left"/>
             <w:rPr>
-              <w:b w:val="1"/>
-              <w:bCs w:val="1"/>
-              <w:i w:val="0"/>
-              <w:iCs w:val="0"/>
-              <w:smallCaps w:val="0"/>
-              <w:strike w:val="0"/>
+              <w:b/>
+              <w:bCs/>
               <w:color w:val="000000"/>
               <w:sz w:val="26"/>
               <w:szCs w:val="26"/>
-              <w:u w:val="none"/>
-              <w:shd w:fill="auto" w:val="clear"/>
-              <w:vertAlign w:val="baseline"/>
             </w:rPr>
           </w:pPr>
           <w:hyperlink w:anchor="_heading=h.xi454htvo862">
             <w:r>
               <w:rPr>
-                <w:b w:val="1"/>
-                <w:bCs w:val="1"/>
-                <w:i w:val="0"/>
-                <w:iCs w:val="0"/>
-                <w:smallCaps w:val="0"/>
-                <w:strike w:val="0"/>
+                <w:b/>
+                <w:bCs/>
                 <w:color w:val="000000"/>
                 <w:sz w:val="26"/>
                 <w:szCs w:val="26"/>
-                <w:u w:val="none"/>
-                <w:shd w:fill="auto" w:val="clear"/>
-                <w:vertAlign w:val="baseline"/>
-                <w:rtl w:val="0"/>
-              </w:rPr>
-              <w:t xml:space="preserve">2.1 Diagrama de Casos de Usos</w:t>
+              </w:rPr>
+              <w:t>2.1 Diagrama de Casos de Usos</w:t>
+            </w:r>
+            <w:r>
+              <w:rPr>
+                <w:b/>
+                <w:bCs/>
+                <w:color w:val="000000"/>
+                <w:sz w:val="26"/>
+                <w:szCs w:val="26"/>
+              </w:rPr>
               <w:tab/>
-              <w:t xml:space="preserve">6</w:t>
+              <w:t>6</w:t>
             </w:r>
           </w:hyperlink>
-          <w:r>
-            <w:rPr>
-              <w:rtl w:val="0"/>
-            </w:rPr>
-          </w:r>
         </w:p>
         <w:p>
           <w:pPr>
             <w:widowControl w:val="0"/>
             <w:tabs>
-              <w:tab w:val="right" w:leader="none" w:pos="12000"/>
+              <w:tab w:val="right" w:pos="12000"/>
             </w:tabs>
-            <w:spacing w:after="0" w:before="60" w:line="480" w:lineRule="auto"/>
-            <w:ind w:left="360" w:firstLine="0"/>
+            <w:spacing w:before="60" w:after="0" w:line="480" w:lineRule="auto"/>
+            <w:ind w:left="360"/>
             <w:jc w:val="left"/>
             <w:rPr>
-              <w:b w:val="1"/>
-              <w:bCs w:val="1"/>
-              <w:i w:val="0"/>
-              <w:iCs w:val="0"/>
-              <w:smallCaps w:val="0"/>
-              <w:strike w:val="0"/>
+              <w:b/>
+              <w:bCs/>
               <w:color w:val="000000"/>
               <w:sz w:val="26"/>
               <w:szCs w:val="26"/>
-              <w:u w:val="none"/>
-              <w:shd w:fill="auto" w:val="clear"/>
-              <w:vertAlign w:val="baseline"/>
             </w:rPr>
           </w:pPr>
           <w:hyperlink w:anchor="_heading=h.xn1nmiq1l4k4">
             <w:r>
               <w:rPr>
-                <w:b w:val="1"/>
-                <w:bCs w:val="1"/>
-                <w:i w:val="0"/>
-                <w:iCs w:val="0"/>
-                <w:smallCaps w:val="0"/>
-                <w:strike w:val="0"/>
+                <w:b/>
+                <w:bCs/>
                 <w:color w:val="000000"/>
                 <w:sz w:val="26"/>
                 <w:szCs w:val="26"/>
-                <w:u w:val="none"/>
-                <w:shd w:fill="auto" w:val="clear"/>
-                <w:vertAlign w:val="baseline"/>
-                <w:rtl w:val="0"/>
-              </w:rPr>
-              <w:t xml:space="preserve">2.2 Descripción</w:t>
+              </w:rPr>
+              <w:t>2.2 Descripción</w:t>
+            </w:r>
+            <w:r>
+              <w:rPr>
+                <w:b/>
+                <w:bCs/>
+                <w:color w:val="000000"/>
+                <w:sz w:val="26"/>
+                <w:szCs w:val="26"/>
+              </w:rPr>
               <w:tab/>
-              <w:t xml:space="preserve">6</w:t>
+              <w:t>6</w:t>
             </w:r>
           </w:hyperlink>
-          <w:r>
-            <w:rPr>
-              <w:rtl w:val="0"/>
-            </w:rPr>
-          </w:r>
         </w:p>
         <w:p>
           <w:pPr>
             <w:widowControl w:val="0"/>
             <w:tabs>
-              <w:tab w:val="right" w:leader="none" w:pos="12000"/>
+              <w:tab w:val="right" w:pos="12000"/>
             </w:tabs>
-            <w:spacing w:after="0" w:before="60" w:line="480" w:lineRule="auto"/>
-            <w:ind w:left="360" w:firstLine="0"/>
+            <w:spacing w:before="60" w:after="0" w:line="480" w:lineRule="auto"/>
+            <w:ind w:left="360"/>
             <w:jc w:val="left"/>
             <w:rPr>
-              <w:b w:val="1"/>
-              <w:bCs w:val="1"/>
-              <w:i w:val="0"/>
-              <w:iCs w:val="0"/>
-              <w:smallCaps w:val="0"/>
-              <w:strike w:val="0"/>
+              <w:b/>
+              <w:bCs/>
               <w:color w:val="000000"/>
               <w:sz w:val="26"/>
               <w:szCs w:val="26"/>
-              <w:u w:val="none"/>
-              <w:shd w:fill="auto" w:val="clear"/>
-              <w:vertAlign w:val="baseline"/>
             </w:rPr>
           </w:pPr>
           <w:hyperlink w:anchor="_heading=h.uf8m3crirbv9">
             <w:r>
               <w:rPr>
-                <w:b w:val="1"/>
-                <w:bCs w:val="1"/>
-                <w:i w:val="0"/>
-                <w:iCs w:val="0"/>
-                <w:smallCaps w:val="0"/>
-                <w:strike w:val="0"/>
+                <w:b/>
+                <w:bCs/>
                 <w:color w:val="000000"/>
                 <w:sz w:val="26"/>
                 <w:szCs w:val="26"/>
-                <w:u w:val="none"/>
-                <w:shd w:fill="auto" w:val="clear"/>
-                <w:vertAlign w:val="baseline"/>
-                <w:rtl w:val="0"/>
-              </w:rPr>
-              <w:t xml:space="preserve">2.3 Actores</w:t>
+              </w:rPr>
+              <w:t>2.3 Actores</w:t>
+            </w:r>
+            <w:r>
+              <w:rPr>
+                <w:b/>
+                <w:bCs/>
+                <w:color w:val="000000"/>
+                <w:sz w:val="26"/>
+                <w:szCs w:val="26"/>
+              </w:rPr>
               <w:tab/>
-              <w:t xml:space="preserve">6</w:t>
+              <w:t>6</w:t>
             </w:r>
           </w:hyperlink>
-          <w:r>
-            <w:rPr>
-              <w:rtl w:val="0"/>
-            </w:rPr>
-          </w:r>
         </w:p>
         <w:p>
           <w:pPr>
             <w:widowControl w:val="0"/>
             <w:tabs>
-              <w:tab w:val="right" w:leader="none" w:pos="12000"/>
+              <w:tab w:val="right" w:pos="12000"/>
             </w:tabs>
-            <w:spacing w:after="0" w:before="60" w:line="480" w:lineRule="auto"/>
-            <w:ind w:left="360" w:firstLine="0"/>
+            <w:spacing w:before="60" w:after="0" w:line="480" w:lineRule="auto"/>
+            <w:ind w:left="360"/>
             <w:jc w:val="left"/>
             <w:rPr>
-              <w:b w:val="1"/>
-              <w:bCs w:val="1"/>
-              <w:i w:val="0"/>
-              <w:iCs w:val="0"/>
-              <w:smallCaps w:val="0"/>
-              <w:strike w:val="0"/>
+              <w:b/>
+              <w:bCs/>
               <w:color w:val="000000"/>
               <w:sz w:val="26"/>
               <w:szCs w:val="26"/>
-              <w:u w:val="none"/>
-              <w:shd w:fill="auto" w:val="clear"/>
-              <w:vertAlign w:val="baseline"/>
             </w:rPr>
           </w:pPr>
           <w:hyperlink w:anchor="_heading=h.xgp0riitzqdb">
             <w:r>
               <w:rPr>
-                <w:b w:val="1"/>
-                <w:bCs w:val="1"/>
-                <w:i w:val="0"/>
-                <w:iCs w:val="0"/>
-                <w:smallCaps w:val="0"/>
-                <w:strike w:val="0"/>
+                <w:b/>
+                <w:bCs/>
                 <w:color w:val="000000"/>
                 <w:sz w:val="26"/>
                 <w:szCs w:val="26"/>
-                <w:u w:val="none"/>
-                <w:shd w:fill="auto" w:val="clear"/>
-                <w:vertAlign w:val="baseline"/>
-                <w:rtl w:val="0"/>
-              </w:rPr>
-              <w:t xml:space="preserve">2.4 Precondiciones</w:t>
+              </w:rPr>
+              <w:t>2.4 Precondiciones</w:t>
+            </w:r>
+            <w:r>
+              <w:rPr>
+                <w:b/>
+                <w:bCs/>
+                <w:color w:val="000000"/>
+                <w:sz w:val="26"/>
+                <w:szCs w:val="26"/>
+              </w:rPr>
               <w:tab/>
-              <w:t xml:space="preserve">6</w:t>
+              <w:t>6</w:t>
             </w:r>
           </w:hyperlink>
-          <w:r>
-            <w:rPr>
-              <w:rtl w:val="0"/>
-            </w:rPr>
-          </w:r>
         </w:p>
         <w:p>
           <w:pPr>
             <w:widowControl w:val="0"/>
             <w:tabs>
-              <w:tab w:val="right" w:leader="none" w:pos="12000"/>
+              <w:tab w:val="right" w:pos="12000"/>
             </w:tabs>
-            <w:spacing w:after="0" w:before="60" w:line="480" w:lineRule="auto"/>
-            <w:ind w:left="360" w:firstLine="0"/>
+            <w:spacing w:before="60" w:after="0" w:line="480" w:lineRule="auto"/>
+            <w:ind w:left="360"/>
             <w:jc w:val="left"/>
             <w:rPr>
-              <w:b w:val="1"/>
-              <w:bCs w:val="1"/>
-              <w:i w:val="0"/>
-              <w:iCs w:val="0"/>
-              <w:smallCaps w:val="0"/>
-              <w:strike w:val="0"/>
+              <w:b/>
+              <w:bCs/>
               <w:color w:val="000000"/>
               <w:sz w:val="26"/>
               <w:szCs w:val="26"/>
-              <w:u w:val="none"/>
-              <w:shd w:fill="auto" w:val="clear"/>
-              <w:vertAlign w:val="baseline"/>
             </w:rPr>
           </w:pPr>
           <w:hyperlink w:anchor="_heading=h.a7tldws8j4hi">
             <w:r>
               <w:rPr>
-                <w:b w:val="1"/>
-                <w:bCs w:val="1"/>
-                <w:i w:val="0"/>
-                <w:iCs w:val="0"/>
-                <w:smallCaps w:val="0"/>
-                <w:strike w:val="0"/>
+                <w:b/>
+                <w:bCs/>
                 <w:color w:val="000000"/>
                 <w:sz w:val="26"/>
                 <w:szCs w:val="26"/>
-                <w:u w:val="none"/>
-                <w:shd w:fill="auto" w:val="clear"/>
-                <w:vertAlign w:val="baseline"/>
-                <w:rtl w:val="0"/>
-              </w:rPr>
-              <w:t xml:space="preserve">2.5 Pos Condiciones</w:t>
+              </w:rPr>
+              <w:t>2.5 Pos Condiciones</w:t>
+            </w:r>
+            <w:r>
+              <w:rPr>
+                <w:b/>
+                <w:bCs/>
+                <w:color w:val="000000"/>
+                <w:sz w:val="26"/>
+                <w:szCs w:val="26"/>
+              </w:rPr>
               <w:tab/>
-              <w:t xml:space="preserve">6</w:t>
+              <w:t>6</w:t>
             </w:r>
           </w:hyperlink>
-          <w:r>
-            <w:rPr>
-              <w:rtl w:val="0"/>
-            </w:rPr>
-          </w:r>
         </w:p>
         <w:p>
           <w:pPr>
             <w:widowControl w:val="0"/>
             <w:tabs>
-              <w:tab w:val="right" w:leader="none" w:pos="12000"/>
+              <w:tab w:val="right" w:pos="12000"/>
             </w:tabs>
-            <w:spacing w:after="0" w:before="60" w:line="480" w:lineRule="auto"/>
-            <w:ind w:left="360" w:firstLine="0"/>
+            <w:spacing w:before="60" w:after="0" w:line="480" w:lineRule="auto"/>
+            <w:ind w:left="360"/>
             <w:jc w:val="left"/>
             <w:rPr>
-              <w:b w:val="1"/>
-              <w:bCs w:val="1"/>
-              <w:i w:val="0"/>
-              <w:iCs w:val="0"/>
-              <w:smallCaps w:val="0"/>
-              <w:strike w:val="0"/>
+              <w:b/>
+              <w:bCs/>
               <w:color w:val="000000"/>
               <w:sz w:val="26"/>
               <w:szCs w:val="26"/>
-              <w:u w:val="none"/>
-              <w:shd w:fill="auto" w:val="clear"/>
-              <w:vertAlign w:val="baseline"/>
             </w:rPr>
           </w:pPr>
           <w:hyperlink w:anchor="_heading=h.hk7jbgsxeoru">
             <w:r>
               <w:rPr>
-                <w:b w:val="1"/>
-                <w:bCs w:val="1"/>
-                <w:i w:val="0"/>
-                <w:iCs w:val="0"/>
-                <w:smallCaps w:val="0"/>
-                <w:strike w:val="0"/>
+                <w:b/>
+                <w:bCs/>
                 <w:color w:val="000000"/>
                 <w:sz w:val="26"/>
                 <w:szCs w:val="26"/>
-                <w:u w:val="none"/>
-                <w:shd w:fill="auto" w:val="clear"/>
-                <w:vertAlign w:val="baseline"/>
-                <w:rtl w:val="0"/>
-              </w:rPr>
-              <w:t xml:space="preserve">2.6 Flujo Básico</w:t>
+              </w:rPr>
+              <w:t>2.6 Flujo Básico</w:t>
+            </w:r>
+            <w:r>
+              <w:rPr>
+                <w:b/>
+                <w:bCs/>
+                <w:color w:val="000000"/>
+                <w:sz w:val="26"/>
+                <w:szCs w:val="26"/>
+              </w:rPr>
               <w:tab/>
-              <w:t xml:space="preserve">7</w:t>
+              <w:t>7</w:t>
             </w:r>
           </w:hyperlink>
-          <w:r>
-            <w:rPr>
-              <w:rtl w:val="0"/>
-            </w:rPr>
-          </w:r>
         </w:p>
         <w:p>
           <w:pPr>
             <w:widowControl w:val="0"/>
             <w:tabs>
-              <w:tab w:val="right" w:leader="none" w:pos="12000"/>
+              <w:tab w:val="right" w:pos="12000"/>
             </w:tabs>
-            <w:spacing w:after="0" w:before="60" w:line="480" w:lineRule="auto"/>
-            <w:ind w:left="360" w:firstLine="0"/>
+            <w:spacing w:before="60" w:after="0" w:line="480" w:lineRule="auto"/>
+            <w:ind w:left="360"/>
             <w:jc w:val="left"/>
             <w:rPr>
-              <w:b w:val="1"/>
-              <w:bCs w:val="1"/>
-              <w:i w:val="0"/>
-              <w:iCs w:val="0"/>
-              <w:smallCaps w:val="0"/>
-              <w:strike w:val="0"/>
+              <w:b/>
+              <w:bCs/>
               <w:color w:val="000000"/>
               <w:sz w:val="26"/>
               <w:szCs w:val="26"/>
-              <w:u w:val="none"/>
-              <w:shd w:fill="auto" w:val="clear"/>
-              <w:vertAlign w:val="baseline"/>
             </w:rPr>
           </w:pPr>
           <w:hyperlink w:anchor="_heading=h.y69il15f3z59">
             <w:r>
               <w:rPr>
-                <w:b w:val="1"/>
-                <w:bCs w:val="1"/>
-                <w:i w:val="0"/>
-                <w:iCs w:val="0"/>
-                <w:smallCaps w:val="0"/>
-                <w:strike w:val="0"/>
+                <w:b/>
+                <w:bCs/>
                 <w:color w:val="000000"/>
                 <w:sz w:val="26"/>
                 <w:szCs w:val="26"/>
-                <w:u w:val="none"/>
-                <w:shd w:fill="auto" w:val="clear"/>
-                <w:vertAlign w:val="baseline"/>
-                <w:rtl w:val="0"/>
-              </w:rPr>
-              <w:t xml:space="preserve">2.7 Excepciones</w:t>
+              </w:rPr>
+              <w:t>2.7 Excepciones</w:t>
+            </w:r>
+            <w:r>
+              <w:rPr>
+                <w:b/>
+                <w:bCs/>
+                <w:color w:val="000000"/>
+                <w:sz w:val="26"/>
+                <w:szCs w:val="26"/>
+              </w:rPr>
               <w:tab/>
-              <w:t xml:space="preserve">7</w:t>
+              <w:t>7</w:t>
             </w:r>
           </w:hyperlink>
-          <w:r>
-            <w:rPr>
-              <w:rtl w:val="0"/>
-            </w:rPr>
-          </w:r>
         </w:p>
         <w:p>
           <w:pPr>
             <w:widowControl w:val="0"/>
             <w:tabs>
-              <w:tab w:val="right" w:leader="none" w:pos="12000"/>
+              <w:tab w:val="right" w:pos="12000"/>
             </w:tabs>
-            <w:spacing w:after="0" w:before="60" w:line="480" w:lineRule="auto"/>
-            <w:ind w:left="360" w:firstLine="0"/>
+            <w:spacing w:before="60" w:after="0" w:line="480" w:lineRule="auto"/>
+            <w:ind w:left="360"/>
             <w:jc w:val="left"/>
             <w:rPr>
-              <w:b w:val="1"/>
-              <w:bCs w:val="1"/>
-              <w:i w:val="0"/>
-              <w:iCs w:val="0"/>
-              <w:smallCaps w:val="0"/>
-              <w:strike w:val="0"/>
+              <w:b/>
+              <w:bCs/>
               <w:color w:val="000000"/>
               <w:sz w:val="26"/>
               <w:szCs w:val="26"/>
-              <w:u w:val="none"/>
-              <w:shd w:fill="auto" w:val="clear"/>
-              <w:vertAlign w:val="baseline"/>
             </w:rPr>
           </w:pPr>
           <w:hyperlink w:anchor="_heading=h.6oyl21nj92h6">
             <w:r>
               <w:rPr>
-                <w:b w:val="1"/>
-                <w:bCs w:val="1"/>
-                <w:i w:val="0"/>
-                <w:iCs w:val="0"/>
-                <w:smallCaps w:val="0"/>
-                <w:strike w:val="0"/>
+                <w:b/>
+                <w:bCs/>
                 <w:color w:val="000000"/>
                 <w:sz w:val="26"/>
                 <w:szCs w:val="26"/>
-                <w:u w:val="none"/>
-                <w:shd w:fill="auto" w:val="clear"/>
-                <w:vertAlign w:val="baseline"/>
-                <w:rtl w:val="0"/>
-              </w:rPr>
-              <w:t xml:space="preserve">2.8 Prototipos visuales</w:t>
+              </w:rPr>
+              <w:t>2.8 Prototipos visuales</w:t>
+            </w:r>
+            <w:r>
+              <w:rPr>
+                <w:b/>
+                <w:bCs/>
+                <w:color w:val="000000"/>
+                <w:sz w:val="26"/>
+                <w:szCs w:val="26"/>
+              </w:rPr>
               <w:tab/>
-              <w:t xml:space="preserve">8</w:t>
+              <w:t>8</w:t>
             </w:r>
           </w:hyperlink>
-          <w:r>
-            <w:rPr>
-              <w:rtl w:val="0"/>
-            </w:rPr>
-          </w:r>
         </w:p>
         <w:p>
           <w:pPr>
             <w:widowControl w:val="0"/>
             <w:tabs>
-              <w:tab w:val="right" w:leader="none" w:pos="12000"/>
+              <w:tab w:val="right" w:pos="12000"/>
             </w:tabs>
-            <w:spacing w:after="0" w:before="60" w:line="480" w:lineRule="auto"/>
-            <w:ind w:left="360" w:firstLine="0"/>
+            <w:spacing w:before="60" w:after="0" w:line="480" w:lineRule="auto"/>
+            <w:ind w:left="360"/>
             <w:jc w:val="left"/>
             <w:rPr>
-              <w:rFonts w:ascii="Arial" w:cs="Arial" w:eastAsia="Arial" w:hAnsi="Arial"/>
-              <w:b w:val="0"/>
-              <w:bCs w:val="0"/>
-              <w:i w:val="0"/>
-              <w:iCs w:val="0"/>
-              <w:smallCaps w:val="0"/>
-              <w:strike w:val="0"/>
+              <w:rFonts w:ascii="Arial" w:eastAsia="Arial" w:hAnsi="Arial" w:cs="Arial"/>
               <w:color w:val="000000"/>
               <w:sz w:val="22"/>
               <w:szCs w:val="22"/>
-              <w:u w:val="none"/>
-              <w:shd w:fill="auto" w:val="clear"/>
-              <w:vertAlign w:val="baseline"/>
             </w:rPr>
           </w:pPr>
           <w:hyperlink w:anchor="_heading=h.ar09seo3znob">
             <w:r>
               <w:rPr>
-                <w:b w:val="1"/>
-                <w:bCs w:val="1"/>
-                <w:i w:val="0"/>
-                <w:iCs w:val="0"/>
-                <w:smallCaps w:val="0"/>
-                <w:strike w:val="0"/>
+                <w:b/>
+                <w:bCs/>
                 <w:color w:val="000000"/>
                 <w:sz w:val="26"/>
                 <w:szCs w:val="26"/>
-                <w:u w:val="none"/>
-                <w:shd w:fill="auto" w:val="clear"/>
-                <w:vertAlign w:val="baseline"/>
-                <w:rtl w:val="0"/>
-              </w:rPr>
-              <w:t xml:space="preserve">2.9 Requerimientos no funcionales</w:t>
+              </w:rPr>
+              <w:t>2.9 Requerimientos no funcionales</w:t>
             </w:r>
           </w:hyperlink>
           <w:hyperlink w:anchor="_heading=h.ar09seo3znob">
             <w:r>
               <w:rPr>
-                <w:rFonts w:ascii="Times New Roman" w:cs="Times New Roman" w:eastAsia="Times New Roman" w:hAnsi="Times New Roman"/>
-                <w:b w:val="1"/>
-                <w:bCs w:val="1"/>
-                <w:i w:val="0"/>
-                <w:iCs w:val="0"/>
-                <w:smallCaps w:val="0"/>
-                <w:strike w:val="0"/>
-                <w:color w:val="000000"/>
-                <w:sz w:val="24"/>
-                <w:szCs w:val="24"/>
-                <w:u w:val="none"/>
-                <w:shd w:fill="auto" w:val="clear"/>
-                <w:vertAlign w:val="baseline"/>
-                <w:rtl w:val="0"/>
+                <w:b/>
+                <w:bCs/>
+                <w:color w:val="000000"/>
               </w:rPr>
               <w:tab/>
-              <w:t xml:space="preserve">9</w:t>
+              <w:t>9</w:t>
             </w:r>
           </w:hyperlink>
-          <w:r>
-            <w:rPr>
-              <w:rtl w:val="0"/>
-            </w:rPr>
-          </w:r>
           <w:r>
             <w:fldChar w:fldCharType="end"/>
           </w:r>
@@ -2523,17 +1863,13 @@
           <w:ilvl w:val="0"/>
           <w:numId w:val="8"/>
         </w:numPr>
-        <w:spacing w:after="0" w:afterAutospacing="0"/>
-        <w:rPr/>
-      </w:pPr>
-      <w:bookmarkStart w:colFirst="0" w:colLast="0" w:name="_heading=h.je3oft65zifc" w:id="3"/>
+        <w:spacing w:after="0"/>
+      </w:pPr>
+      <w:bookmarkStart w:id="3" w:name="_heading=h.je3oft65zifc" w:colFirst="0" w:colLast="0"/>
       <w:bookmarkEnd w:id="3"/>
       <w:r>
-        <w:rPr>
-          <w:vertAlign w:val="baseline"/>
-          <w:rtl w:val="0"/>
-        </w:rPr>
-        <w:t xml:space="preserve">Introducción</w:t>
+        <w:lastRenderedPageBreak/>
+        <w:t>Introducción</w:t>
       </w:r>
     </w:p>
     <w:p>
@@ -2543,52 +1879,36 @@
           <w:ilvl w:val="1"/>
           <w:numId w:val="6"/>
         </w:numPr>
-        <w:rPr/>
-      </w:pPr>
-      <w:bookmarkStart w:colFirst="0" w:colLast="0" w:name="_heading=h.2lqpbdfb8ca7" w:id="4"/>
+      </w:pPr>
+      <w:bookmarkStart w:id="4" w:name="_heading=h.2lqpbdfb8ca7" w:colFirst="0" w:colLast="0"/>
       <w:bookmarkEnd w:id="4"/>
       <w:r>
-        <w:rPr>
-          <w:vertAlign w:val="baseline"/>
-          <w:rtl w:val="0"/>
-        </w:rPr>
-        <w:t xml:space="preserve">Propósito</w:t>
-      </w:r>
-    </w:p>
-    <w:p>
-      <w:pPr>
-        <w:keepNext w:val="1"/>
-        <w:keepLines w:val="0"/>
-        <w:pageBreakBefore w:val="0"/>
-        <w:widowControl w:val="1"/>
+        <w:t>Propósito</w:t>
+      </w:r>
+    </w:p>
+    <w:p>
+      <w:pPr>
+        <w:keepNext/>
         <w:pBdr>
-          <w:top w:space="0" w:sz="0" w:val="nil"/>
-          <w:left w:space="0" w:sz="0" w:val="nil"/>
-          <w:bottom w:space="0" w:sz="0" w:val="nil"/>
-          <w:right w:space="0" w:sz="0" w:val="nil"/>
-          <w:between w:space="0" w:sz="0" w:val="nil"/>
+          <w:top w:val="nil"/>
+          <w:left w:val="nil"/>
+          <w:bottom w:val="nil"/>
+          <w:right w:val="nil"/>
+          <w:between w:val="nil"/>
         </w:pBdr>
-        <w:shd w:fill="auto" w:val="clear"/>
-        <w:spacing w:after="240" w:before="240" w:line="360" w:lineRule="auto"/>
-        <w:ind w:left="576" w:right="0" w:firstLine="0"/>
-        <w:jc w:val="both"/>
-        <w:rPr>
-          <w:sz w:val="22"/>
-          <w:szCs w:val="22"/>
-        </w:rPr>
-      </w:pPr>
-      <w:r>
-        <w:rPr>
-          <w:sz w:val="22"/>
-          <w:szCs w:val="22"/>
-          <w:rtl w:val="0"/>
-        </w:rPr>
-        <w:t xml:space="preserve">Permitir al profesional registrar de forma estructurada las recomendaciones nutricionales y agendar la fecha de retorno del paciente de manera posterior a su evaluación física.</w:t>
-      </w:r>
-      <w:r>
-        <w:rPr>
-          <w:rtl w:val="0"/>
-        </w:rPr>
+        <w:spacing w:before="240" w:after="240"/>
+        <w:ind w:left="576"/>
+        <w:rPr>
+          <w:sz w:val="22"/>
+          <w:szCs w:val="22"/>
+        </w:rPr>
+      </w:pPr>
+      <w:r>
+        <w:rPr>
+          <w:sz w:val="22"/>
+          <w:szCs w:val="22"/>
+        </w:rPr>
+        <w:t>Permitir al profesional registrar de forma estructurada las recomendaciones nutricionales y agendar la fecha de retorno del paciente de manera posterior a su evaluación física.</w:t>
       </w:r>
     </w:p>
     <w:p>
@@ -2598,68 +1918,41 @@
           <w:ilvl w:val="1"/>
           <w:numId w:val="6"/>
         </w:numPr>
-        <w:rPr/>
-      </w:pPr>
-      <w:bookmarkStart w:colFirst="0" w:colLast="0" w:name="_heading=h.or5iohye6wu" w:id="5"/>
+      </w:pPr>
+      <w:bookmarkStart w:id="5" w:name="_heading=h.or5iohye6wu" w:colFirst="0" w:colLast="0"/>
       <w:bookmarkEnd w:id="5"/>
       <w:r>
-        <w:rPr>
-          <w:vertAlign w:val="baseline"/>
-          <w:rtl w:val="0"/>
-        </w:rPr>
-        <w:t xml:space="preserve">Alcance</w:t>
-      </w:r>
-      <w:r>
-        <w:rPr>
-          <w:rtl w:val="0"/>
-        </w:rPr>
-      </w:r>
-    </w:p>
-    <w:p>
-      <w:pPr>
-        <w:keepNext w:val="1"/>
-        <w:keepLines w:val="0"/>
-        <w:pageBreakBefore w:val="0"/>
-        <w:widowControl w:val="1"/>
+        <w:t>Alcance</w:t>
+      </w:r>
+    </w:p>
+    <w:p>
+      <w:pPr>
+        <w:keepNext/>
         <w:pBdr>
-          <w:top w:space="0" w:sz="0" w:val="nil"/>
-          <w:left w:space="0" w:sz="0" w:val="nil"/>
-          <w:bottom w:space="0" w:sz="0" w:val="nil"/>
-          <w:right w:space="0" w:sz="0" w:val="nil"/>
-          <w:between w:space="0" w:sz="0" w:val="nil"/>
+          <w:top w:val="nil"/>
+          <w:left w:val="nil"/>
+          <w:bottom w:val="nil"/>
+          <w:right w:val="nil"/>
+          <w:between w:val="nil"/>
         </w:pBdr>
-        <w:shd w:fill="auto" w:val="clear"/>
-        <w:spacing w:after="240" w:before="240" w:line="360" w:lineRule="auto"/>
-        <w:ind w:left="576" w:right="0" w:firstLine="0"/>
-        <w:jc w:val="both"/>
-        <w:rPr>
-          <w:b w:val="1"/>
-          <w:bCs w:val="1"/>
-          <w:i w:val="0"/>
-          <w:iCs w:val="0"/>
-          <w:smallCaps w:val="0"/>
-          <w:strike w:val="0"/>
+        <w:spacing w:before="240" w:after="240"/>
+        <w:ind w:left="576"/>
+        <w:rPr>
+          <w:b/>
+          <w:bCs/>
           <w:color w:val="000000"/>
           <w:sz w:val="28"/>
           <w:szCs w:val="28"/>
-          <w:shd w:fill="auto" w:val="clear"/>
-          <w:vertAlign w:val="baseline"/>
-        </w:rPr>
-      </w:pPr>
-      <w:bookmarkStart w:colFirst="0" w:colLast="0" w:name="_heading=h.25z37cfnhdto" w:id="6"/>
+        </w:rPr>
+      </w:pPr>
+      <w:bookmarkStart w:id="6" w:name="_heading=h.25z37cfnhdto" w:colFirst="0" w:colLast="0"/>
       <w:bookmarkEnd w:id="6"/>
       <w:r>
         <w:rPr>
           <w:sz w:val="22"/>
           <w:szCs w:val="22"/>
-          <w:rtl w:val="0"/>
         </w:rPr>
         <w:t xml:space="preserve">Cubre la interacción en la plataforma web desde que el profesional finaliza la evaluación física y se habilitan los campos de indicaciones (alimentación y actividad física), hasta la selección de la fecha del próximo control y su asociación en la base de datos a la sesión actual. </w:t>
-      </w:r>
-      <w:r>
-        <w:rPr>
-          <w:rtl w:val="0"/>
-        </w:rPr>
       </w:r>
     </w:p>
     <w:p>
@@ -2669,38 +1962,30 @@
           <w:ilvl w:val="1"/>
           <w:numId w:val="6"/>
         </w:numPr>
-        <w:rPr/>
-      </w:pPr>
-      <w:bookmarkStart w:colFirst="0" w:colLast="0" w:name="_heading=h.ogbdglsd1vi7" w:id="7"/>
+      </w:pPr>
+      <w:bookmarkStart w:id="7" w:name="_heading=h.ogbdglsd1vi7" w:colFirst="0" w:colLast="0"/>
       <w:bookmarkEnd w:id="7"/>
       <w:r>
-        <w:rPr>
-          <w:vertAlign w:val="baseline"/>
-          <w:rtl w:val="0"/>
-        </w:rPr>
-        <w:t xml:space="preserve">Definiciones, siglas y abreviaciones</w:t>
-      </w:r>
-    </w:p>
-    <w:p>
-      <w:pPr>
-        <w:keepNext w:val="1"/>
+        <w:t>Definiciones, siglas y abreviaciones</w:t>
+      </w:r>
+    </w:p>
+    <w:p>
+      <w:pPr>
+        <w:keepNext/>
         <w:numPr>
           <w:ilvl w:val="2"/>
           <w:numId w:val="6"/>
         </w:numPr>
-        <w:spacing w:after="240" w:before="240" w:lineRule="auto"/>
-        <w:ind w:left="1855" w:hanging="720"/>
-        <w:rPr/>
-      </w:pPr>
-      <w:bookmarkStart w:colFirst="0" w:colLast="0" w:name="_heading=h.jrma5wgmydzb" w:id="8"/>
+        <w:spacing w:before="240" w:after="240"/>
+      </w:pPr>
+      <w:bookmarkStart w:id="8" w:name="_heading=h.jrma5wgmydzb" w:colFirst="0" w:colLast="0"/>
       <w:bookmarkEnd w:id="8"/>
       <w:r>
         <w:rPr>
-          <w:b w:val="1"/>
-          <w:bCs w:val="1"/>
-          <w:sz w:val="22"/>
-          <w:szCs w:val="22"/>
-          <w:rtl w:val="0"/>
+          <w:b/>
+          <w:bCs/>
+          <w:sz w:val="22"/>
+          <w:szCs w:val="22"/>
         </w:rPr>
         <w:t xml:space="preserve">SISCOP: </w:t>
       </w:r>
@@ -2708,34 +1993,25 @@
         <w:rPr>
           <w:sz w:val="22"/>
           <w:szCs w:val="22"/>
-          <w:rtl w:val="0"/>
-        </w:rPr>
-        <w:t xml:space="preserve">Sistema de Control de Peso.</w:t>
-      </w:r>
-      <w:r>
-        <w:rPr>
-          <w:rtl w:val="0"/>
-        </w:rPr>
-      </w:r>
-    </w:p>
-    <w:p>
-      <w:pPr>
-        <w:keepNext w:val="1"/>
+        </w:rPr>
+        <w:t>Sistema de Control de Peso.</w:t>
+      </w:r>
+    </w:p>
+    <w:p>
+      <w:pPr>
+        <w:keepNext/>
         <w:numPr>
           <w:ilvl w:val="2"/>
           <w:numId w:val="6"/>
         </w:numPr>
-        <w:spacing w:after="240" w:before="240" w:lineRule="auto"/>
-        <w:ind w:left="1855" w:hanging="720"/>
-        <w:rPr/>
-      </w:pPr>
-      <w:r>
-        <w:rPr>
-          <w:b w:val="1"/>
-          <w:bCs w:val="1"/>
-          <w:sz w:val="22"/>
-          <w:szCs w:val="22"/>
-          <w:rtl w:val="0"/>
+        <w:spacing w:before="240" w:after="240"/>
+      </w:pPr>
+      <w:r>
+        <w:rPr>
+          <w:b/>
+          <w:bCs/>
+          <w:sz w:val="22"/>
+          <w:szCs w:val="22"/>
         </w:rPr>
         <w:t xml:space="preserve">Nutricionista: </w:t>
       </w:r>
@@ -2743,179 +2019,123 @@
         <w:rPr>
           <w:sz w:val="22"/>
           <w:szCs w:val="22"/>
-          <w:rtl w:val="0"/>
-        </w:rPr>
-        <w:t xml:space="preserve">Profesional encargado de evaluar y dar recomendaciones nutricionales.</w:t>
+        </w:rPr>
+        <w:t>Profesional encargado de evaluar y dar recomendaciones nutricionales.</w:t>
       </w:r>
     </w:p>
     <w:p>
       <w:pPr>
         <w:pStyle w:val="Heading2"/>
-        <w:keepNext w:val="1"/>
         <w:numPr>
           <w:ilvl w:val="1"/>
           <w:numId w:val="6"/>
         </w:numPr>
-        <w:spacing w:after="240" w:before="240" w:lineRule="auto"/>
+      </w:pPr>
+      <w:bookmarkStart w:id="9" w:name="_heading=h.st9g5fnyk3sr" w:colFirst="0" w:colLast="0"/>
+      <w:bookmarkEnd w:id="9"/>
+      <w:r>
+        <w:t>Referencias</w:t>
+      </w:r>
+    </w:p>
+    <w:p>
+      <w:pPr>
+        <w:keepNext/>
+        <w:spacing w:before="240" w:after="240"/>
         <w:ind w:left="576"/>
-        <w:rPr/>
-      </w:pPr>
-      <w:bookmarkStart w:colFirst="0" w:colLast="0" w:name="_heading=h.st9g5fnyk3sr" w:id="9"/>
-      <w:bookmarkEnd w:id="9"/>
-      <w:r>
-        <w:rPr>
-          <w:vertAlign w:val="baseline"/>
-          <w:rtl w:val="0"/>
-        </w:rPr>
-        <w:t xml:space="preserve">Referencias</w:t>
-      </w:r>
-      <w:r>
-        <w:rPr>
-          <w:rtl w:val="0"/>
-        </w:rPr>
-      </w:r>
-    </w:p>
-    <w:p>
-      <w:pPr>
-        <w:keepNext w:val="1"/>
-        <w:spacing w:after="240" w:before="240" w:lineRule="auto"/>
-        <w:ind w:left="576" w:firstLine="0"/>
-        <w:rPr>
-          <w:vertAlign w:val="baseline"/>
-        </w:rPr>
-      </w:pPr>
-      <w:r>
-        <w:rPr>
-          <w:rtl w:val="0"/>
+      </w:pPr>
+      <w:r>
+        <w:rPr>
+          <w:lang w:val="en-US"/>
         </w:rPr>
         <w:t xml:space="preserve">World Health Organization: WHO. (2025, December 8). </w:t>
       </w:r>
       <w:r>
         <w:rPr>
-          <w:i w:val="1"/>
-          <w:iCs w:val="1"/>
-          <w:rtl w:val="0"/>
-        </w:rPr>
-        <w:t xml:space="preserve">Obesidad y sobrepeso</w:t>
-      </w:r>
-      <w:r>
-        <w:rPr>
-          <w:rtl w:val="0"/>
-        </w:rPr>
-        <w:t xml:space="preserve">. https://www.who.int/es/news-room/fact-sheets/detail/obesity-and-overweight</w:t>
-      </w:r>
-      <w:r>
-        <w:rPr>
-          <w:rtl w:val="0"/>
-        </w:rPr>
+          <w:i/>
+          <w:iCs/>
+        </w:rPr>
+        <w:t>Obesidad y sobrepeso</w:t>
+      </w:r>
+      <w:r>
+        <w:t>. https://www.who.int/es/news-room/fact-sheets/detail/obesity-and-overweight</w:t>
       </w:r>
     </w:p>
     <w:p>
       <w:pPr>
         <w:pStyle w:val="Heading2"/>
-        <w:keepNext w:val="1"/>
         <w:numPr>
           <w:ilvl w:val="1"/>
           <w:numId w:val="6"/>
         </w:numPr>
-        <w:spacing w:after="240" w:before="240" w:lineRule="auto"/>
+      </w:pPr>
+      <w:bookmarkStart w:id="10" w:name="_heading=h.vx8xbtjx3s6j" w:colFirst="0" w:colLast="0"/>
+      <w:bookmarkEnd w:id="10"/>
+      <w:r>
+        <w:t>Resumen</w:t>
+      </w:r>
+    </w:p>
+    <w:p>
+      <w:pPr>
+        <w:keepNext/>
+        <w:pBdr>
+          <w:top w:val="nil"/>
+          <w:left w:val="nil"/>
+          <w:bottom w:val="nil"/>
+          <w:right w:val="nil"/>
+          <w:between w:val="nil"/>
+        </w:pBdr>
+        <w:spacing w:before="240" w:after="240"/>
         <w:ind w:left="576"/>
-        <w:rPr/>
-      </w:pPr>
-      <w:bookmarkStart w:colFirst="0" w:colLast="0" w:name="_heading=h.vx8xbtjx3s6j" w:id="10"/>
-      <w:bookmarkEnd w:id="10"/>
-      <w:r>
-        <w:rPr>
-          <w:vertAlign w:val="baseline"/>
-          <w:rtl w:val="0"/>
-        </w:rPr>
-        <w:t xml:space="preserve">Resumen</w:t>
-      </w:r>
-      <w:r>
-        <w:rPr>
-          <w:rtl w:val="0"/>
-        </w:rPr>
-      </w:r>
-    </w:p>
-    <w:p>
-      <w:pPr>
-        <w:keepNext w:val="1"/>
-        <w:keepLines w:val="0"/>
-        <w:pageBreakBefore w:val="0"/>
-        <w:widowControl w:val="1"/>
-        <w:pBdr>
-          <w:top w:space="0" w:sz="0" w:val="nil"/>
-          <w:left w:space="0" w:sz="0" w:val="nil"/>
-          <w:bottom w:space="0" w:sz="0" w:val="nil"/>
-          <w:right w:space="0" w:sz="0" w:val="nil"/>
-          <w:between w:space="0" w:sz="0" w:val="nil"/>
-        </w:pBdr>
-        <w:shd w:fill="auto" w:val="clear"/>
-        <w:spacing w:after="240" w:before="240" w:line="360" w:lineRule="auto"/>
-        <w:ind w:left="576" w:right="0" w:firstLine="0"/>
-        <w:jc w:val="both"/>
-        <w:rPr>
-          <w:sz w:val="22"/>
-          <w:szCs w:val="22"/>
-        </w:rPr>
-      </w:pPr>
-      <w:bookmarkStart w:colFirst="0" w:colLast="0" w:name="_heading=h.u7w76v8hnr67" w:id="11"/>
+        <w:rPr>
+          <w:sz w:val="22"/>
+          <w:szCs w:val="22"/>
+        </w:rPr>
+      </w:pPr>
+      <w:bookmarkStart w:id="11" w:name="_heading=h.u7w76v8hnr67" w:colFirst="0" w:colLast="0"/>
       <w:bookmarkEnd w:id="11"/>
       <w:r>
         <w:rPr>
           <w:sz w:val="22"/>
           <w:szCs w:val="22"/>
-          <w:rtl w:val="0"/>
-        </w:rPr>
-        <w:t xml:space="preserve">Proceso mediante el cual el nutricionista registra las recomendaciones de alimentación y actividad física, y define la fecha de la siguiente cita del paciente, asociándolas a su historia clínica.</w:t>
+        </w:rPr>
+        <w:t>Proceso mediante el cual el nutricionista registra las recomendaciones de alimentación y actividad física, y define la fecha de la siguiente cita del paciente, asociándolas a su historia clínica.</w:t>
       </w:r>
     </w:p>
     <w:p>
       <w:pPr>
         <w:pStyle w:val="Heading1"/>
-        <w:keepNext w:val="1"/>
         <w:numPr>
           <w:ilvl w:val="0"/>
           <w:numId w:val="6"/>
         </w:numPr>
-        <w:spacing w:after="240" w:before="240" w:lineRule="auto"/>
-        <w:ind w:left="858" w:hanging="432"/>
-        <w:jc w:val="center"/>
-        <w:rPr/>
-      </w:pPr>
-      <w:bookmarkStart w:colFirst="0" w:colLast="0" w:name="_heading=h.cxqucyoh8an2" w:id="12"/>
+        <w:spacing w:before="240" w:after="240"/>
+      </w:pPr>
+      <w:bookmarkStart w:id="12" w:name="_heading=h.cxqucyoh8an2" w:colFirst="0" w:colLast="0"/>
       <w:bookmarkEnd w:id="12"/>
       <w:r>
-        <w:rPr>
-          <w:rtl w:val="0"/>
-        </w:rPr>
-        <w:t xml:space="preserve">Descripción General</w:t>
+        <w:lastRenderedPageBreak/>
+        <w:t>Descripción General</w:t>
       </w:r>
     </w:p>
     <w:p>
       <w:pPr>
         <w:pStyle w:val="Heading2"/>
-        <w:keepNext w:val="1"/>
         <w:numPr>
           <w:ilvl w:val="1"/>
           <w:numId w:val="6"/>
         </w:numPr>
-        <w:spacing w:after="240" w:before="240" w:lineRule="auto"/>
-        <w:ind w:left="576"/>
-        <w:rPr/>
-      </w:pPr>
-      <w:bookmarkStart w:colFirst="0" w:colLast="0" w:name="_heading=h.xi454htvo862" w:id="13"/>
+      </w:pPr>
+      <w:bookmarkStart w:id="13" w:name="_heading=h.xi454htvo862" w:colFirst="0" w:colLast="0"/>
       <w:bookmarkEnd w:id="13"/>
       <w:r>
-        <w:rPr>
-          <w:vertAlign w:val="baseline"/>
-          <w:rtl w:val="0"/>
-        </w:rPr>
-        <w:t xml:space="preserve">Diagrama de Casos de Usos</w:t>
-      </w:r>
-      <w:r>
+        <w:t>Diagrama de Casos de Usos</w:t>
+      </w:r>
+      <w:r>
+        <w:rPr>
+          <w:noProof/>
+        </w:rPr>
         <w:drawing>
-          <wp:anchor allowOverlap="1" behindDoc="0" distB="114300" distT="114300" distL="114300" distR="114300" hidden="0" layoutInCell="1" locked="0" relativeHeight="0" simplePos="0">
+          <wp:anchor distT="114300" distB="114300" distL="114300" distR="114300" simplePos="0" relativeHeight="251658240" behindDoc="0" locked="0" layoutInCell="1" hidden="0" allowOverlap="1" wp14:anchorId="4BE89CC1" wp14:editId="35D2672A">
             <wp:simplePos x="0" y="0"/>
             <wp:positionH relativeFrom="column">
               <wp:posOffset>1096</wp:posOffset>
@@ -2924,19 +2144,20 @@
               <wp:posOffset>685800</wp:posOffset>
             </wp:positionV>
             <wp:extent cx="5393340" cy="2616200"/>
-            <wp:effectExtent b="0" l="0" r="0" t="0"/>
-            <wp:wrapTopAndBottom distB="114300" distT="114300"/>
+            <wp:effectExtent l="0" t="0" r="0" b="0"/>
+            <wp:wrapTopAndBottom distT="114300" distB="114300"/>
             <wp:docPr id="1" name="image1.png"/>
-            <a:graphic>
+            <wp:cNvGraphicFramePr/>
+            <a:graphic xmlns:a="http://schemas.openxmlformats.org/drawingml/2006/main">
               <a:graphicData uri="http://schemas.openxmlformats.org/drawingml/2006/picture">
-                <pic:pic>
+                <pic:pic xmlns:pic="http://schemas.openxmlformats.org/drawingml/2006/picture">
                   <pic:nvPicPr>
                     <pic:cNvPr id="0" name="image1.png"/>
                     <pic:cNvPicPr preferRelativeResize="0"/>
                   </pic:nvPicPr>
                   <pic:blipFill>
-                    <a:blip r:embed="rId7"/>
-                    <a:srcRect b="0" l="0" r="0" t="0"/>
+                    <a:blip r:embed="rId8"/>
+                    <a:srcRect/>
                     <a:stretch>
                       <a:fillRect/>
                     </a:stretch>
@@ -2946,7 +2167,9 @@
                       <a:off x="0" y="0"/>
                       <a:ext cx="5393340" cy="2616200"/>
                     </a:xfrm>
-                    <a:prstGeom prst="rect"/>
+                    <a:prstGeom prst="rect">
+                      <a:avLst/>
+                    </a:prstGeom>
                     <a:ln/>
                   </pic:spPr>
                 </pic:pic>
@@ -2958,41 +2181,30 @@
     </w:p>
     <w:p>
       <w:pPr>
-        <w:ind w:left="576" w:firstLine="0"/>
-        <w:rPr>
-          <w:vertAlign w:val="baseline"/>
-        </w:rPr>
-      </w:pPr>
-      <w:r>
-        <w:rPr>
-          <w:rtl w:val="0"/>
-        </w:rPr>
-      </w:r>
-    </w:p>
-    <w:p>
-      <w:pPr>
         <w:jc w:val="center"/>
         <w:rPr>
-          <w:vertAlign w:val="baseline"/>
-        </w:rPr>
-      </w:pPr>
-      <w:bookmarkStart w:colFirst="0" w:colLast="0" w:name="_heading=h.7tow70i9bded" w:id="14"/>
+          <w:b/>
+          <w:bCs/>
+          <w:sz w:val="22"/>
+          <w:szCs w:val="22"/>
+        </w:rPr>
+      </w:pPr>
+      <w:bookmarkStart w:id="14" w:name="_heading=h.7tow70i9bded" w:colFirst="0" w:colLast="0"/>
       <w:bookmarkEnd w:id="14"/>
       <w:r>
         <w:rPr>
-          <w:b w:val="1"/>
-          <w:bCs w:val="1"/>
-          <w:sz w:val="22"/>
-          <w:szCs w:val="22"/>
-          <w:rtl w:val="0"/>
-        </w:rPr>
-        <w:t xml:space="preserve">Figura 1. Prototipo del Caso de uso: CU - 04- Registro de indicaciones y próximo control</w:t>
-      </w:r>
-      <w:r>
-        <w:rPr>
-          <w:rtl w:val="0"/>
-        </w:rPr>
-      </w:r>
+          <w:b/>
+          <w:bCs/>
+          <w:sz w:val="22"/>
+          <w:szCs w:val="22"/>
+        </w:rPr>
+        <w:t>Figura 1. Prototipo del Caso de uso: CU - 04- Registro de indicaciones y próximo control</w:t>
+      </w:r>
+    </w:p>
+    <w:p>
+      <w:pPr>
+        <w:jc w:val="center"/>
+      </w:pPr>
     </w:p>
     <w:p>
       <w:pPr>
@@ -3001,36 +2213,29 @@
           <w:ilvl w:val="1"/>
           <w:numId w:val="6"/>
         </w:numPr>
-        <w:ind w:left="576"/>
-        <w:rPr/>
-      </w:pPr>
-      <w:bookmarkStart w:colFirst="0" w:colLast="0" w:name="_heading=h.xn1nmiq1l4k4" w:id="15"/>
+      </w:pPr>
+      <w:bookmarkStart w:id="15" w:name="_heading=h.xn1nmiq1l4k4" w:colFirst="0" w:colLast="0"/>
       <w:bookmarkEnd w:id="15"/>
       <w:r>
-        <w:rPr>
-          <w:vertAlign w:val="baseline"/>
-          <w:rtl w:val="0"/>
-        </w:rPr>
-        <w:t xml:space="preserve">Descripción</w:t>
-      </w:r>
-    </w:p>
-    <w:p>
-      <w:pPr>
-        <w:ind w:left="720" w:hanging="11.338582677165334"/>
-        <w:rPr>
-          <w:sz w:val="22"/>
-          <w:szCs w:val="22"/>
-        </w:rPr>
-      </w:pPr>
-      <w:bookmarkStart w:colFirst="0" w:colLast="0" w:name="_heading=h.hfyfzl10l6ow" w:id="16"/>
+        <w:t>Descripción</w:t>
+      </w:r>
+    </w:p>
+    <w:p>
+      <w:pPr>
+        <w:ind w:left="720" w:hanging="11"/>
+        <w:rPr>
+          <w:sz w:val="22"/>
+          <w:szCs w:val="22"/>
+        </w:rPr>
+      </w:pPr>
+      <w:bookmarkStart w:id="16" w:name="_heading=h.hfyfzl10l6ow" w:colFirst="0" w:colLast="0"/>
       <w:bookmarkEnd w:id="16"/>
       <w:r>
         <w:rPr>
           <w:sz w:val="22"/>
           <w:szCs w:val="22"/>
-          <w:rtl w:val="0"/>
-        </w:rPr>
-        <w:t xml:space="preserve">Funcionalidad que permite al profesional registrar las recomendaciones (dieta, ejercicios) y la fecha de retorno posterior a la evaluación física del paciente, guardando esta información en su historial</w:t>
+        </w:rPr>
+        <w:t>Funcionalidad que permite al profesional registrar las recomendaciones (dieta, ejercicios) y la fecha de retorno posterior a la evaluación física del paciente, guardando esta información en su historial</w:t>
       </w:r>
     </w:p>
     <w:p>
@@ -3040,29 +2245,14 @@
           <w:ilvl w:val="1"/>
           <w:numId w:val="6"/>
         </w:numPr>
-        <w:ind w:left="576"/>
-        <w:rPr/>
-      </w:pPr>
-      <w:bookmarkStart w:colFirst="0" w:colLast="0" w:name="_heading=h.uf8m3crirbv9" w:id="17"/>
+      </w:pPr>
+      <w:bookmarkStart w:id="17" w:name="_heading=h.uf8m3crirbv9" w:colFirst="0" w:colLast="0"/>
       <w:bookmarkEnd w:id="17"/>
       <w:r>
         <w:rPr>
-          <w:rFonts w:ascii="Times New Roman" w:cs="Times New Roman" w:eastAsia="Times New Roman" w:hAnsi="Times New Roman"/>
-          <w:b w:val="1"/>
-          <w:bCs w:val="1"/>
-          <w:i w:val="0"/>
-          <w:iCs w:val="0"/>
-          <w:smallCaps w:val="0"/>
-          <w:strike w:val="0"/>
           <w:color w:val="000000"/>
-          <w:sz w:val="28"/>
-          <w:szCs w:val="28"/>
-          <w:u w:val="none"/>
-          <w:shd w:fill="auto" w:val="clear"/>
-          <w:vertAlign w:val="baseline"/>
-          <w:rtl w:val="0"/>
-        </w:rPr>
-        <w:t xml:space="preserve">Actores</w:t>
+        </w:rPr>
+        <w:t>Actor</w:t>
       </w:r>
     </w:p>
     <w:p>
@@ -3071,24 +2261,17 @@
           <w:ilvl w:val="0"/>
           <w:numId w:val="1"/>
         </w:numPr>
-        <w:ind w:left="720" w:hanging="360"/>
-        <w:rPr>
-          <w:sz w:val="22"/>
-          <w:szCs w:val="22"/>
-        </w:rPr>
-      </w:pPr>
-      <w:r>
-        <w:rPr>
-          <w:sz w:val="22"/>
-          <w:szCs w:val="22"/>
-          <w:rtl w:val="0"/>
-        </w:rPr>
-        <w:t xml:space="preserve">Nutricionista</w:t>
-      </w:r>
-      <w:r>
-        <w:rPr>
-          <w:rtl w:val="0"/>
-        </w:rPr>
+        <w:rPr>
+          <w:sz w:val="22"/>
+          <w:szCs w:val="22"/>
+        </w:rPr>
+      </w:pPr>
+      <w:r>
+        <w:rPr>
+          <w:sz w:val="22"/>
+          <w:szCs w:val="22"/>
+        </w:rPr>
+        <w:t>Nutricionista</w:t>
       </w:r>
     </w:p>
     <w:p>
@@ -3098,34 +2281,14 @@
           <w:ilvl w:val="1"/>
           <w:numId w:val="6"/>
         </w:numPr>
-        <w:ind w:left="576"/>
-        <w:rPr/>
-      </w:pPr>
-      <w:bookmarkStart w:colFirst="0" w:colLast="0" w:name="_heading=h.xgp0riitzqdb" w:id="18"/>
+      </w:pPr>
+      <w:bookmarkStart w:id="18" w:name="_heading=h.xgp0riitzqdb" w:colFirst="0" w:colLast="0"/>
       <w:bookmarkEnd w:id="18"/>
       <w:r>
         <w:rPr>
-          <w:rFonts w:ascii="Times New Roman" w:cs="Times New Roman" w:eastAsia="Times New Roman" w:hAnsi="Times New Roman"/>
-          <w:b w:val="1"/>
-          <w:bCs w:val="1"/>
-          <w:i w:val="0"/>
-          <w:iCs w:val="0"/>
-          <w:smallCaps w:val="0"/>
-          <w:strike w:val="0"/>
           <w:color w:val="000000"/>
-          <w:sz w:val="28"/>
-          <w:szCs w:val="28"/>
-          <w:u w:val="none"/>
-          <w:shd w:fill="auto" w:val="clear"/>
-          <w:vertAlign w:val="baseline"/>
-          <w:rtl w:val="0"/>
-        </w:rPr>
-        <w:t xml:space="preserve">Precondiciones</w:t>
-      </w:r>
-      <w:r>
-        <w:rPr>
-          <w:rtl w:val="0"/>
-        </w:rPr>
+        </w:rPr>
+        <w:t>Precondiciones</w:t>
       </w:r>
     </w:p>
     <w:p>
@@ -3134,23 +2297,20 @@
           <w:ilvl w:val="0"/>
           <w:numId w:val="7"/>
         </w:numPr>
-        <w:spacing w:after="0" w:afterAutospacing="0"/>
-        <w:ind w:left="720" w:hanging="360"/>
+        <w:spacing w:after="0"/>
         <w:rPr>
           <w:sz w:val="22"/>
           <w:szCs w:val="22"/>
           <w:highlight w:val="white"/>
-          <w:u w:val="none"/>
-        </w:rPr>
-      </w:pPr>
-      <w:bookmarkStart w:colFirst="0" w:colLast="0" w:name="_heading=h.l1tplq4yphe3" w:id="19"/>
+        </w:rPr>
+      </w:pPr>
+      <w:bookmarkStart w:id="19" w:name="_heading=h.l1tplq4yphe3" w:colFirst="0" w:colLast="0"/>
       <w:bookmarkEnd w:id="19"/>
       <w:r>
         <w:rPr>
           <w:sz w:val="22"/>
           <w:szCs w:val="22"/>
           <w:highlight w:val="white"/>
-          <w:rtl w:val="0"/>
         </w:rPr>
         <w:t xml:space="preserve">El usuario nutricionista debe estar autenticado en la aplicación web mediante sus credenciales.  </w:t>
       </w:r>
@@ -3161,25 +2321,22 @@
           <w:ilvl w:val="0"/>
           <w:numId w:val="7"/>
         </w:numPr>
-        <w:spacing w:after="0" w:afterAutospacing="0" w:before="0" w:beforeAutospacing="0"/>
-        <w:ind w:left="720" w:hanging="360"/>
+        <w:spacing w:before="0" w:after="0"/>
         <w:rPr>
           <w:sz w:val="22"/>
           <w:szCs w:val="22"/>
           <w:highlight w:val="white"/>
-          <w:u w:val="none"/>
-        </w:rPr>
-      </w:pPr>
-      <w:bookmarkStart w:colFirst="0" w:colLast="0" w:name="_heading=h.cilpsbxr6gfa" w:id="20"/>
+        </w:rPr>
+      </w:pPr>
+      <w:bookmarkStart w:id="20" w:name="_heading=h.cilpsbxr6gfa" w:colFirst="0" w:colLast="0"/>
       <w:bookmarkEnd w:id="20"/>
       <w:r>
         <w:rPr>
           <w:sz w:val="22"/>
           <w:szCs w:val="22"/>
           <w:highlight w:val="white"/>
-          <w:rtl w:val="0"/>
-        </w:rPr>
-        <w:t xml:space="preserve">El paciente debe tener una evaluación nutricional inicial o de seguimiento (peso, talla, IMC) previamente calculada y registrada en la sesión actual.</w:t>
+        </w:rPr>
+        <w:t>El paciente debe tener una evaluación nutricional inicial o de seguimiento (peso, talla, IMC) previamente calculada y registrada en la sesión actual.</w:t>
       </w:r>
     </w:p>
     <w:p>
@@ -3188,24 +2345,22 @@
           <w:ilvl w:val="0"/>
           <w:numId w:val="7"/>
         </w:numPr>
-        <w:spacing w:before="0" w:beforeAutospacing="0"/>
-        <w:ind w:left="720" w:hanging="360"/>
+        <w:spacing w:before="0"/>
         <w:rPr>
           <w:sz w:val="22"/>
           <w:szCs w:val="22"/>
           <w:highlight w:val="white"/>
-          <w:u w:val="none"/>
-        </w:rPr>
-      </w:pPr>
-      <w:bookmarkStart w:colFirst="0" w:colLast="0" w:name="_heading=h.139ls7fw3ajb" w:id="21"/>
+        </w:rPr>
+      </w:pPr>
+      <w:bookmarkStart w:id="21" w:name="_heading=h.139ls7fw3ajb" w:colFirst="0" w:colLast="0"/>
       <w:bookmarkEnd w:id="21"/>
       <w:r>
         <w:rPr>
           <w:sz w:val="22"/>
           <w:szCs w:val="22"/>
           <w:highlight w:val="white"/>
-          <w:rtl w:val="0"/>
-        </w:rPr>
+        </w:rPr>
+        <w:lastRenderedPageBreak/>
         <w:t xml:space="preserve">El sistema debe encontrarse con el registro de una evaluación nutricional de un paciente en curso. </w:t>
       </w:r>
     </w:p>
@@ -3216,29 +2371,22 @@
           <w:ilvl w:val="1"/>
           <w:numId w:val="6"/>
         </w:numPr>
-        <w:ind w:left="576"/>
-        <w:rPr/>
-      </w:pPr>
-      <w:bookmarkStart w:colFirst="0" w:colLast="0" w:name="_heading=h.a7tldws8j4hi" w:id="22"/>
+      </w:pPr>
+      <w:bookmarkStart w:id="22" w:name="_heading=h.a7tldws8j4hi" w:colFirst="0" w:colLast="0"/>
       <w:bookmarkEnd w:id="22"/>
-      <w:r>
-        <w:rPr>
-          <w:rFonts w:ascii="Times New Roman" w:cs="Times New Roman" w:eastAsia="Times New Roman" w:hAnsi="Times New Roman"/>
-          <w:b w:val="1"/>
-          <w:bCs w:val="1"/>
-          <w:i w:val="0"/>
-          <w:iCs w:val="0"/>
-          <w:smallCaps w:val="0"/>
-          <w:strike w:val="0"/>
+      <w:proofErr w:type="spellStart"/>
+      <w:r>
+        <w:rPr>
           <w:color w:val="000000"/>
-          <w:sz w:val="28"/>
-          <w:szCs w:val="28"/>
-          <w:u w:val="none"/>
-          <w:shd w:fill="auto" w:val="clear"/>
-          <w:vertAlign w:val="baseline"/>
-          <w:rtl w:val="0"/>
-        </w:rPr>
-        <w:t xml:space="preserve">Pos Condiciones</w:t>
+        </w:rPr>
+        <w:t>Pos</w:t>
+      </w:r>
+      <w:proofErr w:type="spellEnd"/>
+      <w:r>
+        <w:rPr>
+          <w:color w:val="000000"/>
+        </w:rPr>
+        <w:t xml:space="preserve"> Condiciones</w:t>
       </w:r>
     </w:p>
     <w:p>
@@ -3247,12 +2395,10 @@
           <w:ilvl w:val="0"/>
           <w:numId w:val="4"/>
         </w:numPr>
-        <w:ind w:left="720" w:hanging="360"/>
         <w:rPr>
           <w:sz w:val="22"/>
           <w:szCs w:val="22"/>
           <w:highlight w:val="white"/>
-          <w:u w:val="none"/>
         </w:rPr>
       </w:pPr>
       <w:r>
@@ -3260,21 +2406,14 @@
           <w:sz w:val="22"/>
           <w:szCs w:val="22"/>
           <w:highlight w:val="white"/>
-          <w:rtl w:val="0"/>
-        </w:rPr>
-        <w:t xml:space="preserve">Las indicaciones y la fecha de seguimiento quedan guardadas en la base de datos de forma persistente y asociadas a la sesión de evaluación actual, quedando listas para la generación de la ficha en PDF.</w:t>
-      </w:r>
-    </w:p>
-    <w:p>
-      <w:pPr>
-        <w:ind w:left="576" w:firstLine="0"/>
-        <w:rPr/>
-      </w:pPr>
-      <w:r>
-        <w:rPr>
-          <w:rtl w:val="0"/>
-        </w:rPr>
-      </w:r>
+        </w:rPr>
+        <w:t>Las indicaciones y la fecha de seguimiento quedan guardadas en la base de datos de forma persistente y asociadas a la sesión de evaluación actual, quedando listas para la generación de la ficha en PDF.</w:t>
+      </w:r>
+    </w:p>
+    <w:p>
+      <w:pPr>
+        <w:ind w:left="576"/>
+      </w:pPr>
     </w:p>
     <w:p>
       <w:pPr>
@@ -3283,29 +2422,14 @@
           <w:ilvl w:val="1"/>
           <w:numId w:val="6"/>
         </w:numPr>
-        <w:ind w:left="576"/>
-        <w:rPr/>
-      </w:pPr>
-      <w:bookmarkStart w:colFirst="0" w:colLast="0" w:name="_heading=h.hk7jbgsxeoru" w:id="23"/>
+      </w:pPr>
+      <w:bookmarkStart w:id="23" w:name="_heading=h.hk7jbgsxeoru" w:colFirst="0" w:colLast="0"/>
       <w:bookmarkEnd w:id="23"/>
       <w:r>
         <w:rPr>
-          <w:rFonts w:ascii="Times New Roman" w:cs="Times New Roman" w:eastAsia="Times New Roman" w:hAnsi="Times New Roman"/>
-          <w:b w:val="1"/>
-          <w:bCs w:val="1"/>
-          <w:i w:val="0"/>
-          <w:iCs w:val="0"/>
-          <w:smallCaps w:val="0"/>
-          <w:strike w:val="0"/>
           <w:color w:val="000000"/>
-          <w:sz w:val="28"/>
-          <w:szCs w:val="28"/>
-          <w:u w:val="none"/>
-          <w:shd w:fill="auto" w:val="clear"/>
-          <w:vertAlign w:val="baseline"/>
-          <w:rtl w:val="0"/>
-        </w:rPr>
-        <w:t xml:space="preserve">Flujo Básico</w:t>
+        </w:rPr>
+        <w:t>Flujo Básico</w:t>
       </w:r>
     </w:p>
     <w:p>
@@ -3314,19 +2438,16 @@
           <w:ilvl w:val="0"/>
           <w:numId w:val="3"/>
         </w:numPr>
-        <w:spacing w:after="0" w:afterAutospacing="0" w:before="200" w:lineRule="auto"/>
-        <w:ind w:left="720" w:hanging="360"/>
-        <w:rPr>
-          <w:sz w:val="22"/>
-          <w:szCs w:val="22"/>
-          <w:u w:val="none"/>
-        </w:rPr>
-      </w:pPr>
-      <w:r>
-        <w:rPr>
-          <w:sz w:val="22"/>
-          <w:szCs w:val="22"/>
-          <w:rtl w:val="0"/>
+        <w:spacing w:before="200" w:after="0"/>
+        <w:rPr>
+          <w:sz w:val="22"/>
+          <w:szCs w:val="22"/>
+        </w:rPr>
+      </w:pPr>
+      <w:r>
+        <w:rPr>
+          <w:sz w:val="22"/>
+          <w:szCs w:val="22"/>
         </w:rPr>
         <w:t xml:space="preserve">El sistema detecta que se ha completado el registro de la evaluación física y habilita la sección de "Indicaciones".  </w:t>
       </w:r>
@@ -3337,19 +2458,16 @@
           <w:ilvl w:val="0"/>
           <w:numId w:val="3"/>
         </w:numPr>
-        <w:spacing w:after="0" w:afterAutospacing="0" w:before="0" w:beforeAutospacing="0" w:lineRule="auto"/>
-        <w:ind w:left="720" w:hanging="360"/>
-        <w:rPr>
-          <w:sz w:val="22"/>
-          <w:szCs w:val="22"/>
-          <w:u w:val="none"/>
-        </w:rPr>
-      </w:pPr>
-      <w:r>
-        <w:rPr>
-          <w:sz w:val="22"/>
-          <w:szCs w:val="22"/>
-          <w:rtl w:val="0"/>
+        <w:spacing w:before="0" w:after="0"/>
+        <w:rPr>
+          <w:sz w:val="22"/>
+          <w:szCs w:val="22"/>
+        </w:rPr>
+      </w:pPr>
+      <w:r>
+        <w:rPr>
+          <w:sz w:val="22"/>
+          <w:szCs w:val="22"/>
         </w:rPr>
         <w:t xml:space="preserve">El sistema despliega los campos de texto correspondientes a las recomendaciones de alimentación y actividad física. </w:t>
       </w:r>
@@ -3360,19 +2478,16 @@
           <w:ilvl w:val="0"/>
           <w:numId w:val="3"/>
         </w:numPr>
-        <w:spacing w:after="0" w:afterAutospacing="0" w:before="0" w:beforeAutospacing="0" w:lineRule="auto"/>
-        <w:ind w:left="720" w:hanging="360"/>
-        <w:rPr>
-          <w:sz w:val="22"/>
-          <w:szCs w:val="22"/>
-          <w:u w:val="none"/>
-        </w:rPr>
-      </w:pPr>
-      <w:r>
-        <w:rPr>
-          <w:sz w:val="22"/>
-          <w:szCs w:val="22"/>
-          <w:rtl w:val="0"/>
+        <w:spacing w:before="0" w:after="0"/>
+        <w:rPr>
+          <w:sz w:val="22"/>
+          <w:szCs w:val="22"/>
+        </w:rPr>
+      </w:pPr>
+      <w:r>
+        <w:rPr>
+          <w:sz w:val="22"/>
+          <w:szCs w:val="22"/>
         </w:rPr>
         <w:t xml:space="preserve">El nutricionista ingresa las recomendaciones redactadas para el paciente. </w:t>
       </w:r>
@@ -3383,19 +2498,16 @@
           <w:ilvl w:val="0"/>
           <w:numId w:val="3"/>
         </w:numPr>
-        <w:spacing w:after="0" w:afterAutospacing="0" w:before="0" w:beforeAutospacing="0" w:lineRule="auto"/>
-        <w:ind w:left="720" w:hanging="360"/>
-        <w:rPr>
-          <w:sz w:val="22"/>
-          <w:szCs w:val="22"/>
-          <w:u w:val="none"/>
-        </w:rPr>
-      </w:pPr>
-      <w:r>
-        <w:rPr>
-          <w:sz w:val="22"/>
-          <w:szCs w:val="22"/>
-          <w:rtl w:val="0"/>
+        <w:spacing w:before="0" w:after="0"/>
+        <w:rPr>
+          <w:sz w:val="22"/>
+          <w:szCs w:val="22"/>
+        </w:rPr>
+      </w:pPr>
+      <w:r>
+        <w:rPr>
+          <w:sz w:val="22"/>
+          <w:szCs w:val="22"/>
         </w:rPr>
         <w:t xml:space="preserve">El nutricionista abre el calendario integrado y selecciona la fecha planificada para la siguiente cita.  </w:t>
       </w:r>
@@ -3406,19 +2518,16 @@
           <w:ilvl w:val="0"/>
           <w:numId w:val="3"/>
         </w:numPr>
-        <w:spacing w:after="0" w:afterAutospacing="0" w:before="0" w:beforeAutospacing="0" w:lineRule="auto"/>
-        <w:ind w:left="720" w:hanging="360"/>
-        <w:rPr>
-          <w:sz w:val="22"/>
-          <w:szCs w:val="22"/>
-          <w:u w:val="none"/>
-        </w:rPr>
-      </w:pPr>
-      <w:r>
-        <w:rPr>
-          <w:sz w:val="22"/>
-          <w:szCs w:val="22"/>
-          <w:rtl w:val="0"/>
+        <w:spacing w:before="0" w:after="0"/>
+        <w:rPr>
+          <w:sz w:val="22"/>
+          <w:szCs w:val="22"/>
+        </w:rPr>
+      </w:pPr>
+      <w:r>
+        <w:rPr>
+          <w:sz w:val="22"/>
+          <w:szCs w:val="22"/>
         </w:rPr>
         <w:t xml:space="preserve">El sistema valida que la fecha seleccionada sea posterior a la fecha actual.  </w:t>
       </w:r>
@@ -3429,19 +2538,16 @@
           <w:ilvl w:val="0"/>
           <w:numId w:val="3"/>
         </w:numPr>
-        <w:spacing w:after="0" w:afterAutospacing="0" w:before="0" w:beforeAutospacing="0" w:lineRule="auto"/>
-        <w:ind w:left="720" w:hanging="360"/>
-        <w:rPr>
-          <w:sz w:val="22"/>
-          <w:szCs w:val="22"/>
-          <w:u w:val="none"/>
-        </w:rPr>
-      </w:pPr>
-      <w:r>
-        <w:rPr>
-          <w:sz w:val="22"/>
-          <w:szCs w:val="22"/>
-          <w:rtl w:val="0"/>
+        <w:spacing w:before="0" w:after="0"/>
+        <w:rPr>
+          <w:sz w:val="22"/>
+          <w:szCs w:val="22"/>
+        </w:rPr>
+      </w:pPr>
+      <w:r>
+        <w:rPr>
+          <w:sz w:val="22"/>
+          <w:szCs w:val="22"/>
         </w:rPr>
         <w:t xml:space="preserve">El nutricionista confirma la acción para guardar los registros. </w:t>
       </w:r>
@@ -3452,21 +2558,18 @@
           <w:ilvl w:val="0"/>
           <w:numId w:val="3"/>
         </w:numPr>
-        <w:spacing w:after="0" w:afterAutospacing="0" w:before="0" w:beforeAutospacing="0" w:lineRule="auto"/>
-        <w:ind w:left="720" w:hanging="360"/>
-        <w:rPr>
-          <w:sz w:val="22"/>
-          <w:szCs w:val="22"/>
-          <w:u w:val="none"/>
-        </w:rPr>
-      </w:pPr>
-      <w:r>
-        <w:rPr>
-          <w:sz w:val="22"/>
-          <w:szCs w:val="22"/>
-          <w:rtl w:val="0"/>
-        </w:rPr>
-        <w:t xml:space="preserve">El sistema procesa la solicitud, asocia los datos ingresados a la sesión de evaluación actual y guarda los cambios en la base de datos.</w:t>
+        <w:spacing w:before="0" w:after="0"/>
+        <w:rPr>
+          <w:sz w:val="22"/>
+          <w:szCs w:val="22"/>
+        </w:rPr>
+      </w:pPr>
+      <w:r>
+        <w:rPr>
+          <w:sz w:val="22"/>
+          <w:szCs w:val="22"/>
+        </w:rPr>
+        <w:t>El sistema procesa la solicitud, asocia los datos ingresados a la sesión de evaluación actual y guarda los cambios en la base de datos.</w:t>
       </w:r>
     </w:p>
     <w:p>
@@ -3475,37 +2578,29 @@
           <w:ilvl w:val="0"/>
           <w:numId w:val="3"/>
         </w:numPr>
-        <w:spacing w:after="200" w:before="0" w:beforeAutospacing="0" w:lineRule="auto"/>
-        <w:ind w:left="720" w:hanging="360"/>
-        <w:rPr>
-          <w:sz w:val="22"/>
-          <w:szCs w:val="22"/>
-          <w:u w:val="none"/>
-        </w:rPr>
-      </w:pPr>
-      <w:r>
-        <w:rPr>
-          <w:sz w:val="22"/>
-          <w:szCs w:val="22"/>
-          <w:rtl w:val="0"/>
-        </w:rPr>
-        <w:t xml:space="preserve">El sistema muestra un mensaje de confirmación exitosa y habilita la opción para finalizar la atención o generar el informe (CU-06).</w:t>
-      </w:r>
-    </w:p>
-    <w:p>
-      <w:pPr>
-        <w:spacing w:after="200" w:before="200" w:lineRule="auto"/>
-        <w:ind w:left="720" w:firstLine="0"/>
-        <w:rPr>
-          <w:sz w:val="22"/>
-          <w:szCs w:val="22"/>
-        </w:rPr>
-      </w:pPr>
-      <w:r>
-        <w:rPr>
-          <w:rtl w:val="0"/>
-        </w:rPr>
-      </w:r>
+        <w:spacing w:before="0" w:after="200"/>
+        <w:rPr>
+          <w:sz w:val="22"/>
+          <w:szCs w:val="22"/>
+        </w:rPr>
+      </w:pPr>
+      <w:r>
+        <w:rPr>
+          <w:sz w:val="22"/>
+          <w:szCs w:val="22"/>
+        </w:rPr>
+        <w:t>El sistema muestra un mensaje de confirmación exitosa y habilita la opción para finalizar la atención o generar el informe (CU-06).</w:t>
+      </w:r>
+    </w:p>
+    <w:p>
+      <w:pPr>
+        <w:spacing w:before="200" w:after="200"/>
+        <w:ind w:left="720"/>
+        <w:rPr>
+          <w:sz w:val="22"/>
+          <w:szCs w:val="22"/>
+        </w:rPr>
+      </w:pPr>
     </w:p>
     <w:p>
       <w:pPr>
@@ -3514,27 +2609,14 @@
           <w:ilvl w:val="1"/>
           <w:numId w:val="6"/>
         </w:numPr>
-        <w:ind w:left="576"/>
-        <w:rPr/>
-      </w:pPr>
-      <w:bookmarkStart w:colFirst="0" w:colLast="0" w:name="_heading=h.y69il15f3z59" w:id="24"/>
+      </w:pPr>
+      <w:bookmarkStart w:id="24" w:name="_heading=h.y69il15f3z59" w:colFirst="0" w:colLast="0"/>
       <w:bookmarkEnd w:id="24"/>
       <w:r>
         <w:rPr>
-          <w:rFonts w:ascii="Times New Roman" w:cs="Times New Roman" w:eastAsia="Times New Roman" w:hAnsi="Times New Roman"/>
-          <w:b w:val="1"/>
-          <w:bCs w:val="1"/>
-          <w:i w:val="0"/>
-          <w:iCs w:val="0"/>
-          <w:smallCaps w:val="0"/>
-          <w:strike w:val="0"/>
           <w:color w:val="000000"/>
-          <w:u w:val="none"/>
-          <w:shd w:fill="auto" w:val="clear"/>
-          <w:vertAlign w:val="baseline"/>
-          <w:rtl w:val="0"/>
-        </w:rPr>
-        <w:t xml:space="preserve">Excepciones</w:t>
+        </w:rPr>
+        <w:t>Excepciones</w:t>
       </w:r>
     </w:p>
     <w:p>
@@ -3543,28 +2625,25 @@
           <w:ilvl w:val="0"/>
           <w:numId w:val="2"/>
         </w:numPr>
-        <w:spacing w:after="200" w:before="0" w:lineRule="auto"/>
-        <w:ind w:left="720" w:hanging="360"/>
-        <w:rPr>
-          <w:sz w:val="22"/>
-          <w:szCs w:val="22"/>
-        </w:rPr>
-      </w:pPr>
-      <w:r>
-        <w:rPr>
-          <w:b w:val="1"/>
-          <w:bCs w:val="1"/>
-          <w:sz w:val="22"/>
-          <w:szCs w:val="22"/>
-          <w:rtl w:val="0"/>
-        </w:rPr>
-        <w:t xml:space="preserve">[EX1]: Error de Validación de Fecha.</w:t>
-      </w:r>
-      <w:r>
-        <w:rPr>
-          <w:sz w:val="22"/>
-          <w:szCs w:val="22"/>
-          <w:rtl w:val="0"/>
+        <w:spacing w:before="0" w:after="200"/>
+        <w:rPr>
+          <w:sz w:val="22"/>
+          <w:szCs w:val="22"/>
+        </w:rPr>
+      </w:pPr>
+      <w:r>
+        <w:rPr>
+          <w:b/>
+          <w:bCs/>
+          <w:sz w:val="22"/>
+          <w:szCs w:val="22"/>
+        </w:rPr>
+        <w:t>[EX1]: Error de Validación de Fecha.</w:t>
+      </w:r>
+      <w:r>
+        <w:rPr>
+          <w:sz w:val="22"/>
+          <w:szCs w:val="22"/>
         </w:rPr>
         <w:t xml:space="preserve"> Si el nutricionista selecciona una fecha anterior o igual a la actual, el sistema resalta el campo en rojo, muestra un mensaje de advertencia y bloquea el guardado para evitar inconsistencias.  </w:t>
       </w:r>
@@ -3575,28 +2654,25 @@
           <w:ilvl w:val="0"/>
           <w:numId w:val="2"/>
         </w:numPr>
-        <w:spacing w:after="200" w:before="0" w:lineRule="auto"/>
-        <w:ind w:left="720" w:hanging="360"/>
-        <w:rPr>
-          <w:sz w:val="22"/>
-          <w:szCs w:val="22"/>
-        </w:rPr>
-      </w:pPr>
-      <w:r>
-        <w:rPr>
-          <w:b w:val="1"/>
-          <w:bCs w:val="1"/>
-          <w:sz w:val="22"/>
-          <w:szCs w:val="22"/>
-          <w:rtl w:val="0"/>
-        </w:rPr>
-        <w:t xml:space="preserve">[EX2]: Campos Incompletos.</w:t>
-      </w:r>
-      <w:r>
-        <w:rPr>
-          <w:sz w:val="22"/>
-          <w:szCs w:val="22"/>
-          <w:rtl w:val="0"/>
+        <w:spacing w:before="0" w:after="200"/>
+        <w:rPr>
+          <w:sz w:val="22"/>
+          <w:szCs w:val="22"/>
+        </w:rPr>
+      </w:pPr>
+      <w:r>
+        <w:rPr>
+          <w:b/>
+          <w:bCs/>
+          <w:sz w:val="22"/>
+          <w:szCs w:val="22"/>
+        </w:rPr>
+        <w:t>[EX2]: Campos Incompletos.</w:t>
+      </w:r>
+      <w:r>
+        <w:rPr>
+          <w:sz w:val="22"/>
+          <w:szCs w:val="22"/>
         </w:rPr>
         <w:t xml:space="preserve"> Si el usuario intenta guardar sin registrar ninguna indicación o sin definir una fecha, el sistema impide registrar la información y solicita completar los datos obligatorios.  </w:t>
       </w:r>
@@ -3607,30 +2683,28 @@
           <w:ilvl w:val="0"/>
           <w:numId w:val="2"/>
         </w:numPr>
-        <w:spacing w:after="200" w:before="0" w:lineRule="auto"/>
-        <w:ind w:left="720" w:hanging="360"/>
-        <w:rPr>
-          <w:sz w:val="22"/>
-          <w:szCs w:val="22"/>
-        </w:rPr>
-      </w:pPr>
-      <w:r>
-        <w:rPr>
-          <w:b w:val="1"/>
-          <w:bCs w:val="1"/>
-          <w:sz w:val="22"/>
-          <w:szCs w:val="22"/>
-          <w:rtl w:val="0"/>
-        </w:rPr>
-        <w:t xml:space="preserve">[EX3]: Pérdida de Conectividad</w:t>
-      </w:r>
-      <w:r>
-        <w:rPr>
-          <w:sz w:val="22"/>
-          <w:szCs w:val="22"/>
-          <w:rtl w:val="0"/>
-        </w:rPr>
-        <w:t xml:space="preserve">. Si se pierde la conexión a internet al intentar guardar, el sistema retiene los datos temporalmente en la aplicación web y muestra una alerta para reintentar cuando se recupere la conexión.</w:t>
+        <w:spacing w:before="0" w:after="200"/>
+        <w:rPr>
+          <w:sz w:val="22"/>
+          <w:szCs w:val="22"/>
+        </w:rPr>
+      </w:pPr>
+      <w:r>
+        <w:rPr>
+          <w:b/>
+          <w:bCs/>
+          <w:sz w:val="22"/>
+          <w:szCs w:val="22"/>
+        </w:rPr>
+        <w:lastRenderedPageBreak/>
+        <w:t>[EX3]: Pérdida de Conectividad</w:t>
+      </w:r>
+      <w:r>
+        <w:rPr>
+          <w:sz w:val="22"/>
+          <w:szCs w:val="22"/>
+        </w:rPr>
+        <w:t>. Si se pierde la conexión a internet al intentar guardar, el sistema retiene los datos temporalmente en la aplicación web y muestra una alerta para reintentar cuando se recupere la conexión.</w:t>
       </w:r>
     </w:p>
     <w:p>
@@ -3639,36 +2713,27 @@
           <w:ilvl w:val="0"/>
           <w:numId w:val="2"/>
         </w:numPr>
-        <w:spacing w:after="200" w:before="0" w:lineRule="auto"/>
-        <w:ind w:left="720" w:hanging="360"/>
-        <w:rPr>
-          <w:sz w:val="22"/>
-          <w:szCs w:val="22"/>
-          <w:u w:val="none"/>
-        </w:rPr>
-      </w:pPr>
-      <w:r>
-        <w:rPr>
-          <w:b w:val="1"/>
-          <w:bCs w:val="1"/>
-          <w:sz w:val="22"/>
-          <w:szCs w:val="22"/>
-          <w:rtl w:val="0"/>
-        </w:rPr>
-        <w:t xml:space="preserve">[EX4]: Sesión expirada o no autorizada.</w:t>
-      </w:r>
-      <w:r>
-        <w:rPr>
-          <w:sz w:val="22"/>
-          <w:szCs w:val="22"/>
-          <w:rtl w:val="0"/>
+        <w:spacing w:before="0" w:after="200"/>
+        <w:rPr>
+          <w:sz w:val="22"/>
+          <w:szCs w:val="22"/>
+        </w:rPr>
+      </w:pPr>
+      <w:r>
+        <w:rPr>
+          <w:b/>
+          <w:bCs/>
+          <w:sz w:val="22"/>
+          <w:szCs w:val="22"/>
+        </w:rPr>
+        <w:t>[EX4]: Sesión expirada o no autorizada.</w:t>
+      </w:r>
+      <w:r>
+        <w:rPr>
+          <w:sz w:val="22"/>
+          <w:szCs w:val="22"/>
         </w:rPr>
         <w:t xml:space="preserve"> Si por algún motivo la sesión del nutricionista caducará mientras redacta las indicaciones, el sistema impedirá el guardado para proteger la información. </w:t>
-      </w:r>
-      <w:r>
-        <w:rPr>
-          <w:rtl w:val="0"/>
-        </w:rPr>
       </w:r>
     </w:p>
     <w:p>
@@ -3678,75 +2743,58 @@
           <w:ilvl w:val="1"/>
           <w:numId w:val="6"/>
         </w:numPr>
+        <w:jc w:val="left"/>
+        <w:rPr>
+          <w:color w:val="000000"/>
+        </w:rPr>
+      </w:pPr>
+      <w:bookmarkStart w:id="25" w:name="_heading=h.6oyl21nj92h6" w:colFirst="0" w:colLast="0"/>
+      <w:bookmarkEnd w:id="25"/>
+      <w:r>
+        <w:rPr>
+          <w:color w:val="000000"/>
+        </w:rPr>
+        <w:t>Prototipos</w:t>
+      </w:r>
+      <w:r>
+        <w:t xml:space="preserve"> </w:t>
+      </w:r>
+      <w:r>
+        <w:rPr>
+          <w:color w:val="000000"/>
+        </w:rPr>
+        <w:t>visuales</w:t>
+      </w:r>
+    </w:p>
+    <w:p>
+      <w:r>
+        <w:t>Mockup:</w:t>
+      </w:r>
+    </w:p>
+    <w:p>
+      <w:pPr>
         <w:ind w:left="576"/>
-        <w:jc w:val="left"/>
-        <w:rPr/>
-      </w:pPr>
-      <w:bookmarkStart w:colFirst="0" w:colLast="0" w:name="_heading=h.6oyl21nj92h6" w:id="25"/>
-      <w:bookmarkEnd w:id="25"/>
-      <w:r>
-        <w:rPr>
-          <w:rFonts w:ascii="Times New Roman" w:cs="Times New Roman" w:eastAsia="Times New Roman" w:hAnsi="Times New Roman"/>
-          <w:b w:val="1"/>
-          <w:bCs w:val="1"/>
-          <w:i w:val="0"/>
-          <w:iCs w:val="0"/>
-          <w:smallCaps w:val="0"/>
-          <w:strike w:val="0"/>
-          <w:color w:val="000000"/>
-          <w:u w:val="none"/>
-          <w:shd w:fill="auto" w:val="clear"/>
-          <w:vertAlign w:val="baseline"/>
-          <w:rtl w:val="0"/>
-        </w:rPr>
-        <w:t xml:space="preserve">Prototipos</w:t>
-      </w:r>
-      <w:r>
-        <w:rPr>
-          <w:rtl w:val="0"/>
-        </w:rPr>
-        <w:t xml:space="preserve"> </w:t>
-      </w:r>
-      <w:r>
-        <w:rPr>
-          <w:rFonts w:ascii="Times New Roman" w:cs="Times New Roman" w:eastAsia="Times New Roman" w:hAnsi="Times New Roman"/>
-          <w:b w:val="1"/>
-          <w:bCs w:val="1"/>
-          <w:i w:val="0"/>
-          <w:iCs w:val="0"/>
-          <w:smallCaps w:val="0"/>
-          <w:strike w:val="0"/>
-          <w:color w:val="000000"/>
-          <w:u w:val="none"/>
-          <w:shd w:fill="auto" w:val="clear"/>
-          <w:vertAlign w:val="baseline"/>
-          <w:rtl w:val="0"/>
-        </w:rPr>
-        <w:t xml:space="preserve">visuales</w:t>
-      </w:r>
-    </w:p>
-    <w:p>
-      <w:pPr>
-        <w:ind w:left="576" w:firstLine="0"/>
-        <w:rPr/>
-      </w:pPr>
-      <w:r>
-        <w:rPr/>
+      </w:pPr>
+      <w:r>
+        <w:rPr>
+          <w:noProof/>
+        </w:rPr>
         <w:drawing>
-          <wp:inline distB="114300" distT="114300" distL="114300" distR="114300">
+          <wp:inline distT="114300" distB="114300" distL="114300" distR="114300" wp14:anchorId="63CC81EF" wp14:editId="37A19933">
             <wp:extent cx="5393340" cy="6007100"/>
-            <wp:effectExtent b="0" l="0" r="0" t="0"/>
+            <wp:effectExtent l="0" t="0" r="0" b="0"/>
             <wp:docPr id="2" name="image2.png"/>
-            <a:graphic>
+            <wp:cNvGraphicFramePr/>
+            <a:graphic xmlns:a="http://schemas.openxmlformats.org/drawingml/2006/main">
               <a:graphicData uri="http://schemas.openxmlformats.org/drawingml/2006/picture">
-                <pic:pic>
+                <pic:pic xmlns:pic="http://schemas.openxmlformats.org/drawingml/2006/picture">
                   <pic:nvPicPr>
                     <pic:cNvPr id="0" name="image2.png"/>
                     <pic:cNvPicPr preferRelativeResize="0"/>
                   </pic:nvPicPr>
                   <pic:blipFill>
-                    <a:blip r:embed="rId8"/>
-                    <a:srcRect b="0" l="0" r="0" t="0"/>
+                    <a:blip r:embed="rId9"/>
+                    <a:srcRect/>
                     <a:stretch>
                       <a:fillRect/>
                     </a:stretch>
@@ -3756,7 +2804,9 @@
                       <a:off x="0" y="0"/>
                       <a:ext cx="5393340" cy="6007100"/>
                     </a:xfrm>
-                    <a:prstGeom prst="rect"/>
+                    <a:prstGeom prst="rect">
+                      <a:avLst/>
+                    </a:prstGeom>
                     <a:ln/>
                   </pic:spPr>
                 </pic:pic>
@@ -3765,11 +2815,6 @@
           </wp:inline>
         </w:drawing>
       </w:r>
-      <w:r>
-        <w:rPr>
-          <w:rtl w:val="0"/>
-        </w:rPr>
-      </w:r>
     </w:p>
     <w:p>
       <w:pPr>
@@ -3778,27 +2823,15 @@
           <w:ilvl w:val="1"/>
           <w:numId w:val="6"/>
         </w:numPr>
-        <w:ind w:left="576"/>
-        <w:rPr/>
-      </w:pPr>
-      <w:bookmarkStart w:colFirst="0" w:colLast="0" w:name="_heading=h.ar09seo3znob" w:id="26"/>
+      </w:pPr>
+      <w:bookmarkStart w:id="26" w:name="_heading=h.ar09seo3znob" w:colFirst="0" w:colLast="0"/>
       <w:bookmarkEnd w:id="26"/>
       <w:r>
         <w:rPr>
-          <w:rFonts w:ascii="Times New Roman" w:cs="Times New Roman" w:eastAsia="Times New Roman" w:hAnsi="Times New Roman"/>
-          <w:b w:val="1"/>
-          <w:bCs w:val="1"/>
-          <w:i w:val="0"/>
-          <w:iCs w:val="0"/>
-          <w:smallCaps w:val="0"/>
-          <w:strike w:val="0"/>
           <w:color w:val="000000"/>
-          <w:u w:val="none"/>
-          <w:shd w:fill="auto" w:val="clear"/>
-          <w:vertAlign w:val="baseline"/>
-          <w:rtl w:val="0"/>
-        </w:rPr>
-        <w:t xml:space="preserve">Requerimientos no funcionales</w:t>
+        </w:rPr>
+        <w:lastRenderedPageBreak/>
+        <w:t>Requerimientos no funcionales</w:t>
       </w:r>
     </w:p>
     <w:p>
@@ -3807,8 +2840,7 @@
           <w:ilvl w:val="0"/>
           <w:numId w:val="5"/>
         </w:numPr>
-        <w:spacing w:after="240" w:before="0" w:lineRule="auto"/>
-        <w:ind w:left="720" w:hanging="360"/>
+        <w:spacing w:before="0" w:after="240"/>
         <w:jc w:val="left"/>
         <w:rPr>
           <w:sz w:val="22"/>
@@ -3817,19 +2849,17 @@
       </w:pPr>
       <w:r>
         <w:rPr>
-          <w:b w:val="1"/>
-          <w:bCs w:val="1"/>
-          <w:sz w:val="22"/>
-          <w:szCs w:val="22"/>
-          <w:rtl w:val="0"/>
-        </w:rPr>
-        <w:t xml:space="preserve">RNF-01 (Interfaz intuitiva) y RNF-02 (Diseño simplificado):</w:t>
-      </w:r>
-      <w:r>
-        <w:rPr>
-          <w:sz w:val="22"/>
-          <w:szCs w:val="22"/>
-          <w:rtl w:val="0"/>
+          <w:b/>
+          <w:bCs/>
+          <w:sz w:val="22"/>
+          <w:szCs w:val="22"/>
+        </w:rPr>
+        <w:t>RNF-01 (Interfaz intuitiva) y RNF-02 (Diseño simplificado):</w:t>
+      </w:r>
+      <w:r>
+        <w:rPr>
+          <w:sz w:val="22"/>
+          <w:szCs w:val="22"/>
         </w:rPr>
         <w:t xml:space="preserve"> La interfaz para ingresar la dieta, los ejercicios y la fecha debe ser clara, organizada y permitir el registro en pocos pasos.</w:t>
       </w:r>
@@ -3840,8 +2870,7 @@
           <w:ilvl w:val="0"/>
           <w:numId w:val="5"/>
         </w:numPr>
-        <w:spacing w:after="240" w:before="0" w:lineRule="auto"/>
-        <w:ind w:left="720" w:hanging="360"/>
+        <w:spacing w:before="0" w:after="240"/>
         <w:jc w:val="left"/>
         <w:rPr>
           <w:sz w:val="22"/>
@@ -3850,19 +2879,17 @@
       </w:pPr>
       <w:r>
         <w:rPr>
-          <w:b w:val="1"/>
-          <w:bCs w:val="1"/>
-          <w:sz w:val="22"/>
-          <w:szCs w:val="22"/>
-          <w:rtl w:val="0"/>
-        </w:rPr>
-        <w:t xml:space="preserve">RNF-03 (Tiempo de respuesta):</w:t>
-      </w:r>
-      <w:r>
-        <w:rPr>
-          <w:sz w:val="22"/>
-          <w:szCs w:val="22"/>
-          <w:rtl w:val="0"/>
+          <w:b/>
+          <w:bCs/>
+          <w:sz w:val="22"/>
+          <w:szCs w:val="22"/>
+        </w:rPr>
+        <w:t>RNF-03 (Tiempo de respuesta):</w:t>
+      </w:r>
+      <w:r>
+        <w:rPr>
+          <w:sz w:val="22"/>
+          <w:szCs w:val="22"/>
         </w:rPr>
         <w:t xml:space="preserve"> Al momento de guardar las indicaciones y asociarlas a la evaluación actual, el sistema debe responder de manera rápida (en pocos segundos) bajo condiciones normales.</w:t>
       </w:r>
@@ -3873,8 +2900,7 @@
           <w:ilvl w:val="0"/>
           <w:numId w:val="5"/>
         </w:numPr>
-        <w:spacing w:after="240" w:before="0" w:lineRule="auto"/>
-        <w:ind w:left="720" w:hanging="360"/>
+        <w:spacing w:before="0" w:after="240"/>
         <w:jc w:val="left"/>
         <w:rPr>
           <w:sz w:val="22"/>
@@ -3883,19 +2909,17 @@
       </w:pPr>
       <w:r>
         <w:rPr>
-          <w:b w:val="1"/>
-          <w:bCs w:val="1"/>
-          <w:sz w:val="22"/>
-          <w:szCs w:val="22"/>
-          <w:rtl w:val="0"/>
-        </w:rPr>
-        <w:t xml:space="preserve">RNF-06 (Protección de información):</w:t>
-      </w:r>
-      <w:r>
-        <w:rPr>
-          <w:sz w:val="22"/>
-          <w:szCs w:val="22"/>
-          <w:rtl w:val="0"/>
+          <w:b/>
+          <w:bCs/>
+          <w:sz w:val="22"/>
+          <w:szCs w:val="22"/>
+        </w:rPr>
+        <w:t>RNF-06 (Protección de información):</w:t>
+      </w:r>
+      <w:r>
+        <w:rPr>
+          <w:sz w:val="22"/>
+          <w:szCs w:val="22"/>
         </w:rPr>
         <w:t xml:space="preserve"> Las recomendaciones nutricionales son datos médicos sensibles. El sistema debe proteger esta información al transmitirse entre la aplicación y la base de datos remota.</w:t>
       </w:r>
@@ -3906,8 +2930,7 @@
           <w:ilvl w:val="0"/>
           <w:numId w:val="5"/>
         </w:numPr>
-        <w:spacing w:after="240" w:before="0" w:lineRule="auto"/>
-        <w:ind w:left="720" w:hanging="360"/>
+        <w:spacing w:before="0" w:after="240"/>
         <w:jc w:val="left"/>
         <w:rPr>
           <w:sz w:val="22"/>
@@ -3916,19 +2939,17 @@
       </w:pPr>
       <w:r>
         <w:rPr>
-          <w:b w:val="1"/>
-          <w:bCs w:val="1"/>
-          <w:sz w:val="22"/>
-          <w:szCs w:val="22"/>
-          <w:rtl w:val="0"/>
-        </w:rPr>
-        <w:t xml:space="preserve">RNF-07 (Validación de información):</w:t>
-      </w:r>
-      <w:r>
-        <w:rPr>
-          <w:sz w:val="22"/>
-          <w:szCs w:val="22"/>
-          <w:rtl w:val="0"/>
+          <w:b/>
+          <w:bCs/>
+          <w:sz w:val="22"/>
+          <w:szCs w:val="22"/>
+        </w:rPr>
+        <w:t>RNF-07 (Validación de información):</w:t>
+      </w:r>
+      <w:r>
+        <w:rPr>
+          <w:sz w:val="22"/>
+          <w:szCs w:val="22"/>
         </w:rPr>
         <w:t xml:space="preserve"> El sistema debe validar la información ingresada (fechas lógicas, campos no vacíos) antes de almacenarla.</w:t>
       </w:r>
@@ -3939,8 +2960,7 @@
           <w:ilvl w:val="0"/>
           <w:numId w:val="5"/>
         </w:numPr>
-        <w:spacing w:after="240" w:before="0" w:lineRule="auto"/>
-        <w:ind w:left="720" w:hanging="360"/>
+        <w:spacing w:before="0" w:after="240"/>
         <w:jc w:val="left"/>
         <w:rPr>
           <w:sz w:val="22"/>
@@ -3949,19 +2969,17 @@
       </w:pPr>
       <w:r>
         <w:rPr>
-          <w:b w:val="1"/>
-          <w:bCs w:val="1"/>
-          <w:sz w:val="22"/>
-          <w:szCs w:val="22"/>
-          <w:rtl w:val="0"/>
-        </w:rPr>
-        <w:t xml:space="preserve">RNF-08 (Integridad de datos):</w:t>
-      </w:r>
-      <w:r>
-        <w:rPr>
-          <w:sz w:val="22"/>
-          <w:szCs w:val="22"/>
-          <w:rtl w:val="0"/>
+          <w:b/>
+          <w:bCs/>
+          <w:sz w:val="22"/>
+          <w:szCs w:val="22"/>
+        </w:rPr>
+        <w:t>RNF-08 (Integridad de datos):</w:t>
+      </w:r>
+      <w:r>
+        <w:rPr>
+          <w:sz w:val="22"/>
+          <w:szCs w:val="22"/>
         </w:rPr>
         <w:t xml:space="preserve"> El sistema debe mantener la coherencia asegurando que estas indicaciones pertenecen exactamente a la historia clínica y evaluación de ese paciente.</w:t>
       </w:r>
@@ -3972,8 +2990,7 @@
           <w:ilvl w:val="0"/>
           <w:numId w:val="5"/>
         </w:numPr>
-        <w:spacing w:after="240" w:before="0" w:lineRule="auto"/>
-        <w:ind w:left="720" w:hanging="360"/>
+        <w:spacing w:before="0" w:after="240"/>
         <w:jc w:val="left"/>
         <w:rPr>
           <w:sz w:val="22"/>
@@ -3982,290 +2999,229 @@
       </w:pPr>
       <w:r>
         <w:rPr>
-          <w:b w:val="1"/>
-          <w:bCs w:val="1"/>
-          <w:sz w:val="22"/>
-          <w:szCs w:val="22"/>
-          <w:rtl w:val="0"/>
-        </w:rPr>
-        <w:t xml:space="preserve">RNF-10 (Conectividad del sistema):</w:t>
-      </w:r>
-      <w:r>
-        <w:rPr>
-          <w:sz w:val="22"/>
-          <w:szCs w:val="22"/>
-          <w:rtl w:val="0"/>
+          <w:b/>
+          <w:bCs/>
+          <w:sz w:val="22"/>
+          <w:szCs w:val="22"/>
+        </w:rPr>
+        <w:t>RNF-10 (Conectividad del sistema):</w:t>
+      </w:r>
+      <w:r>
+        <w:rPr>
+          <w:sz w:val="22"/>
+          <w:szCs w:val="22"/>
         </w:rPr>
         <w:t xml:space="preserve"> Para que las indicaciones se guarden exitosamente, el sistema requiere mantener una conexión estable con la base de datos remota.</w:t>
       </w:r>
-      <w:r>
-        <w:rPr>
-          <w:rtl w:val="0"/>
-        </w:rPr>
-      </w:r>
-    </w:p>
-    <w:p>
-      <w:pPr>
-        <w:rPr>
-          <w:vertAlign w:val="baseline"/>
-        </w:rPr>
-      </w:pPr>
-      <w:r>
-        <w:rPr>
-          <w:rtl w:val="0"/>
-        </w:rPr>
-      </w:r>
-    </w:p>
+    </w:p>
+    <w:p/>
     <w:sectPr>
-      <w:headerReference r:id="rId9" w:type="default"/>
-      <w:footerReference r:id="rId10" w:type="default"/>
-      <w:footerReference r:id="rId11" w:type="even"/>
-      <w:pgSz w:h="16838" w:w="11906" w:orient="portrait"/>
-      <w:pgMar w:bottom="1418" w:top="1418" w:left="1701" w:right="1711.0629921259856" w:header="709" w:footer="709"/>
+      <w:footerReference w:type="even" r:id="rId10"/>
+      <w:footerReference w:type="default" r:id="rId11"/>
+      <w:pgSz w:w="11906" w:h="16838"/>
+      <w:pgMar w:top="1418" w:right="1711" w:bottom="1418" w:left="1701" w:header="709" w:footer="709" w:gutter="0"/>
       <w:pgNumType w:start="1"/>
+      <w:cols w:space="720"/>
     </w:sectPr>
   </w:body>
 </w:document>
 </file>
 
+<file path=word/endnotes.xml><?xml version="1.0" encoding="utf-8"?>
+<w:endnotes xmlns:wpc="http://schemas.microsoft.com/office/word/2010/wordprocessingCanvas" xmlns:cx="http://schemas.microsoft.com/office/drawing/2014/chartex" xmlns:cx1="http://schemas.microsoft.com/office/drawing/2015/9/8/chartex" xmlns:cx2="http://schemas.microsoft.com/office/drawing/2015/10/21/chartex" xmlns:cx3="http://schemas.microsoft.com/office/drawing/2016/5/9/chartex" xmlns:cx4="http://schemas.microsoft.com/office/drawing/2016/5/10/chartex" xmlns:cx5="http://schemas.microsoft.com/office/drawing/2016/5/11/chartex" xmlns:cx6="http://schemas.microsoft.com/office/drawing/2016/5/12/chartex" xmlns:cx7="http://schemas.microsoft.com/office/drawing/2016/5/13/chartex" xmlns:cx8="http://schemas.microsoft.com/office/drawing/2016/5/14/chartex" xmlns:mc="http://schemas.openxmlformats.org/markup-compatibility/2006" xmlns:aink="http://schemas.microsoft.com/office/drawing/2016/ink" xmlns:am3d="http://schemas.microsoft.com/office/drawing/2017/model3d" xmlns:o="urn:schemas-microsoft-com:office:office" xmlns:oel="http://schemas.microsoft.com/office/2019/extlst" xmlns:r="http://schemas.openxmlformats.org/officeDocument/2006/relationships" xmlns:m="http://schemas.openxmlformats.org/officeDocument/2006/math" xmlns:v="urn:schemas-microsoft-com:vml" xmlns:wp14="http://schemas.microsoft.com/office/word/2010/wordprocessingDrawing" xmlns:wp="http://schemas.openxmlformats.org/drawingml/2006/wordprocessingDrawing" xmlns:w10="urn:schemas-microsoft-com:office:word" xmlns:w="http://schemas.openxmlformats.org/wordprocessingml/2006/main" xmlns:w14="http://schemas.microsoft.com/office/word/2010/wordml" xmlns:w15="http://schemas.microsoft.com/office/word/2012/wordml" xmlns:w16cex="http://schemas.microsoft.com/office/word/2018/wordml/cex" xmlns:w16cid="http://schemas.microsoft.com/office/word/2016/wordml/cid" xmlns:w16="http://schemas.microsoft.com/office/word/2018/wordml" xmlns:w16du="http://schemas.microsoft.com/office/word/2023/wordml/word16du" xmlns:w16sdtdh="http://schemas.microsoft.com/office/word/2020/wordml/sdtdatahash" xmlns:w16sdtfl="http://schemas.microsoft.com/office/word/2024/wordml/sdtformatlock" xmlns:w16se="http://schemas.microsoft.com/office/word/2015/wordml/symex" xmlns:wpg="http://schemas.microsoft.com/office/word/2010/wordprocessingGroup" xmlns:wpi="http://schemas.microsoft.com/office/word/2010/wordprocessingInk" xmlns:wne="http://schemas.microsoft.com/office/word/2006/wordml" xmlns:wps="http://schemas.microsoft.com/office/word/2010/wordprocessingShape" mc:Ignorable="w14 w15 w16se w16cid w16 w16cex w16sdtdh w16sdtfl w16du wp14">
+  <w:endnote w:type="separator" w:id="-1">
+    <w:p>
+      <w:pPr>
+        <w:spacing w:before="0" w:after="0" w:line="240" w:lineRule="auto"/>
+      </w:pPr>
+      <w:r>
+        <w:separator/>
+      </w:r>
+    </w:p>
+  </w:endnote>
+  <w:endnote w:type="continuationSeparator" w:id="0">
+    <w:p>
+      <w:pPr>
+        <w:spacing w:before="0" w:after="0" w:line="240" w:lineRule="auto"/>
+      </w:pPr>
+      <w:r>
+        <w:continuationSeparator/>
+      </w:r>
+    </w:p>
+  </w:endnote>
+</w:endnotes>
+</file>
+
 <file path=word/footer1.xml><?xml version="1.0" encoding="utf-8"?>
-<w:ftr xmlns:mc="http://schemas.openxmlformats.org/markup-compatibility/2006" xmlns:o="urn:schemas-microsoft-com:office:office" xmlns:r="http://schemas.openxmlformats.org/officeDocument/2006/relationships" xmlns:m="http://schemas.openxmlformats.org/officeDocument/2006/math" xmlns:v="urn:schemas-microsoft-com:vml" xmlns:wp="http://schemas.openxmlformats.org/drawingml/2006/wordprocessingDrawing" xmlns:w10="urn:schemas-microsoft-com:office:word" xmlns:w="http://schemas.openxmlformats.org/wordprocessingml/2006/main" xmlns:wne="http://schemas.microsoft.com/office/word/2006/wordml" xmlns:sl="http://schemas.openxmlformats.org/schemaLibrary/2006/main" xmlns:a="http://schemas.openxmlformats.org/drawingml/2006/main" xmlns:pic="http://schemas.openxmlformats.org/drawingml/2006/picture" xmlns:c="http://schemas.openxmlformats.org/drawingml/2006/chart" xmlns:lc="http://schemas.openxmlformats.org/drawingml/2006/lockedCanvas" xmlns:dgm="http://schemas.openxmlformats.org/drawingml/2006/diagram" xmlns:wps="http://schemas.microsoft.com/office/word/2010/wordprocessingShape" xmlns:wpg="http://schemas.microsoft.com/office/word/2010/wordprocessingGroup" xmlns:w14="http://schemas.microsoft.com/office/word/2010/wordml" xmlns:w15="http://schemas.microsoft.com/office/word/2012/wordml" xmlns:w16="http://schemas.microsoft.com/office/word/2018/wordml" xmlns:w16cex="http://schemas.microsoft.com/office/word/2018/wordml/cex" xmlns:w16cid="http://schemas.microsoft.com/office/word/2016/wordml/cid" xmlns="http://schemas.microsoft.com/office/tasks/2019/documenttasks" xmlns:cr="http://schemas.microsoft.com/office/comments/2020/reactions">
+<w:ftr xmlns:wpc="http://schemas.microsoft.com/office/word/2010/wordprocessingCanvas" xmlns:cx="http://schemas.microsoft.com/office/drawing/2014/chartex" xmlns:cx1="http://schemas.microsoft.com/office/drawing/2015/9/8/chartex" xmlns:cx2="http://schemas.microsoft.com/office/drawing/2015/10/21/chartex" xmlns:cx3="http://schemas.microsoft.com/office/drawing/2016/5/9/chartex" xmlns:cx4="http://schemas.microsoft.com/office/drawing/2016/5/10/chartex" xmlns:cx5="http://schemas.microsoft.com/office/drawing/2016/5/11/chartex" xmlns:cx6="http://schemas.microsoft.com/office/drawing/2016/5/12/chartex" xmlns:cx7="http://schemas.microsoft.com/office/drawing/2016/5/13/chartex" xmlns:cx8="http://schemas.microsoft.com/office/drawing/2016/5/14/chartex" xmlns:mc="http://schemas.openxmlformats.org/markup-compatibility/2006" xmlns:aink="http://schemas.microsoft.com/office/drawing/2016/ink" xmlns:am3d="http://schemas.microsoft.com/office/drawing/2017/model3d" xmlns:o="urn:schemas-microsoft-com:office:office" xmlns:oel="http://schemas.microsoft.com/office/2019/extlst" xmlns:r="http://schemas.openxmlformats.org/officeDocument/2006/relationships" xmlns:m="http://schemas.openxmlformats.org/officeDocument/2006/math" xmlns:v="urn:schemas-microsoft-com:vml" xmlns:wp14="http://schemas.microsoft.com/office/word/2010/wordprocessingDrawing" xmlns:wp="http://schemas.openxmlformats.org/drawingml/2006/wordprocessingDrawing" xmlns:w10="urn:schemas-microsoft-com:office:word" xmlns:w="http://schemas.openxmlformats.org/wordprocessingml/2006/main" xmlns:w14="http://schemas.microsoft.com/office/word/2010/wordml" xmlns:w15="http://schemas.microsoft.com/office/word/2012/wordml" xmlns:w16cex="http://schemas.microsoft.com/office/word/2018/wordml/cex" xmlns:w16cid="http://schemas.microsoft.com/office/word/2016/wordml/cid" xmlns:w16="http://schemas.microsoft.com/office/word/2018/wordml" xmlns:w16du="http://schemas.microsoft.com/office/word/2023/wordml/word16du" xmlns:w16sdtdh="http://schemas.microsoft.com/office/word/2020/wordml/sdtdatahash" xmlns:w16sdtfl="http://schemas.microsoft.com/office/word/2024/wordml/sdtformatlock" xmlns:w16se="http://schemas.microsoft.com/office/word/2015/wordml/symex" xmlns:wpg="http://schemas.microsoft.com/office/word/2010/wordprocessingGroup" xmlns:wpi="http://schemas.microsoft.com/office/word/2010/wordprocessingInk" xmlns:wne="http://schemas.microsoft.com/office/word/2006/wordml" xmlns:wps="http://schemas.microsoft.com/office/word/2010/wordprocessingShape" mc:Ignorable="w14 w15 w16se w16cid w16 w16cex w16sdtdh w16sdtfl w16du wp14">
   <w:p>
     <w:pPr>
-      <w:keepNext w:val="0"/>
-      <w:keepLines w:val="0"/>
-      <w:widowControl w:val="1"/>
       <w:pBdr>
-        <w:top w:space="0" w:sz="0" w:val="nil"/>
-        <w:left w:space="0" w:sz="0" w:val="nil"/>
-        <w:bottom w:space="0" w:sz="0" w:val="nil"/>
-        <w:right w:space="0" w:sz="0" w:val="nil"/>
-        <w:between w:space="0" w:sz="0" w:val="nil"/>
+        <w:top w:val="nil"/>
+        <w:left w:val="nil"/>
+        <w:bottom w:val="nil"/>
+        <w:right w:val="nil"/>
+        <w:between w:val="nil"/>
       </w:pBdr>
-      <w:shd w:fill="auto" w:val="clear"/>
       <w:tabs>
-        <w:tab w:val="center" w:leader="none" w:pos="4252"/>
-        <w:tab w:val="right" w:leader="none" w:pos="8504"/>
+        <w:tab w:val="center" w:pos="4252"/>
+        <w:tab w:val="right" w:pos="8504"/>
       </w:tabs>
-      <w:spacing w:after="120" w:before="120" w:line="360" w:lineRule="auto"/>
-      <w:ind w:left="0" w:right="0" w:firstLine="0"/>
       <w:jc w:val="center"/>
       <w:rPr>
-        <w:rFonts w:ascii="Times New Roman" w:cs="Times New Roman" w:eastAsia="Times New Roman" w:hAnsi="Times New Roman"/>
-        <w:b w:val="0"/>
-        <w:bCs w:val="0"/>
-        <w:i w:val="0"/>
-        <w:iCs w:val="0"/>
-        <w:smallCaps w:val="0"/>
-        <w:strike w:val="0"/>
         <w:color w:val="000000"/>
-        <w:sz w:val="24"/>
-        <w:szCs w:val="24"/>
-        <w:u w:val="none"/>
-        <w:shd w:fill="auto" w:val="clear"/>
-        <w:vertAlign w:val="baseline"/>
       </w:rPr>
     </w:pPr>
     <w:r>
       <w:rPr>
-        <w:rFonts w:ascii="Times New Roman" w:cs="Times New Roman" w:eastAsia="Times New Roman" w:hAnsi="Times New Roman"/>
-        <w:b w:val="0"/>
-        <w:bCs w:val="0"/>
-        <w:i w:val="0"/>
-        <w:iCs w:val="0"/>
-        <w:smallCaps w:val="0"/>
-        <w:strike w:val="0"/>
         <w:color w:val="000000"/>
-        <w:sz w:val="24"/>
-        <w:szCs w:val="24"/>
-        <w:u w:val="none"/>
-        <w:shd w:fill="auto" w:val="clear"/>
-        <w:vertAlign w:val="baseline"/>
       </w:rPr>
       <w:fldChar w:fldCharType="begin"/>
-      <w:instrText xml:space="preserve">PAGE</w:instrText>
-      <w:fldChar w:fldCharType="separate"/>
-      <w:fldChar w:fldCharType="end"/>
     </w:r>
     <w:r>
       <w:rPr>
-        <w:rtl w:val="0"/>
-      </w:rPr>
+        <w:color w:val="000000"/>
+      </w:rPr>
+      <w:instrText>PAGE</w:instrText>
+    </w:r>
+    <w:r>
+      <w:rPr>
+        <w:color w:val="000000"/>
+      </w:rPr>
+      <w:fldChar w:fldCharType="separate"/>
+    </w:r>
+    <w:r>
+      <w:rPr>
+        <w:color w:val="000000"/>
+      </w:rPr>
+      <w:fldChar w:fldCharType="end"/>
     </w:r>
   </w:p>
   <w:p>
     <w:pPr>
-      <w:keepNext w:val="0"/>
-      <w:keepLines w:val="0"/>
-      <w:widowControl w:val="1"/>
       <w:pBdr>
-        <w:top w:space="0" w:sz="0" w:val="nil"/>
-        <w:left w:space="0" w:sz="0" w:val="nil"/>
-        <w:bottom w:space="0" w:sz="0" w:val="nil"/>
-        <w:right w:space="0" w:sz="0" w:val="nil"/>
-        <w:between w:space="0" w:sz="0" w:val="nil"/>
+        <w:top w:val="nil"/>
+        <w:left w:val="nil"/>
+        <w:bottom w:val="nil"/>
+        <w:right w:val="nil"/>
+        <w:between w:val="nil"/>
       </w:pBdr>
-      <w:shd w:fill="auto" w:val="clear"/>
       <w:tabs>
-        <w:tab w:val="center" w:leader="none" w:pos="4252"/>
-        <w:tab w:val="right" w:leader="none" w:pos="8504"/>
+        <w:tab w:val="center" w:pos="4252"/>
+        <w:tab w:val="right" w:pos="8504"/>
       </w:tabs>
-      <w:spacing w:after="120" w:before="120" w:line="360" w:lineRule="auto"/>
-      <w:ind w:left="0" w:right="0" w:firstLine="0"/>
-      <w:jc w:val="both"/>
-      <w:rPr>
-        <w:rFonts w:ascii="Times New Roman" w:cs="Times New Roman" w:eastAsia="Times New Roman" w:hAnsi="Times New Roman"/>
-        <w:b w:val="0"/>
-        <w:bCs w:val="0"/>
-        <w:i w:val="0"/>
-        <w:iCs w:val="0"/>
-        <w:smallCaps w:val="0"/>
-        <w:strike w:val="0"/>
+      <w:rPr>
         <w:color w:val="000000"/>
-        <w:sz w:val="24"/>
-        <w:szCs w:val="24"/>
-        <w:u w:val="none"/>
-        <w:shd w:fill="auto" w:val="clear"/>
-        <w:vertAlign w:val="baseline"/>
       </w:rPr>
     </w:pPr>
-    <w:r>
-      <w:rPr>
-        <w:rtl w:val="0"/>
-      </w:rPr>
-    </w:r>
   </w:p>
 </w:ftr>
 </file>
 
 <file path=word/footer2.xml><?xml version="1.0" encoding="utf-8"?>
-<w:ftr xmlns:mc="http://schemas.openxmlformats.org/markup-compatibility/2006" xmlns:o="urn:schemas-microsoft-com:office:office" xmlns:r="http://schemas.openxmlformats.org/officeDocument/2006/relationships" xmlns:m="http://schemas.openxmlformats.org/officeDocument/2006/math" xmlns:v="urn:schemas-microsoft-com:vml" xmlns:wp="http://schemas.openxmlformats.org/drawingml/2006/wordprocessingDrawing" xmlns:w10="urn:schemas-microsoft-com:office:word" xmlns:w="http://schemas.openxmlformats.org/wordprocessingml/2006/main" xmlns:wne="http://schemas.microsoft.com/office/word/2006/wordml" xmlns:sl="http://schemas.openxmlformats.org/schemaLibrary/2006/main" xmlns:a="http://schemas.openxmlformats.org/drawingml/2006/main" xmlns:pic="http://schemas.openxmlformats.org/drawingml/2006/picture" xmlns:c="http://schemas.openxmlformats.org/drawingml/2006/chart" xmlns:lc="http://schemas.openxmlformats.org/drawingml/2006/lockedCanvas" xmlns:dgm="http://schemas.openxmlformats.org/drawingml/2006/diagram" xmlns:wps="http://schemas.microsoft.com/office/word/2010/wordprocessingShape" xmlns:wpg="http://schemas.microsoft.com/office/word/2010/wordprocessingGroup" xmlns:w14="http://schemas.microsoft.com/office/word/2010/wordml" xmlns:w15="http://schemas.microsoft.com/office/word/2012/wordml" xmlns:w16="http://schemas.microsoft.com/office/word/2018/wordml" xmlns:w16cex="http://schemas.microsoft.com/office/word/2018/wordml/cex" xmlns:w16cid="http://schemas.microsoft.com/office/word/2016/wordml/cid" xmlns="http://schemas.microsoft.com/office/tasks/2019/documenttasks" xmlns:cr="http://schemas.microsoft.com/office/comments/2020/reactions">
+<w:ftr xmlns:wpc="http://schemas.microsoft.com/office/word/2010/wordprocessingCanvas" xmlns:cx="http://schemas.microsoft.com/office/drawing/2014/chartex" xmlns:cx1="http://schemas.microsoft.com/office/drawing/2015/9/8/chartex" xmlns:cx2="http://schemas.microsoft.com/office/drawing/2015/10/21/chartex" xmlns:cx3="http://schemas.microsoft.com/office/drawing/2016/5/9/chartex" xmlns:cx4="http://schemas.microsoft.com/office/drawing/2016/5/10/chartex" xmlns:cx5="http://schemas.microsoft.com/office/drawing/2016/5/11/chartex" xmlns:cx6="http://schemas.microsoft.com/office/drawing/2016/5/12/chartex" xmlns:cx7="http://schemas.microsoft.com/office/drawing/2016/5/13/chartex" xmlns:cx8="http://schemas.microsoft.com/office/drawing/2016/5/14/chartex" xmlns:mc="http://schemas.openxmlformats.org/markup-compatibility/2006" xmlns:aink="http://schemas.microsoft.com/office/drawing/2016/ink" xmlns:am3d="http://schemas.microsoft.com/office/drawing/2017/model3d" xmlns:o="urn:schemas-microsoft-com:office:office" xmlns:oel="http://schemas.microsoft.com/office/2019/extlst" xmlns:r="http://schemas.openxmlformats.org/officeDocument/2006/relationships" xmlns:m="http://schemas.openxmlformats.org/officeDocument/2006/math" xmlns:v="urn:schemas-microsoft-com:vml" xmlns:wp14="http://schemas.microsoft.com/office/word/2010/wordprocessingDrawing" xmlns:wp="http://schemas.openxmlformats.org/drawingml/2006/wordprocessingDrawing" xmlns:w10="urn:schemas-microsoft-com:office:word" xmlns:w="http://schemas.openxmlformats.org/wordprocessingml/2006/main" xmlns:w14="http://schemas.microsoft.com/office/word/2010/wordml" xmlns:w15="http://schemas.microsoft.com/office/word/2012/wordml" xmlns:w16cex="http://schemas.microsoft.com/office/word/2018/wordml/cex" xmlns:w16cid="http://schemas.microsoft.com/office/word/2016/wordml/cid" xmlns:w16="http://schemas.microsoft.com/office/word/2018/wordml" xmlns:w16du="http://schemas.microsoft.com/office/word/2023/wordml/word16du" xmlns:w16sdtdh="http://schemas.microsoft.com/office/word/2020/wordml/sdtdatahash" xmlns:w16sdtfl="http://schemas.microsoft.com/office/word/2024/wordml/sdtformatlock" xmlns:w16se="http://schemas.microsoft.com/office/word/2015/wordml/symex" xmlns:wpg="http://schemas.microsoft.com/office/word/2010/wordprocessingGroup" xmlns:wpi="http://schemas.microsoft.com/office/word/2010/wordprocessingInk" xmlns:wne="http://schemas.microsoft.com/office/word/2006/wordml" xmlns:wps="http://schemas.microsoft.com/office/word/2010/wordprocessingShape" mc:Ignorable="w14 w15 w16se w16cid w16 w16cex w16sdtdh w16sdtfl w16du wp14">
   <w:p>
     <w:pPr>
-      <w:keepNext w:val="0"/>
-      <w:keepLines w:val="0"/>
-      <w:widowControl w:val="1"/>
       <w:pBdr>
-        <w:top w:space="0" w:sz="0" w:val="nil"/>
-        <w:left w:space="0" w:sz="0" w:val="nil"/>
-        <w:bottom w:space="0" w:sz="0" w:val="nil"/>
-        <w:right w:space="0" w:sz="0" w:val="nil"/>
-        <w:between w:space="0" w:sz="0" w:val="nil"/>
+        <w:top w:val="nil"/>
+        <w:left w:val="nil"/>
+        <w:bottom w:val="nil"/>
+        <w:right w:val="nil"/>
+        <w:between w:val="nil"/>
       </w:pBdr>
-      <w:shd w:fill="auto" w:val="clear"/>
       <w:tabs>
-        <w:tab w:val="center" w:leader="none" w:pos="4252"/>
-        <w:tab w:val="right" w:leader="none" w:pos="8504"/>
+        <w:tab w:val="center" w:pos="4252"/>
+        <w:tab w:val="right" w:pos="8504"/>
       </w:tabs>
-      <w:spacing w:after="120" w:before="120" w:line="360" w:lineRule="auto"/>
-      <w:ind w:left="0" w:right="0" w:firstLine="0"/>
       <w:jc w:val="center"/>
       <w:rPr>
-        <w:rFonts w:ascii="Times New Roman" w:cs="Times New Roman" w:eastAsia="Times New Roman" w:hAnsi="Times New Roman"/>
-        <w:b w:val="0"/>
-        <w:bCs w:val="0"/>
-        <w:i w:val="0"/>
-        <w:iCs w:val="0"/>
-        <w:smallCaps w:val="0"/>
-        <w:strike w:val="0"/>
         <w:color w:val="000000"/>
-        <w:sz w:val="24"/>
-        <w:szCs w:val="24"/>
-        <w:u w:val="none"/>
-        <w:shd w:fill="auto" w:val="clear"/>
-        <w:vertAlign w:val="baseline"/>
       </w:rPr>
     </w:pPr>
     <w:r>
       <w:rPr>
-        <w:rFonts w:ascii="Times New Roman" w:cs="Times New Roman" w:eastAsia="Times New Roman" w:hAnsi="Times New Roman"/>
-        <w:b w:val="0"/>
-        <w:bCs w:val="0"/>
-        <w:i w:val="0"/>
-        <w:iCs w:val="0"/>
-        <w:smallCaps w:val="0"/>
-        <w:strike w:val="0"/>
         <w:color w:val="000000"/>
-        <w:sz w:val="24"/>
-        <w:szCs w:val="24"/>
-        <w:u w:val="none"/>
-        <w:shd w:fill="auto" w:val="clear"/>
-        <w:vertAlign w:val="baseline"/>
       </w:rPr>
       <w:fldChar w:fldCharType="begin"/>
-      <w:instrText xml:space="preserve">PAGE</w:instrText>
-      <w:fldChar w:fldCharType="separate"/>
-      <w:fldChar w:fldCharType="end"/>
     </w:r>
     <w:r>
       <w:rPr>
-        <w:rtl w:val="0"/>
-      </w:rPr>
+        <w:color w:val="000000"/>
+      </w:rPr>
+      <w:instrText>PAGE</w:instrText>
+    </w:r>
+    <w:r>
+      <w:rPr>
+        <w:color w:val="000000"/>
+      </w:rPr>
+      <w:fldChar w:fldCharType="separate"/>
+    </w:r>
+    <w:r>
+      <w:rPr>
+        <w:noProof/>
+        <w:color w:val="000000"/>
+      </w:rPr>
+      <w:t>1</w:t>
+    </w:r>
+    <w:r>
+      <w:rPr>
+        <w:color w:val="000000"/>
+      </w:rPr>
+      <w:fldChar w:fldCharType="end"/>
     </w:r>
   </w:p>
   <w:p>
     <w:pPr>
-      <w:keepNext w:val="0"/>
-      <w:keepLines w:val="0"/>
-      <w:widowControl w:val="1"/>
       <w:pBdr>
-        <w:top w:space="0" w:sz="0" w:val="nil"/>
-        <w:left w:space="0" w:sz="0" w:val="nil"/>
-        <w:bottom w:space="0" w:sz="0" w:val="nil"/>
-        <w:right w:space="0" w:sz="0" w:val="nil"/>
-        <w:between w:space="0" w:sz="0" w:val="nil"/>
+        <w:top w:val="nil"/>
+        <w:left w:val="nil"/>
+        <w:bottom w:val="nil"/>
+        <w:right w:val="nil"/>
+        <w:between w:val="nil"/>
       </w:pBdr>
-      <w:shd w:fill="auto" w:val="clear"/>
       <w:tabs>
-        <w:tab w:val="center" w:leader="none" w:pos="4252"/>
-        <w:tab w:val="right" w:leader="none" w:pos="8504"/>
+        <w:tab w:val="center" w:pos="4252"/>
+        <w:tab w:val="right" w:pos="8504"/>
       </w:tabs>
-      <w:spacing w:after="120" w:before="120" w:line="360" w:lineRule="auto"/>
-      <w:ind w:left="0" w:right="0" w:firstLine="0"/>
-      <w:jc w:val="both"/>
-      <w:rPr>
-        <w:rFonts w:ascii="Times New Roman" w:cs="Times New Roman" w:eastAsia="Times New Roman" w:hAnsi="Times New Roman"/>
-        <w:b w:val="0"/>
-        <w:bCs w:val="0"/>
-        <w:i w:val="0"/>
-        <w:iCs w:val="0"/>
-        <w:smallCaps w:val="0"/>
-        <w:strike w:val="0"/>
+      <w:rPr>
         <w:color w:val="000000"/>
-        <w:sz w:val="24"/>
-        <w:szCs w:val="24"/>
-        <w:u w:val="none"/>
-        <w:shd w:fill="auto" w:val="clear"/>
-        <w:vertAlign w:val="baseline"/>
       </w:rPr>
     </w:pPr>
-    <w:r>
-      <w:rPr>
-        <w:rtl w:val="0"/>
-      </w:rPr>
-    </w:r>
   </w:p>
 </w:ftr>
 </file>
 
-<file path=word/header1.xml><?xml version="1.0" encoding="utf-8"?>
-<w:hdr xmlns:mc="http://schemas.openxmlformats.org/markup-compatibility/2006" xmlns:o="urn:schemas-microsoft-com:office:office" xmlns:r="http://schemas.openxmlformats.org/officeDocument/2006/relationships" xmlns:m="http://schemas.openxmlformats.org/officeDocument/2006/math" xmlns:v="urn:schemas-microsoft-com:vml" xmlns:wp="http://schemas.openxmlformats.org/drawingml/2006/wordprocessingDrawing" xmlns:w10="urn:schemas-microsoft-com:office:word" xmlns:w="http://schemas.openxmlformats.org/wordprocessingml/2006/main" xmlns:wne="http://schemas.microsoft.com/office/word/2006/wordml" xmlns:sl="http://schemas.openxmlformats.org/schemaLibrary/2006/main" xmlns:a="http://schemas.openxmlformats.org/drawingml/2006/main" xmlns:pic="http://schemas.openxmlformats.org/drawingml/2006/picture" xmlns:c="http://schemas.openxmlformats.org/drawingml/2006/chart" xmlns:lc="http://schemas.openxmlformats.org/drawingml/2006/lockedCanvas" xmlns:dgm="http://schemas.openxmlformats.org/drawingml/2006/diagram" xmlns:wps="http://schemas.microsoft.com/office/word/2010/wordprocessingShape" xmlns:wpg="http://schemas.microsoft.com/office/word/2010/wordprocessingGroup" xmlns:w14="http://schemas.microsoft.com/office/word/2010/wordml" xmlns:w15="http://schemas.microsoft.com/office/word/2012/wordml" xmlns:w16="http://schemas.microsoft.com/office/word/2018/wordml" xmlns:w16cex="http://schemas.microsoft.com/office/word/2018/wordml/cex" xmlns:w16cid="http://schemas.microsoft.com/office/word/2016/wordml/cid" xmlns="http://schemas.microsoft.com/office/tasks/2019/documenttasks" xmlns:cr="http://schemas.microsoft.com/office/comments/2020/reactions">
-  <w:p>
-    <w:pPr>
-      <w:rPr/>
-    </w:pPr>
-    <w:r>
-      <w:rPr>
-        <w:rtl w:val="0"/>
-      </w:rPr>
-    </w:r>
-  </w:p>
-</w:hdr>
+<file path=word/footnotes.xml><?xml version="1.0" encoding="utf-8"?>
+<w:footnotes xmlns:wpc="http://schemas.microsoft.com/office/word/2010/wordprocessingCanvas" xmlns:cx="http://schemas.microsoft.com/office/drawing/2014/chartex" xmlns:cx1="http://schemas.microsoft.com/office/drawing/2015/9/8/chartex" xmlns:cx2="http://schemas.microsoft.com/office/drawing/2015/10/21/chartex" xmlns:cx3="http://schemas.microsoft.com/office/drawing/2016/5/9/chartex" xmlns:cx4="http://schemas.microsoft.com/office/drawing/2016/5/10/chartex" xmlns:cx5="http://schemas.microsoft.com/office/drawing/2016/5/11/chartex" xmlns:cx6="http://schemas.microsoft.com/office/drawing/2016/5/12/chartex" xmlns:cx7="http://schemas.microsoft.com/office/drawing/2016/5/13/chartex" xmlns:cx8="http://schemas.microsoft.com/office/drawing/2016/5/14/chartex" xmlns:mc="http://schemas.openxmlformats.org/markup-compatibility/2006" xmlns:aink="http://schemas.microsoft.com/office/drawing/2016/ink" xmlns:am3d="http://schemas.microsoft.com/office/drawing/2017/model3d" xmlns:o="urn:schemas-microsoft-com:office:office" xmlns:oel="http://schemas.microsoft.com/office/2019/extlst" xmlns:r="http://schemas.openxmlformats.org/officeDocument/2006/relationships" xmlns:m="http://schemas.openxmlformats.org/officeDocument/2006/math" xmlns:v="urn:schemas-microsoft-com:vml" xmlns:wp14="http://schemas.microsoft.com/office/word/2010/wordprocessingDrawing" xmlns:wp="http://schemas.openxmlformats.org/drawingml/2006/wordprocessingDrawing" xmlns:w10="urn:schemas-microsoft-com:office:word" xmlns:w="http://schemas.openxmlformats.org/wordprocessingml/2006/main" xmlns:w14="http://schemas.microsoft.com/office/word/2010/wordml" xmlns:w15="http://schemas.microsoft.com/office/word/2012/wordml" xmlns:w16cex="http://schemas.microsoft.com/office/word/2018/wordml/cex" xmlns:w16cid="http://schemas.microsoft.com/office/word/2016/wordml/cid" xmlns:w16="http://schemas.microsoft.com/office/word/2018/wordml" xmlns:w16du="http://schemas.microsoft.com/office/word/2023/wordml/word16du" xmlns:w16sdtdh="http://schemas.microsoft.com/office/word/2020/wordml/sdtdatahash" xmlns:w16sdtfl="http://schemas.microsoft.com/office/word/2024/wordml/sdtformatlock" xmlns:w16se="http://schemas.microsoft.com/office/word/2015/wordml/symex" xmlns:wpg="http://schemas.microsoft.com/office/word/2010/wordprocessingGroup" xmlns:wpi="http://schemas.microsoft.com/office/word/2010/wordprocessingInk" xmlns:wne="http://schemas.microsoft.com/office/word/2006/wordml" xmlns:wps="http://schemas.microsoft.com/office/word/2010/wordprocessingShape" mc:Ignorable="w14 w15 w16se w16cid w16 w16cex w16sdtdh w16sdtfl w16du wp14">
+  <w:footnote w:type="separator" w:id="-1">
+    <w:p>
+      <w:pPr>
+        <w:spacing w:before="0" w:after="0" w:line="240" w:lineRule="auto"/>
+      </w:pPr>
+      <w:r>
+        <w:separator/>
+      </w:r>
+    </w:p>
+  </w:footnote>
+  <w:footnote w:type="continuationSeparator" w:id="0">
+    <w:p>
+      <w:pPr>
+        <w:spacing w:before="0" w:after="0" w:line="240" w:lineRule="auto"/>
+      </w:pPr>
+      <w:r>
+        <w:continuationSeparator/>
+      </w:r>
+    </w:p>
+  </w:footnote>
+</w:footnotes>
 </file>
 
 <file path=word/numbering.xml><?xml version="1.0" encoding="utf-8"?>
-<w:numbering xmlns:mc="http://schemas.openxmlformats.org/markup-compatibility/2006" xmlns:o="urn:schemas-microsoft-com:office:office" xmlns:r="http://schemas.openxmlformats.org/officeDocument/2006/relationships" xmlns:m="http://schemas.openxmlformats.org/officeDocument/2006/math" xmlns:v="urn:schemas-microsoft-com:vml" xmlns:wp="http://schemas.openxmlformats.org/drawingml/2006/wordprocessingDrawing" xmlns:w10="urn:schemas-microsoft-com:office:word" xmlns:w="http://schemas.openxmlformats.org/wordprocessingml/2006/main" xmlns:wne="http://schemas.microsoft.com/office/word/2006/wordml" xmlns:sl="http://schemas.openxmlformats.org/schemaLibrary/2006/main" xmlns:a="http://schemas.openxmlformats.org/drawingml/2006/main" xmlns:pic="http://schemas.openxmlformats.org/drawingml/2006/picture" xmlns:c="http://schemas.openxmlformats.org/drawingml/2006/chart" xmlns:lc="http://schemas.openxmlformats.org/drawingml/2006/lockedCanvas" xmlns:dgm="http://schemas.openxmlformats.org/drawingml/2006/diagram" xmlns:wps="http://schemas.microsoft.com/office/word/2010/wordprocessingShape" xmlns:wpg="http://schemas.microsoft.com/office/word/2010/wordprocessingGroup" xmlns:w14="http://schemas.microsoft.com/office/word/2010/wordml" xmlns:w15="http://schemas.microsoft.com/office/word/2012/wordml" xmlns:w16="http://schemas.microsoft.com/office/word/2018/wordml" xmlns:w16cex="http://schemas.microsoft.com/office/word/2018/wordml/cex" xmlns:w16cid="http://schemas.microsoft.com/office/word/2016/wordml/cid" xmlns="http://schemas.microsoft.com/office/tasks/2019/documenttasks" xmlns:cr="http://schemas.microsoft.com/office/comments/2020/reactions">
-  <w:abstractNum w:abstractNumId="1">
+<w:numbering xmlns:wpc="http://schemas.microsoft.com/office/word/2010/wordprocessingCanvas" xmlns:cx="http://schemas.microsoft.com/office/drawing/2014/chartex" xmlns:cx1="http://schemas.microsoft.com/office/drawing/2015/9/8/chartex" xmlns:cx2="http://schemas.microsoft.com/office/drawing/2015/10/21/chartex" xmlns:cx3="http://schemas.microsoft.com/office/drawing/2016/5/9/chartex" xmlns:cx4="http://schemas.microsoft.com/office/drawing/2016/5/10/chartex" xmlns:cx5="http://schemas.microsoft.com/office/drawing/2016/5/11/chartex" xmlns:cx6="http://schemas.microsoft.com/office/drawing/2016/5/12/chartex" xmlns:cx7="http://schemas.microsoft.com/office/drawing/2016/5/13/chartex" xmlns:cx8="http://schemas.microsoft.com/office/drawing/2016/5/14/chartex" xmlns:mc="http://schemas.openxmlformats.org/markup-compatibility/2006" xmlns:aink="http://schemas.microsoft.com/office/drawing/2016/ink" xmlns:am3d="http://schemas.microsoft.com/office/drawing/2017/model3d" xmlns:o="urn:schemas-microsoft-com:office:office" xmlns:oel="http://schemas.microsoft.com/office/2019/extlst" xmlns:r="http://schemas.openxmlformats.org/officeDocument/2006/relationships" xmlns:m="http://schemas.openxmlformats.org/officeDocument/2006/math" xmlns:v="urn:schemas-microsoft-com:vml" xmlns:wp14="http://schemas.microsoft.com/office/word/2010/wordprocessingDrawing" xmlns:wp="http://schemas.openxmlformats.org/drawingml/2006/wordprocessingDrawing" xmlns:w10="urn:schemas-microsoft-com:office:word" xmlns:w="http://schemas.openxmlformats.org/wordprocessingml/2006/main" xmlns:w14="http://schemas.microsoft.com/office/word/2010/wordml" xmlns:w15="http://schemas.microsoft.com/office/word/2012/wordml" xmlns:w16cex="http://schemas.microsoft.com/office/word/2018/wordml/cex" xmlns:w16cid="http://schemas.microsoft.com/office/word/2016/wordml/cid" xmlns:w16="http://schemas.microsoft.com/office/word/2018/wordml" xmlns:w16du="http://schemas.microsoft.com/office/word/2023/wordml/word16du" xmlns:w16sdtdh="http://schemas.microsoft.com/office/word/2020/wordml/sdtdatahash" xmlns:w16sdtfl="http://schemas.microsoft.com/office/word/2024/wordml/sdtformatlock" xmlns:w16se="http://schemas.microsoft.com/office/word/2015/wordml/symex" xmlns:wpg="http://schemas.microsoft.com/office/word/2010/wordprocessingGroup" xmlns:wpi="http://schemas.microsoft.com/office/word/2010/wordprocessingInk" xmlns:wne="http://schemas.microsoft.com/office/word/2006/wordml" xmlns:wps="http://schemas.microsoft.com/office/word/2010/wordprocessingShape" mc:Ignorable="w14 w15 w16se w16cid w16 w16cex w16sdtdh w16sdtfl w16du wp14">
+  <w:abstractNum w:abstractNumId="0" w15:restartNumberingAfterBreak="0">
+    <w:nsid w:val="0ADC4DDE"/>
+    <w:multiLevelType w:val="multilevel"/>
+    <w:tmpl w:val="E9F88762"/>
     <w:lvl w:ilvl="0">
       <w:start w:val="1"/>
       <w:numFmt w:val="bullet"/>
@@ -4375,7 +3331,136 @@
       </w:rPr>
     </w:lvl>
   </w:abstractNum>
-  <w:abstractNum w:abstractNumId="2">
+  <w:abstractNum w:abstractNumId="1" w15:restartNumberingAfterBreak="0">
+    <w:nsid w:val="0DDB4BEF"/>
+    <w:multiLevelType w:val="multilevel"/>
+    <w:tmpl w:val="BE9CE0F6"/>
+    <w:lvl w:ilvl="0">
+      <w:start w:val="1"/>
+      <w:numFmt w:val="decimal"/>
+      <w:lvlText w:val="%1."/>
+      <w:lvlJc w:val="left"/>
+      <w:pPr>
+        <w:ind w:left="858" w:hanging="432"/>
+      </w:pPr>
+      <w:rPr>
+        <w:rFonts w:ascii="Times New Roman" w:eastAsia="Times New Roman" w:hAnsi="Times New Roman" w:cs="Times New Roman"/>
+        <w:b/>
+        <w:bCs/>
+        <w:sz w:val="36"/>
+        <w:szCs w:val="36"/>
+        <w:vertAlign w:val="baseline"/>
+      </w:rPr>
+    </w:lvl>
+    <w:lvl w:ilvl="1">
+      <w:start w:val="1"/>
+      <w:numFmt w:val="decimal"/>
+      <w:lvlText w:val="%1.%2"/>
+      <w:lvlJc w:val="left"/>
+      <w:pPr>
+        <w:ind w:left="576" w:hanging="576"/>
+      </w:pPr>
+      <w:rPr>
+        <w:rFonts w:ascii="Times New Roman" w:eastAsia="Times New Roman" w:hAnsi="Times New Roman" w:cs="Times New Roman"/>
+        <w:b/>
+        <w:bCs/>
+        <w:vertAlign w:val="baseline"/>
+      </w:rPr>
+    </w:lvl>
+    <w:lvl w:ilvl="2">
+      <w:start w:val="1"/>
+      <w:numFmt w:val="decimal"/>
+      <w:lvlText w:val="%1.%2.%3"/>
+      <w:lvlJc w:val="left"/>
+      <w:pPr>
+        <w:ind w:left="1855" w:hanging="720"/>
+      </w:pPr>
+      <w:rPr>
+        <w:rFonts w:ascii="Times New Roman" w:eastAsia="Times New Roman" w:hAnsi="Times New Roman" w:cs="Times New Roman"/>
+        <w:b/>
+        <w:bCs/>
+        <w:sz w:val="22"/>
+        <w:szCs w:val="22"/>
+        <w:vertAlign w:val="baseline"/>
+      </w:rPr>
+    </w:lvl>
+    <w:lvl w:ilvl="3">
+      <w:start w:val="1"/>
+      <w:numFmt w:val="decimal"/>
+      <w:lvlText w:val="%1.%2.%3.%4"/>
+      <w:lvlJc w:val="left"/>
+      <w:pPr>
+        <w:ind w:left="864" w:hanging="864"/>
+      </w:pPr>
+      <w:rPr>
+        <w:vertAlign w:val="baseline"/>
+      </w:rPr>
+    </w:lvl>
+    <w:lvl w:ilvl="4">
+      <w:start w:val="1"/>
+      <w:numFmt w:val="decimal"/>
+      <w:lvlText w:val="%1.%2.%3.%4.%5"/>
+      <w:lvlJc w:val="left"/>
+      <w:pPr>
+        <w:ind w:left="1008" w:hanging="1008"/>
+      </w:pPr>
+      <w:rPr>
+        <w:vertAlign w:val="baseline"/>
+      </w:rPr>
+    </w:lvl>
+    <w:lvl w:ilvl="5">
+      <w:start w:val="1"/>
+      <w:numFmt w:val="decimal"/>
+      <w:lvlText w:val="%1.%2.%3.%4.%5.%6"/>
+      <w:lvlJc w:val="left"/>
+      <w:pPr>
+        <w:ind w:left="1152" w:hanging="1152"/>
+      </w:pPr>
+      <w:rPr>
+        <w:vertAlign w:val="baseline"/>
+      </w:rPr>
+    </w:lvl>
+    <w:lvl w:ilvl="6">
+      <w:start w:val="1"/>
+      <w:numFmt w:val="decimal"/>
+      <w:lvlText w:val="%1.%2.%3.%4.%5.%6.%7"/>
+      <w:lvlJc w:val="left"/>
+      <w:pPr>
+        <w:ind w:left="1296" w:hanging="1296"/>
+      </w:pPr>
+      <w:rPr>
+        <w:vertAlign w:val="baseline"/>
+      </w:rPr>
+    </w:lvl>
+    <w:lvl w:ilvl="7">
+      <w:start w:val="1"/>
+      <w:numFmt w:val="decimal"/>
+      <w:lvlText w:val="%1.%2.%3.%4.%5.%6.%7.%8"/>
+      <w:lvlJc w:val="left"/>
+      <w:pPr>
+        <w:ind w:left="1440" w:hanging="1440"/>
+      </w:pPr>
+      <w:rPr>
+        <w:vertAlign w:val="baseline"/>
+      </w:rPr>
+    </w:lvl>
+    <w:lvl w:ilvl="8">
+      <w:start w:val="1"/>
+      <w:numFmt w:val="decimal"/>
+      <w:lvlText w:val="%1.%2.%3.%4.%5.%6.%7.%8.%9"/>
+      <w:lvlJc w:val="left"/>
+      <w:pPr>
+        <w:ind w:left="1584" w:hanging="1584"/>
+      </w:pPr>
+      <w:rPr>
+        <w:vertAlign w:val="baseline"/>
+      </w:rPr>
+    </w:lvl>
+  </w:abstractNum>
+  <w:abstractNum w:abstractNumId="2" w15:restartNumberingAfterBreak="0">
+    <w:nsid w:val="0E800172"/>
+    <w:multiLevelType w:val="multilevel"/>
+    <w:tmpl w:val="B4EE7D22"/>
     <w:lvl w:ilvl="0">
       <w:start w:val="1"/>
       <w:numFmt w:val="bullet"/>
@@ -4485,7 +3570,10 @@
       </w:rPr>
     </w:lvl>
   </w:abstractNum>
-  <w:abstractNum w:abstractNumId="3">
+  <w:abstractNum w:abstractNumId="3" w15:restartNumberingAfterBreak="0">
+    <w:nsid w:val="1D575A43"/>
+    <w:multiLevelType w:val="multilevel"/>
+    <w:tmpl w:val="0B3E8A8C"/>
     <w:lvl w:ilvl="0">
       <w:start w:val="1"/>
       <w:numFmt w:val="decimal"/>
@@ -4595,7 +3683,10 @@
       </w:rPr>
     </w:lvl>
   </w:abstractNum>
-  <w:abstractNum w:abstractNumId="4">
+  <w:abstractNum w:abstractNumId="4" w15:restartNumberingAfterBreak="0">
+    <w:nsid w:val="212F3C08"/>
+    <w:multiLevelType w:val="multilevel"/>
+    <w:tmpl w:val="621AD968"/>
     <w:lvl w:ilvl="0">
       <w:start w:val="1"/>
       <w:numFmt w:val="bullet"/>
@@ -4705,7 +3796,10 @@
       </w:rPr>
     </w:lvl>
   </w:abstractNum>
-  <w:abstractNum w:abstractNumId="5">
+  <w:abstractNum w:abstractNumId="5" w15:restartNumberingAfterBreak="0">
+    <w:nsid w:val="46C1307E"/>
+    <w:multiLevelType w:val="multilevel"/>
+    <w:tmpl w:val="0CDCB3C0"/>
     <w:lvl w:ilvl="0">
       <w:start w:val="1"/>
       <w:numFmt w:val="bullet"/>
@@ -4815,130 +3909,10 @@
       </w:rPr>
     </w:lvl>
   </w:abstractNum>
-  <w:abstractNum w:abstractNumId="6">
-    <w:lvl w:ilvl="0">
-      <w:start w:val="1"/>
-      <w:numFmt w:val="decimal"/>
-      <w:lvlText w:val="%1."/>
-      <w:lvlJc w:val="left"/>
-      <w:pPr>
-        <w:ind w:left="858" w:hanging="432.00000000000006"/>
-      </w:pPr>
-      <w:rPr>
-        <w:rFonts w:ascii="Times New Roman" w:cs="Times New Roman" w:eastAsia="Times New Roman" w:hAnsi="Times New Roman"/>
-        <w:b w:val="1"/>
-        <w:bCs w:val="1"/>
-        <w:sz w:val="36"/>
-        <w:szCs w:val="36"/>
-        <w:vertAlign w:val="baseline"/>
-      </w:rPr>
-    </w:lvl>
-    <w:lvl w:ilvl="1">
-      <w:start w:val="1"/>
-      <w:numFmt w:val="decimal"/>
-      <w:lvlText w:val="%1.%2"/>
-      <w:lvlJc w:val="left"/>
-      <w:pPr>
-        <w:ind w:left="576" w:hanging="576"/>
-      </w:pPr>
-      <w:rPr>
-        <w:rFonts w:ascii="Times New Roman" w:cs="Times New Roman" w:eastAsia="Times New Roman" w:hAnsi="Times New Roman"/>
-        <w:b w:val="1"/>
-        <w:bCs w:val="1"/>
-        <w:vertAlign w:val="baseline"/>
-      </w:rPr>
-    </w:lvl>
-    <w:lvl w:ilvl="2">
-      <w:start w:val="1"/>
-      <w:numFmt w:val="decimal"/>
-      <w:lvlText w:val="%1.%2.%3"/>
-      <w:lvlJc w:val="left"/>
-      <w:pPr>
-        <w:ind w:left="1855" w:hanging="720"/>
-      </w:pPr>
-      <w:rPr>
-        <w:rFonts w:ascii="Times New Roman" w:cs="Times New Roman" w:eastAsia="Times New Roman" w:hAnsi="Times New Roman"/>
-        <w:b w:val="1"/>
-        <w:bCs w:val="1"/>
-        <w:sz w:val="22"/>
-        <w:szCs w:val="22"/>
-        <w:vertAlign w:val="baseline"/>
-      </w:rPr>
-    </w:lvl>
-    <w:lvl w:ilvl="3">
-      <w:start w:val="1"/>
-      <w:numFmt w:val="decimal"/>
-      <w:lvlText w:val="%1.%2.%3.%4"/>
-      <w:lvlJc w:val="left"/>
-      <w:pPr>
-        <w:ind w:left="864" w:hanging="864"/>
-      </w:pPr>
-      <w:rPr>
-        <w:vertAlign w:val="baseline"/>
-      </w:rPr>
-    </w:lvl>
-    <w:lvl w:ilvl="4">
-      <w:start w:val="1"/>
-      <w:numFmt w:val="decimal"/>
-      <w:lvlText w:val="%1.%2.%3.%4.%5"/>
-      <w:lvlJc w:val="left"/>
-      <w:pPr>
-        <w:ind w:left="1008" w:hanging="1008"/>
-      </w:pPr>
-      <w:rPr>
-        <w:vertAlign w:val="baseline"/>
-      </w:rPr>
-    </w:lvl>
-    <w:lvl w:ilvl="5">
-      <w:start w:val="1"/>
-      <w:numFmt w:val="decimal"/>
-      <w:lvlText w:val="%1.%2.%3.%4.%5.%6"/>
-      <w:lvlJc w:val="left"/>
-      <w:pPr>
-        <w:ind w:left="1152" w:hanging="1152"/>
-      </w:pPr>
-      <w:rPr>
-        <w:vertAlign w:val="baseline"/>
-      </w:rPr>
-    </w:lvl>
-    <w:lvl w:ilvl="6">
-      <w:start w:val="1"/>
-      <w:numFmt w:val="decimal"/>
-      <w:lvlText w:val="%1.%2.%3.%4.%5.%6.%7"/>
-      <w:lvlJc w:val="left"/>
-      <w:pPr>
-        <w:ind w:left="1296" w:hanging="1296"/>
-      </w:pPr>
-      <w:rPr>
-        <w:vertAlign w:val="baseline"/>
-      </w:rPr>
-    </w:lvl>
-    <w:lvl w:ilvl="7">
-      <w:start w:val="1"/>
-      <w:numFmt w:val="decimal"/>
-      <w:lvlText w:val="%1.%2.%3.%4.%5.%6.%7.%8"/>
-      <w:lvlJc w:val="left"/>
-      <w:pPr>
-        <w:ind w:left="1440" w:hanging="1440"/>
-      </w:pPr>
-      <w:rPr>
-        <w:vertAlign w:val="baseline"/>
-      </w:rPr>
-    </w:lvl>
-    <w:lvl w:ilvl="8">
-      <w:start w:val="1"/>
-      <w:numFmt w:val="decimal"/>
-      <w:lvlText w:val="%1.%2.%3.%4.%5.%6.%7.%8.%9"/>
-      <w:lvlJc w:val="left"/>
-      <w:pPr>
-        <w:ind w:left="1584" w:hanging="1584"/>
-      </w:pPr>
-      <w:rPr>
-        <w:vertAlign w:val="baseline"/>
-      </w:rPr>
-    </w:lvl>
-  </w:abstractNum>
-  <w:abstractNum w:abstractNumId="7">
+  <w:abstractNum w:abstractNumId="6" w15:restartNumberingAfterBreak="0">
+    <w:nsid w:val="49951261"/>
+    <w:multiLevelType w:val="multilevel"/>
+    <w:tmpl w:val="7D92B5E6"/>
     <w:lvl w:ilvl="0">
       <w:start w:val="1"/>
       <w:numFmt w:val="bullet"/>
@@ -5048,7 +4022,10 @@
       </w:rPr>
     </w:lvl>
   </w:abstractNum>
-  <w:abstractNum w:abstractNumId="8">
+  <w:abstractNum w:abstractNumId="7" w15:restartNumberingAfterBreak="0">
+    <w:nsid w:val="7C5B70F5"/>
+    <w:multiLevelType w:val="multilevel"/>
+    <w:tmpl w:val="5DF021F0"/>
     <w:lvl w:ilvl="0">
       <w:start w:val="1"/>
       <w:numFmt w:val="decimal"/>
@@ -5158,79 +4135,451 @@
       </w:rPr>
     </w:lvl>
   </w:abstractNum>
-  <w:num w:numId="1">
+  <w:num w:numId="1" w16cid:durableId="1797215327">
+    <w:abstractNumId w:val="2"/>
+  </w:num>
+  <w:num w:numId="2" w16cid:durableId="2008514152">
+    <w:abstractNumId w:val="4"/>
+  </w:num>
+  <w:num w:numId="3" w16cid:durableId="1824662669">
+    <w:abstractNumId w:val="7"/>
+  </w:num>
+  <w:num w:numId="4" w16cid:durableId="862548455">
+    <w:abstractNumId w:val="6"/>
+  </w:num>
+  <w:num w:numId="5" w16cid:durableId="1453404334">
+    <w:abstractNumId w:val="0"/>
+  </w:num>
+  <w:num w:numId="6" w16cid:durableId="1546676757">
     <w:abstractNumId w:val="1"/>
   </w:num>
-  <w:num w:numId="2">
-    <w:abstractNumId w:val="2"/>
-  </w:num>
-  <w:num w:numId="3">
-    <w:abstractNumId w:val="3"/>
-  </w:num>
-  <w:num w:numId="4">
-    <w:abstractNumId w:val="4"/>
-  </w:num>
-  <w:num w:numId="5">
+  <w:num w:numId="7" w16cid:durableId="1993024457">
     <w:abstractNumId w:val="5"/>
   </w:num>
-  <w:num w:numId="6">
-    <w:abstractNumId w:val="6"/>
-  </w:num>
-  <w:num w:numId="7">
-    <w:abstractNumId w:val="7"/>
-  </w:num>
-  <w:num w:numId="8">
-    <w:abstractNumId w:val="8"/>
+  <w:num w:numId="8" w16cid:durableId="1204320175">
+    <w:abstractNumId w:val="3"/>
   </w:num>
 </w:numbering>
 </file>
 
 <file path=word/styles.xml><?xml version="1.0" encoding="utf-8"?>
-<w:styles xmlns:mc="http://schemas.openxmlformats.org/markup-compatibility/2006" xmlns:o="urn:schemas-microsoft-com:office:office" xmlns:r="http://schemas.openxmlformats.org/officeDocument/2006/relationships" xmlns:m="http://schemas.openxmlformats.org/officeDocument/2006/math" xmlns:v="urn:schemas-microsoft-com:vml" xmlns:wp="http://schemas.openxmlformats.org/drawingml/2006/wordprocessingDrawing" xmlns:w10="urn:schemas-microsoft-com:office:word" xmlns:w="http://schemas.openxmlformats.org/wordprocessingml/2006/main" xmlns:wne="http://schemas.microsoft.com/office/word/2006/wordml" xmlns:sl="http://schemas.openxmlformats.org/schemaLibrary/2006/main" xmlns:a="http://schemas.openxmlformats.org/drawingml/2006/main" xmlns:pic="http://schemas.openxmlformats.org/drawingml/2006/picture" xmlns:c="http://schemas.openxmlformats.org/drawingml/2006/chart" xmlns:lc="http://schemas.openxmlformats.org/drawingml/2006/lockedCanvas" xmlns:dgm="http://schemas.openxmlformats.org/drawingml/2006/diagram" xmlns:wps="http://schemas.microsoft.com/office/word/2010/wordprocessingShape" xmlns:wpg="http://schemas.microsoft.com/office/word/2010/wordprocessingGroup" xmlns:w14="http://schemas.microsoft.com/office/word/2010/wordml" xmlns:w15="http://schemas.microsoft.com/office/word/2012/wordml" xmlns:w16="http://schemas.microsoft.com/office/word/2018/wordml" xmlns:w16cex="http://schemas.microsoft.com/office/word/2018/wordml/cex" xmlns:w16cid="http://schemas.microsoft.com/office/word/2016/wordml/cid" xmlns="http://schemas.microsoft.com/office/tasks/2019/documenttasks" xmlns:cr="http://schemas.microsoft.com/office/comments/2020/reactions">
+<w:styles xmlns:mc="http://schemas.openxmlformats.org/markup-compatibility/2006" xmlns:r="http://schemas.openxmlformats.org/officeDocument/2006/relationships" xmlns:w="http://schemas.openxmlformats.org/wordprocessingml/2006/main" xmlns:w14="http://schemas.microsoft.com/office/word/2010/wordml" xmlns:w15="http://schemas.microsoft.com/office/word/2012/wordml" xmlns:w16cex="http://schemas.microsoft.com/office/word/2018/wordml/cex" xmlns:w16cid="http://schemas.microsoft.com/office/word/2016/wordml/cid" xmlns:w16="http://schemas.microsoft.com/office/word/2018/wordml" xmlns:w16du="http://schemas.microsoft.com/office/word/2023/wordml/word16du" xmlns:w16sdtdh="http://schemas.microsoft.com/office/word/2020/wordml/sdtdatahash" xmlns:w16sdtfl="http://schemas.microsoft.com/office/word/2024/wordml/sdtformatlock" xmlns:w16se="http://schemas.microsoft.com/office/word/2015/wordml/symex" mc:Ignorable="w14 w15 w16se w16cid w16 w16cex w16sdtdh w16sdtfl w16du">
   <w:docDefaults>
     <w:rPrDefault>
       <w:rPr>
+        <w:rFonts w:ascii="Times New Roman" w:eastAsia="Times New Roman" w:hAnsi="Times New Roman" w:cs="Times New Roman"/>
         <w:sz w:val="24"/>
         <w:szCs w:val="24"/>
-        <w:lang w:val="es-PE"/>
+        <w:lang w:val="es-PE" w:eastAsia="es-PE" w:bidi="ar-SA"/>
       </w:rPr>
     </w:rPrDefault>
     <w:pPrDefault>
       <w:pPr>
-        <w:spacing w:after="120" w:before="120" w:line="360" w:lineRule="auto"/>
+        <w:spacing w:before="120" w:after="120" w:line="360" w:lineRule="auto"/>
         <w:jc w:val="both"/>
       </w:pPr>
     </w:pPrDefault>
   </w:docDefaults>
-  <w:style w:type="table" w:styleId="TableNormal" w:default="1">
-    <w:name w:val="TableNormal"/>
-    <w:tblPr>
-      <w:tblCellMar>
-        <w:top w:w="100.0" w:type="dxa"/>
-        <w:left w:w="100.0" w:type="dxa"/>
-        <w:bottom w:w="100.0" w:type="dxa"/>
-        <w:right w:w="100.0" w:type="dxa"/>
-      </w:tblCellMar>
-    </w:tblPr>
-  </w:style>
-  <w:style w:type="paragraph" w:styleId="Normal" w:default="1">
-    <w:name w:val="normal"/>
+  <w:latentStyles w:defLockedState="0" w:defUIPriority="99" w:defSemiHidden="0" w:defUnhideWhenUsed="0" w:defQFormat="0" w:count="376">
+    <w:lsdException w:name="Normal" w:uiPriority="0" w:qFormat="1"/>
+    <w:lsdException w:name="heading 1" w:uiPriority="9" w:qFormat="1"/>
+    <w:lsdException w:name="heading 2" w:semiHidden="1" w:uiPriority="9" w:unhideWhenUsed="1" w:qFormat="1"/>
+    <w:lsdException w:name="heading 3" w:semiHidden="1" w:uiPriority="9" w:unhideWhenUsed="1" w:qFormat="1"/>
+    <w:lsdException w:name="heading 4" w:semiHidden="1" w:uiPriority="9" w:unhideWhenUsed="1" w:qFormat="1"/>
+    <w:lsdException w:name="heading 5" w:semiHidden="1" w:uiPriority="9" w:unhideWhenUsed="1" w:qFormat="1"/>
+    <w:lsdException w:name="heading 6" w:semiHidden="1" w:uiPriority="9" w:unhideWhenUsed="1" w:qFormat="1"/>
+    <w:lsdException w:name="heading 7" w:semiHidden="1" w:uiPriority="9" w:unhideWhenUsed="1" w:qFormat="1"/>
+    <w:lsdException w:name="heading 8" w:semiHidden="1" w:uiPriority="9" w:unhideWhenUsed="1" w:qFormat="1"/>
+    <w:lsdException w:name="heading 9" w:semiHidden="1" w:uiPriority="9" w:unhideWhenUsed="1" w:qFormat="1"/>
+    <w:lsdException w:name="index 1" w:semiHidden="1" w:unhideWhenUsed="1"/>
+    <w:lsdException w:name="index 2" w:semiHidden="1" w:unhideWhenUsed="1"/>
+    <w:lsdException w:name="index 3" w:semiHidden="1" w:unhideWhenUsed="1"/>
+    <w:lsdException w:name="index 4" w:semiHidden="1" w:unhideWhenUsed="1"/>
+    <w:lsdException w:name="index 5" w:semiHidden="1" w:unhideWhenUsed="1"/>
+    <w:lsdException w:name="index 6" w:semiHidden="1" w:unhideWhenUsed="1"/>
+    <w:lsdException w:name="index 7" w:semiHidden="1" w:unhideWhenUsed="1"/>
+    <w:lsdException w:name="index 8" w:semiHidden="1" w:unhideWhenUsed="1"/>
+    <w:lsdException w:name="index 9" w:semiHidden="1" w:unhideWhenUsed="1"/>
+    <w:lsdException w:name="toc 1" w:semiHidden="1" w:uiPriority="39" w:unhideWhenUsed="1"/>
+    <w:lsdException w:name="toc 2" w:semiHidden="1" w:uiPriority="39" w:unhideWhenUsed="1"/>
+    <w:lsdException w:name="toc 3" w:semiHidden="1" w:uiPriority="39" w:unhideWhenUsed="1"/>
+    <w:lsdException w:name="toc 4" w:semiHidden="1" w:uiPriority="39" w:unhideWhenUsed="1"/>
+    <w:lsdException w:name="toc 5" w:semiHidden="1" w:uiPriority="39" w:unhideWhenUsed="1"/>
+    <w:lsdException w:name="toc 6" w:semiHidden="1" w:uiPriority="39" w:unhideWhenUsed="1"/>
+    <w:lsdException w:name="toc 7" w:semiHidden="1" w:uiPriority="39" w:unhideWhenUsed="1"/>
+    <w:lsdException w:name="toc 8" w:semiHidden="1" w:uiPriority="39" w:unhideWhenUsed="1"/>
+    <w:lsdException w:name="toc 9" w:semiHidden="1" w:uiPriority="39" w:unhideWhenUsed="1"/>
+    <w:lsdException w:name="Normal Indent" w:semiHidden="1" w:unhideWhenUsed="1"/>
+    <w:lsdException w:name="footnote text" w:semiHidden="1" w:unhideWhenUsed="1"/>
+    <w:lsdException w:name="annotation text" w:semiHidden="1" w:unhideWhenUsed="1"/>
+    <w:lsdException w:name="header" w:semiHidden="1" w:unhideWhenUsed="1"/>
+    <w:lsdException w:name="footer" w:semiHidden="1" w:unhideWhenUsed="1"/>
+    <w:lsdException w:name="index heading" w:semiHidden="1" w:unhideWhenUsed="1"/>
+    <w:lsdException w:name="caption" w:semiHidden="1" w:uiPriority="35" w:unhideWhenUsed="1" w:qFormat="1"/>
+    <w:lsdException w:name="table of figures" w:semiHidden="1" w:unhideWhenUsed="1"/>
+    <w:lsdException w:name="envelope address" w:semiHidden="1" w:unhideWhenUsed="1"/>
+    <w:lsdException w:name="envelope return" w:semiHidden="1" w:unhideWhenUsed="1"/>
+    <w:lsdException w:name="footnote reference" w:semiHidden="1" w:unhideWhenUsed="1"/>
+    <w:lsdException w:name="annotation reference" w:semiHidden="1" w:unhideWhenUsed="1"/>
+    <w:lsdException w:name="line number" w:semiHidden="1" w:unhideWhenUsed="1"/>
+    <w:lsdException w:name="page number" w:semiHidden="1" w:unhideWhenUsed="1"/>
+    <w:lsdException w:name="endnote reference" w:semiHidden="1" w:unhideWhenUsed="1"/>
+    <w:lsdException w:name="endnote text" w:semiHidden="1" w:unhideWhenUsed="1"/>
+    <w:lsdException w:name="table of authorities" w:semiHidden="1" w:unhideWhenUsed="1"/>
+    <w:lsdException w:name="macro" w:semiHidden="1" w:unhideWhenUsed="1"/>
+    <w:lsdException w:name="toa heading" w:semiHidden="1" w:unhideWhenUsed="1"/>
+    <w:lsdException w:name="List" w:semiHidden="1" w:unhideWhenUsed="1"/>
+    <w:lsdException w:name="List Bullet" w:semiHidden="1" w:unhideWhenUsed="1"/>
+    <w:lsdException w:name="List Number" w:semiHidden="1" w:unhideWhenUsed="1"/>
+    <w:lsdException w:name="List 2" w:semiHidden="1" w:unhideWhenUsed="1"/>
+    <w:lsdException w:name="List 3" w:semiHidden="1" w:unhideWhenUsed="1"/>
+    <w:lsdException w:name="List 4" w:semiHidden="1" w:unhideWhenUsed="1"/>
+    <w:lsdException w:name="List 5" w:semiHidden="1" w:unhideWhenUsed="1"/>
+    <w:lsdException w:name="List Bullet 2" w:semiHidden="1" w:unhideWhenUsed="1"/>
+    <w:lsdException w:name="List Bullet 3" w:semiHidden="1" w:unhideWhenUsed="1"/>
+    <w:lsdException w:name="List Bullet 4" w:semiHidden="1" w:unhideWhenUsed="1"/>
+    <w:lsdException w:name="List Bullet 5" w:semiHidden="1" w:unhideWhenUsed="1"/>
+    <w:lsdException w:name="List Number 2" w:semiHidden="1" w:unhideWhenUsed="1"/>
+    <w:lsdException w:name="List Number 3" w:semiHidden="1" w:unhideWhenUsed="1"/>
+    <w:lsdException w:name="List Number 4" w:semiHidden="1" w:unhideWhenUsed="1"/>
+    <w:lsdException w:name="List Number 5" w:semiHidden="1" w:unhideWhenUsed="1"/>
+    <w:lsdException w:name="Title" w:uiPriority="10" w:qFormat="1"/>
+    <w:lsdException w:name="Closing" w:semiHidden="1" w:unhideWhenUsed="1"/>
+    <w:lsdException w:name="Signature" w:semiHidden="1" w:unhideWhenUsed="1"/>
+    <w:lsdException w:name="Default Paragraph Font" w:semiHidden="1" w:uiPriority="1" w:unhideWhenUsed="1"/>
+    <w:lsdException w:name="Body Text" w:semiHidden="1" w:unhideWhenUsed="1"/>
+    <w:lsdException w:name="Body Text Indent" w:semiHidden="1" w:unhideWhenUsed="1"/>
+    <w:lsdException w:name="List Continue" w:semiHidden="1" w:unhideWhenUsed="1"/>
+    <w:lsdException w:name="List Continue 2" w:semiHidden="1" w:unhideWhenUsed="1"/>
+    <w:lsdException w:name="List Continue 3" w:semiHidden="1" w:unhideWhenUsed="1"/>
+    <w:lsdException w:name="List Continue 4" w:semiHidden="1" w:unhideWhenUsed="1"/>
+    <w:lsdException w:name="List Continue 5" w:semiHidden="1" w:unhideWhenUsed="1"/>
+    <w:lsdException w:name="Message Header" w:semiHidden="1" w:unhideWhenUsed="1"/>
+    <w:lsdException w:name="Subtitle" w:uiPriority="11" w:qFormat="1"/>
+    <w:lsdException w:name="Salutation" w:semiHidden="1" w:unhideWhenUsed="1"/>
+    <w:lsdException w:name="Date" w:semiHidden="1" w:unhideWhenUsed="1"/>
+    <w:lsdException w:name="Body Text First Indent" w:semiHidden="1" w:unhideWhenUsed="1"/>
+    <w:lsdException w:name="Body Text First Indent 2" w:semiHidden="1" w:unhideWhenUsed="1"/>
+    <w:lsdException w:name="Note Heading" w:semiHidden="1" w:unhideWhenUsed="1"/>
+    <w:lsdException w:name="Body Text 2" w:semiHidden="1" w:unhideWhenUsed="1"/>
+    <w:lsdException w:name="Body Text 3" w:semiHidden="1" w:unhideWhenUsed="1"/>
+    <w:lsdException w:name="Body Text Indent 2" w:semiHidden="1" w:unhideWhenUsed="1"/>
+    <w:lsdException w:name="Body Text Indent 3" w:semiHidden="1" w:unhideWhenUsed="1"/>
+    <w:lsdException w:name="Block Text" w:semiHidden="1" w:unhideWhenUsed="1"/>
+    <w:lsdException w:name="Hyperlink" w:semiHidden="1" w:unhideWhenUsed="1"/>
+    <w:lsdException w:name="FollowedHyperlink" w:semiHidden="1" w:unhideWhenUsed="1"/>
+    <w:lsdException w:name="Strong" w:uiPriority="22" w:qFormat="1"/>
+    <w:lsdException w:name="Emphasis" w:uiPriority="20" w:qFormat="1"/>
+    <w:lsdException w:name="Document Map" w:semiHidden="1" w:unhideWhenUsed="1"/>
+    <w:lsdException w:name="Plain Text" w:semiHidden="1" w:unhideWhenUsed="1"/>
+    <w:lsdException w:name="E-mail Signature" w:semiHidden="1" w:unhideWhenUsed="1"/>
+    <w:lsdException w:name="HTML Top of Form" w:semiHidden="1" w:unhideWhenUsed="1"/>
+    <w:lsdException w:name="HTML Bottom of Form" w:semiHidden="1" w:unhideWhenUsed="1"/>
+    <w:lsdException w:name="Normal (Web)" w:semiHidden="1" w:unhideWhenUsed="1"/>
+    <w:lsdException w:name="HTML Acronym" w:semiHidden="1" w:unhideWhenUsed="1"/>
+    <w:lsdException w:name="HTML Address" w:semiHidden="1" w:unhideWhenUsed="1"/>
+    <w:lsdException w:name="HTML Cite" w:semiHidden="1" w:unhideWhenUsed="1"/>
+    <w:lsdException w:name="HTML Code" w:semiHidden="1" w:unhideWhenUsed="1"/>
+    <w:lsdException w:name="HTML Definition" w:semiHidden="1" w:unhideWhenUsed="1"/>
+    <w:lsdException w:name="HTML Keyboard" w:semiHidden="1" w:unhideWhenUsed="1"/>
+    <w:lsdException w:name="HTML Preformatted" w:semiHidden="1" w:unhideWhenUsed="1"/>
+    <w:lsdException w:name="HTML Sample" w:semiHidden="1" w:unhideWhenUsed="1"/>
+    <w:lsdException w:name="HTML Typewriter" w:semiHidden="1" w:unhideWhenUsed="1"/>
+    <w:lsdException w:name="HTML Variable" w:semiHidden="1" w:unhideWhenUsed="1"/>
+    <w:lsdException w:name="Normal Table" w:semiHidden="1" w:unhideWhenUsed="1"/>
+    <w:lsdException w:name="annotation subject" w:semiHidden="1" w:unhideWhenUsed="1"/>
+    <w:lsdException w:name="No List" w:semiHidden="1" w:unhideWhenUsed="1"/>
+    <w:lsdException w:name="Outline List 1" w:semiHidden="1" w:unhideWhenUsed="1"/>
+    <w:lsdException w:name="Outline List 2" w:semiHidden="1" w:unhideWhenUsed="1"/>
+    <w:lsdException w:name="Outline List 3" w:semiHidden="1" w:unhideWhenUsed="1"/>
+    <w:lsdException w:name="Table Simple 1" w:semiHidden="1" w:unhideWhenUsed="1"/>
+    <w:lsdException w:name="Table Simple 2" w:semiHidden="1" w:unhideWhenUsed="1"/>
+    <w:lsdException w:name="Table Simple 3" w:semiHidden="1" w:unhideWhenUsed="1"/>
+    <w:lsdException w:name="Table Classic 1" w:semiHidden="1" w:unhideWhenUsed="1"/>
+    <w:lsdException w:name="Table Classic 2" w:semiHidden="1" w:unhideWhenUsed="1"/>
+    <w:lsdException w:name="Table Classic 3" w:semiHidden="1" w:unhideWhenUsed="1"/>
+    <w:lsdException w:name="Table Classic 4" w:semiHidden="1" w:unhideWhenUsed="1"/>
+    <w:lsdException w:name="Table Colorful 1" w:semiHidden="1" w:unhideWhenUsed="1"/>
+    <w:lsdException w:name="Table Colorful 2" w:semiHidden="1" w:unhideWhenUsed="1"/>
+    <w:lsdException w:name="Table Colorful 3" w:semiHidden="1" w:unhideWhenUsed="1"/>
+    <w:lsdException w:name="Table Columns 1" w:semiHidden="1" w:unhideWhenUsed="1"/>
+    <w:lsdException w:name="Table Columns 2" w:semiHidden="1" w:unhideWhenUsed="1"/>
+    <w:lsdException w:name="Table Columns 3" w:semiHidden="1" w:unhideWhenUsed="1"/>
+    <w:lsdException w:name="Table Columns 4" w:semiHidden="1" w:unhideWhenUsed="1"/>
+    <w:lsdException w:name="Table Columns 5" w:semiHidden="1" w:unhideWhenUsed="1"/>
+    <w:lsdException w:name="Table Grid 1" w:semiHidden="1" w:unhideWhenUsed="1"/>
+    <w:lsdException w:name="Table Grid 2" w:semiHidden="1" w:unhideWhenUsed="1"/>
+    <w:lsdException w:name="Table Grid 3" w:semiHidden="1" w:unhideWhenUsed="1"/>
+    <w:lsdException w:name="Table Grid 4" w:semiHidden="1" w:unhideWhenUsed="1"/>
+    <w:lsdException w:name="Table Grid 5" w:semiHidden="1" w:unhideWhenUsed="1"/>
+    <w:lsdException w:name="Table Grid 6" w:semiHidden="1" w:unhideWhenUsed="1"/>
+    <w:lsdException w:name="Table Grid 7" w:semiHidden="1" w:unhideWhenUsed="1"/>
+    <w:lsdException w:name="Table Grid 8" w:semiHidden="1" w:unhideWhenUsed="1"/>
+    <w:lsdException w:name="Table List 1" w:semiHidden="1" w:unhideWhenUsed="1"/>
+    <w:lsdException w:name="Table List 2" w:semiHidden="1" w:unhideWhenUsed="1"/>
+    <w:lsdException w:name="Table List 3" w:semiHidden="1" w:unhideWhenUsed="1"/>
+    <w:lsdException w:name="Table List 4" w:semiHidden="1" w:unhideWhenUsed="1"/>
+    <w:lsdException w:name="Table List 5" w:semiHidden="1" w:unhideWhenUsed="1"/>
+    <w:lsdException w:name="Table List 6" w:semiHidden="1" w:unhideWhenUsed="1"/>
+    <w:lsdException w:name="Table List 7" w:semiHidden="1" w:unhideWhenUsed="1"/>
+    <w:lsdException w:name="Table List 8" w:semiHidden="1" w:unhideWhenUsed="1"/>
+    <w:lsdException w:name="Table 3D effects 1" w:semiHidden="1" w:unhideWhenUsed="1"/>
+    <w:lsdException w:name="Table 3D effects 2" w:semiHidden="1" w:unhideWhenUsed="1"/>
+    <w:lsdException w:name="Table 3D effects 3" w:semiHidden="1" w:unhideWhenUsed="1"/>
+    <w:lsdException w:name="Table Contemporary" w:semiHidden="1" w:unhideWhenUsed="1"/>
+    <w:lsdException w:name="Table Elegant" w:semiHidden="1" w:unhideWhenUsed="1"/>
+    <w:lsdException w:name="Table Professional" w:semiHidden="1" w:unhideWhenUsed="1"/>
+    <w:lsdException w:name="Table Subtle 1" w:semiHidden="1" w:unhideWhenUsed="1"/>
+    <w:lsdException w:name="Table Subtle 2" w:semiHidden="1" w:unhideWhenUsed="1"/>
+    <w:lsdException w:name="Table Web 1" w:semiHidden="1" w:unhideWhenUsed="1"/>
+    <w:lsdException w:name="Table Web 2" w:semiHidden="1" w:unhideWhenUsed="1"/>
+    <w:lsdException w:name="Table Web 3" w:semiHidden="1" w:unhideWhenUsed="1"/>
+    <w:lsdException w:name="Balloon Text" w:semiHidden="1" w:unhideWhenUsed="1"/>
+    <w:lsdException w:name="Table Grid" w:uiPriority="39"/>
+    <w:lsdException w:name="Table Theme" w:semiHidden="1" w:unhideWhenUsed="1"/>
+    <w:lsdException w:name="Placeholder Text" w:semiHidden="1"/>
+    <w:lsdException w:name="No Spacing" w:uiPriority="1" w:qFormat="1"/>
+    <w:lsdException w:name="Light Shading" w:uiPriority="60"/>
+    <w:lsdException w:name="Light List" w:uiPriority="61"/>
+    <w:lsdException w:name="Light Grid" w:uiPriority="62"/>
+    <w:lsdException w:name="Medium Shading 1" w:uiPriority="63"/>
+    <w:lsdException w:name="Medium Shading 2" w:uiPriority="64"/>
+    <w:lsdException w:name="Medium List 1" w:uiPriority="65"/>
+    <w:lsdException w:name="Medium List 2" w:uiPriority="66"/>
+    <w:lsdException w:name="Medium Grid 1" w:uiPriority="67"/>
+    <w:lsdException w:name="Medium Grid 2" w:uiPriority="68"/>
+    <w:lsdException w:name="Medium Grid 3" w:uiPriority="69"/>
+    <w:lsdException w:name="Dark List" w:uiPriority="70"/>
+    <w:lsdException w:name="Colorful Shading" w:uiPriority="71"/>
+    <w:lsdException w:name="Colorful List" w:uiPriority="72"/>
+    <w:lsdException w:name="Colorful Grid" w:uiPriority="73"/>
+    <w:lsdException w:name="Light Shading Accent 1" w:uiPriority="60"/>
+    <w:lsdException w:name="Light List Accent 1" w:uiPriority="61"/>
+    <w:lsdException w:name="Light Grid Accent 1" w:uiPriority="62"/>
+    <w:lsdException w:name="Medium Shading 1 Accent 1" w:uiPriority="63"/>
+    <w:lsdException w:name="Medium Shading 2 Accent 1" w:uiPriority="64"/>
+    <w:lsdException w:name="Medium List 1 Accent 1" w:uiPriority="65"/>
+    <w:lsdException w:name="Revision" w:semiHidden="1"/>
+    <w:lsdException w:name="List Paragraph" w:uiPriority="34" w:qFormat="1"/>
+    <w:lsdException w:name="Quote" w:uiPriority="29" w:qFormat="1"/>
+    <w:lsdException w:name="Intense Quote" w:uiPriority="30" w:qFormat="1"/>
+    <w:lsdException w:name="Medium List 2 Accent 1" w:uiPriority="66"/>
+    <w:lsdException w:name="Medium Grid 1 Accent 1" w:uiPriority="67"/>
+    <w:lsdException w:name="Medium Grid 2 Accent 1" w:uiPriority="68"/>
+    <w:lsdException w:name="Medium Grid 3 Accent 1" w:uiPriority="69"/>
+    <w:lsdException w:name="Dark List Accent 1" w:uiPriority="70"/>
+    <w:lsdException w:name="Colorful Shading Accent 1" w:uiPriority="71"/>
+    <w:lsdException w:name="Colorful List Accent 1" w:uiPriority="72"/>
+    <w:lsdException w:name="Colorful Grid Accent 1" w:uiPriority="73"/>
+    <w:lsdException w:name="Light Shading Accent 2" w:uiPriority="60"/>
+    <w:lsdException w:name="Light List Accent 2" w:uiPriority="61"/>
+    <w:lsdException w:name="Light Grid Accent 2" w:uiPriority="62"/>
+    <w:lsdException w:name="Medium Shading 1 Accent 2" w:uiPriority="63"/>
+    <w:lsdException w:name="Medium Shading 2 Accent 2" w:uiPriority="64"/>
+    <w:lsdException w:name="Medium List 1 Accent 2" w:uiPriority="65"/>
+    <w:lsdException w:name="Medium List 2 Accent 2" w:uiPriority="66"/>
+    <w:lsdException w:name="Medium Grid 1 Accent 2" w:uiPriority="67"/>
+    <w:lsdException w:name="Medium Grid 2 Accent 2" w:uiPriority="68"/>
+    <w:lsdException w:name="Medium Grid 3 Accent 2" w:uiPriority="69"/>
+    <w:lsdException w:name="Dark List Accent 2" w:uiPriority="70"/>
+    <w:lsdException w:name="Colorful Shading Accent 2" w:uiPriority="71"/>
+    <w:lsdException w:name="Colorful List Accent 2" w:uiPriority="72"/>
+    <w:lsdException w:name="Colorful Grid Accent 2" w:uiPriority="73"/>
+    <w:lsdException w:name="Light Shading Accent 3" w:uiPriority="60"/>
+    <w:lsdException w:name="Light List Accent 3" w:uiPriority="61"/>
+    <w:lsdException w:name="Light Grid Accent 3" w:uiPriority="62"/>
+    <w:lsdException w:name="Medium Shading 1 Accent 3" w:uiPriority="63"/>
+    <w:lsdException w:name="Medium Shading 2 Accent 3" w:uiPriority="64"/>
+    <w:lsdException w:name="Medium List 1 Accent 3" w:uiPriority="65"/>
+    <w:lsdException w:name="Medium List 2 Accent 3" w:uiPriority="66"/>
+    <w:lsdException w:name="Medium Grid 1 Accent 3" w:uiPriority="67"/>
+    <w:lsdException w:name="Medium Grid 2 Accent 3" w:uiPriority="68"/>
+    <w:lsdException w:name="Medium Grid 3 Accent 3" w:uiPriority="69"/>
+    <w:lsdException w:name="Dark List Accent 3" w:uiPriority="70"/>
+    <w:lsdException w:name="Colorful Shading Accent 3" w:uiPriority="71"/>
+    <w:lsdException w:name="Colorful List Accent 3" w:uiPriority="72"/>
+    <w:lsdException w:name="Colorful Grid Accent 3" w:uiPriority="73"/>
+    <w:lsdException w:name="Light Shading Accent 4" w:uiPriority="60"/>
+    <w:lsdException w:name="Light List Accent 4" w:uiPriority="61"/>
+    <w:lsdException w:name="Light Grid Accent 4" w:uiPriority="62"/>
+    <w:lsdException w:name="Medium Shading 1 Accent 4" w:uiPriority="63"/>
+    <w:lsdException w:name="Medium Shading 2 Accent 4" w:uiPriority="64"/>
+    <w:lsdException w:name="Medium List 1 Accent 4" w:uiPriority="65"/>
+    <w:lsdException w:name="Medium List 2 Accent 4" w:uiPriority="66"/>
+    <w:lsdException w:name="Medium Grid 1 Accent 4" w:uiPriority="67"/>
+    <w:lsdException w:name="Medium Grid 2 Accent 4" w:uiPriority="68"/>
+    <w:lsdException w:name="Medium Grid 3 Accent 4" w:uiPriority="69"/>
+    <w:lsdException w:name="Dark List Accent 4" w:uiPriority="70"/>
+    <w:lsdException w:name="Colorful Shading Accent 4" w:uiPriority="71"/>
+    <w:lsdException w:name="Colorful List Accent 4" w:uiPriority="72"/>
+    <w:lsdException w:name="Colorful Grid Accent 4" w:uiPriority="73"/>
+    <w:lsdException w:name="Light Shading Accent 5" w:uiPriority="60"/>
+    <w:lsdException w:name="Light List Accent 5" w:uiPriority="61"/>
+    <w:lsdException w:name="Light Grid Accent 5" w:uiPriority="62"/>
+    <w:lsdException w:name="Medium Shading 1 Accent 5" w:uiPriority="63"/>
+    <w:lsdException w:name="Medium Shading 2 Accent 5" w:uiPriority="64"/>
+    <w:lsdException w:name="Medium List 1 Accent 5" w:uiPriority="65"/>
+    <w:lsdException w:name="Medium List 2 Accent 5" w:uiPriority="66"/>
+    <w:lsdException w:name="Medium Grid 1 Accent 5" w:uiPriority="67"/>
+    <w:lsdException w:name="Medium Grid 2 Accent 5" w:uiPriority="68"/>
+    <w:lsdException w:name="Medium Grid 3 Accent 5" w:uiPriority="69"/>
+    <w:lsdException w:name="Dark List Accent 5" w:uiPriority="70"/>
+    <w:lsdException w:name="Colorful Shading Accent 5" w:uiPriority="71"/>
+    <w:lsdException w:name="Colorful List Accent 5" w:uiPriority="72"/>
+    <w:lsdException w:name="Colorful Grid Accent 5" w:uiPriority="73"/>
+    <w:lsdException w:name="Light Shading Accent 6" w:uiPriority="60"/>
+    <w:lsdException w:name="Light List Accent 6" w:uiPriority="61"/>
+    <w:lsdException w:name="Light Grid Accent 6" w:uiPriority="62"/>
+    <w:lsdException w:name="Medium Shading 1 Accent 6" w:uiPriority="63"/>
+    <w:lsdException w:name="Medium Shading 2 Accent 6" w:uiPriority="64"/>
+    <w:lsdException w:name="Medium List 1 Accent 6" w:uiPriority="65"/>
+    <w:lsdException w:name="Medium List 2 Accent 6" w:uiPriority="66"/>
+    <w:lsdException w:name="Medium Grid 1 Accent 6" w:uiPriority="67"/>
+    <w:lsdException w:name="Medium Grid 2 Accent 6" w:uiPriority="68"/>
+    <w:lsdException w:name="Medium Grid 3 Accent 6" w:uiPriority="69"/>
+    <w:lsdException w:name="Dark List Accent 6" w:uiPriority="70"/>
+    <w:lsdException w:name="Colorful Shading Accent 6" w:uiPriority="71"/>
+    <w:lsdException w:name="Colorful List Accent 6" w:uiPriority="72"/>
+    <w:lsdException w:name="Colorful Grid Accent 6" w:uiPriority="73"/>
+    <w:lsdException w:name="Subtle Emphasis" w:uiPriority="19" w:qFormat="1"/>
+    <w:lsdException w:name="Intense Emphasis" w:uiPriority="21" w:qFormat="1"/>
+    <w:lsdException w:name="Subtle Reference" w:uiPriority="31" w:qFormat="1"/>
+    <w:lsdException w:name="Intense Reference" w:uiPriority="32" w:qFormat="1"/>
+    <w:lsdException w:name="Book Title" w:uiPriority="33" w:qFormat="1"/>
+    <w:lsdException w:name="Bibliography" w:semiHidden="1" w:uiPriority="37" w:unhideWhenUsed="1"/>
+    <w:lsdException w:name="TOC Heading" w:semiHidden="1" w:uiPriority="39" w:unhideWhenUsed="1" w:qFormat="1"/>
+    <w:lsdException w:name="Plain Table 1" w:uiPriority="41"/>
+    <w:lsdException w:name="Plain Table 2" w:uiPriority="42"/>
+    <w:lsdException w:name="Plain Table 3" w:uiPriority="43"/>
+    <w:lsdException w:name="Plain Table 4" w:uiPriority="44"/>
+    <w:lsdException w:name="Plain Table 5" w:uiPriority="45"/>
+    <w:lsdException w:name="Grid Table Light" w:uiPriority="40"/>
+    <w:lsdException w:name="Grid Table 1 Light" w:uiPriority="46"/>
+    <w:lsdException w:name="Grid Table 2" w:uiPriority="47"/>
+    <w:lsdException w:name="Grid Table 3" w:uiPriority="48"/>
+    <w:lsdException w:name="Grid Table 4" w:uiPriority="49"/>
+    <w:lsdException w:name="Grid Table 5 Dark" w:uiPriority="50"/>
+    <w:lsdException w:name="Grid Table 6 Colorful" w:uiPriority="51"/>
+    <w:lsdException w:name="Grid Table 7 Colorful" w:uiPriority="52"/>
+    <w:lsdException w:name="Grid Table 1 Light Accent 1" w:uiPriority="46"/>
+    <w:lsdException w:name="Grid Table 2 Accent 1" w:uiPriority="47"/>
+    <w:lsdException w:name="Grid Table 3 Accent 1" w:uiPriority="48"/>
+    <w:lsdException w:name="Grid Table 4 Accent 1" w:uiPriority="49"/>
+    <w:lsdException w:name="Grid Table 5 Dark Accent 1" w:uiPriority="50"/>
+    <w:lsdException w:name="Grid Table 6 Colorful Accent 1" w:uiPriority="51"/>
+    <w:lsdException w:name="Grid Table 7 Colorful Accent 1" w:uiPriority="52"/>
+    <w:lsdException w:name="Grid Table 1 Light Accent 2" w:uiPriority="46"/>
+    <w:lsdException w:name="Grid Table 2 Accent 2" w:uiPriority="47"/>
+    <w:lsdException w:name="Grid Table 3 Accent 2" w:uiPriority="48"/>
+    <w:lsdException w:name="Grid Table 4 Accent 2" w:uiPriority="49"/>
+    <w:lsdException w:name="Grid Table 5 Dark Accent 2" w:uiPriority="50"/>
+    <w:lsdException w:name="Grid Table 6 Colorful Accent 2" w:uiPriority="51"/>
+    <w:lsdException w:name="Grid Table 7 Colorful Accent 2" w:uiPriority="52"/>
+    <w:lsdException w:name="Grid Table 1 Light Accent 3" w:uiPriority="46"/>
+    <w:lsdException w:name="Grid Table 2 Accent 3" w:uiPriority="47"/>
+    <w:lsdException w:name="Grid Table 3 Accent 3" w:uiPriority="48"/>
+    <w:lsdException w:name="Grid Table 4 Accent 3" w:uiPriority="49"/>
+    <w:lsdException w:name="Grid Table 5 Dark Accent 3" w:uiPriority="50"/>
+    <w:lsdException w:name="Grid Table 6 Colorful Accent 3" w:uiPriority="51"/>
+    <w:lsdException w:name="Grid Table 7 Colorful Accent 3" w:uiPriority="52"/>
+    <w:lsdException w:name="Grid Table 1 Light Accent 4" w:uiPriority="46"/>
+    <w:lsdException w:name="Grid Table 2 Accent 4" w:uiPriority="47"/>
+    <w:lsdException w:name="Grid Table 3 Accent 4" w:uiPriority="48"/>
+    <w:lsdException w:name="Grid Table 4 Accent 4" w:uiPriority="49"/>
+    <w:lsdException w:name="Grid Table 5 Dark Accent 4" w:uiPriority="50"/>
+    <w:lsdException w:name="Grid Table 6 Colorful Accent 4" w:uiPriority="51"/>
+    <w:lsdException w:name="Grid Table 7 Colorful Accent 4" w:uiPriority="52"/>
+    <w:lsdException w:name="Grid Table 1 Light Accent 5" w:uiPriority="46"/>
+    <w:lsdException w:name="Grid Table 2 Accent 5" w:uiPriority="47"/>
+    <w:lsdException w:name="Grid Table 3 Accent 5" w:uiPriority="48"/>
+    <w:lsdException w:name="Grid Table 4 Accent 5" w:uiPriority="49"/>
+    <w:lsdException w:name="Grid Table 5 Dark Accent 5" w:uiPriority="50"/>
+    <w:lsdException w:name="Grid Table 6 Colorful Accent 5" w:uiPriority="51"/>
+    <w:lsdException w:name="Grid Table 7 Colorful Accent 5" w:uiPriority="52"/>
+    <w:lsdException w:name="Grid Table 1 Light Accent 6" w:uiPriority="46"/>
+    <w:lsdException w:name="Grid Table 2 Accent 6" w:uiPriority="47"/>
+    <w:lsdException w:name="Grid Table 3 Accent 6" w:uiPriority="48"/>
+    <w:lsdException w:name="Grid Table 4 Accent 6" w:uiPriority="49"/>
+    <w:lsdException w:name="Grid Table 5 Dark Accent 6" w:uiPriority="50"/>
+    <w:lsdException w:name="Grid Table 6 Colorful Accent 6" w:uiPriority="51"/>
+    <w:lsdException w:name="Grid Table 7 Colorful Accent 6" w:uiPriority="52"/>
+    <w:lsdException w:name="List Table 1 Light" w:uiPriority="46"/>
+    <w:lsdException w:name="List Table 2" w:uiPriority="47"/>
+    <w:lsdException w:name="List Table 3" w:uiPriority="48"/>
+    <w:lsdException w:name="List Table 4" w:uiPriority="49"/>
+    <w:lsdException w:name="List Table 5 Dark" w:uiPriority="50"/>
+    <w:lsdException w:name="List Table 6 Colorful" w:uiPriority="51"/>
+    <w:lsdException w:name="List Table 7 Colorful" w:uiPriority="52"/>
+    <w:lsdException w:name="List Table 1 Light Accent 1" w:uiPriority="46"/>
+    <w:lsdException w:name="List Table 2 Accent 1" w:uiPriority="47"/>
+    <w:lsdException w:name="List Table 3 Accent 1" w:uiPriority="48"/>
+    <w:lsdException w:name="List Table 4 Accent 1" w:uiPriority="49"/>
+    <w:lsdException w:name="List Table 5 Dark Accent 1" w:uiPriority="50"/>
+    <w:lsdException w:name="List Table 6 Colorful Accent 1" w:uiPriority="51"/>
+    <w:lsdException w:name="List Table 7 Colorful Accent 1" w:uiPriority="52"/>
+    <w:lsdException w:name="List Table 1 Light Accent 2" w:uiPriority="46"/>
+    <w:lsdException w:name="List Table 2 Accent 2" w:uiPriority="47"/>
+    <w:lsdException w:name="List Table 3 Accent 2" w:uiPriority="48"/>
+    <w:lsdException w:name="List Table 4 Accent 2" w:uiPriority="49"/>
+    <w:lsdException w:name="List Table 5 Dark Accent 2" w:uiPriority="50"/>
+    <w:lsdException w:name="List Table 6 Colorful Accent 2" w:uiPriority="51"/>
+    <w:lsdException w:name="List Table 7 Colorful Accent 2" w:uiPriority="52"/>
+    <w:lsdException w:name="List Table 1 Light Accent 3" w:uiPriority="46"/>
+    <w:lsdException w:name="List Table 2 Accent 3" w:uiPriority="47"/>
+    <w:lsdException w:name="List Table 3 Accent 3" w:uiPriority="48"/>
+    <w:lsdException w:name="List Table 4 Accent 3" w:uiPriority="49"/>
+    <w:lsdException w:name="List Table 5 Dark Accent 3" w:uiPriority="50"/>
+    <w:lsdException w:name="List Table 6 Colorful Accent 3" w:uiPriority="51"/>
+    <w:lsdException w:name="List Table 7 Colorful Accent 3" w:uiPriority="52"/>
+    <w:lsdException w:name="List Table 1 Light Accent 4" w:uiPriority="46"/>
+    <w:lsdException w:name="List Table 2 Accent 4" w:uiPriority="47"/>
+    <w:lsdException w:name="List Table 3 Accent 4" w:uiPriority="48"/>
+    <w:lsdException w:name="List Table 4 Accent 4" w:uiPriority="49"/>
+    <w:lsdException w:name="List Table 5 Dark Accent 4" w:uiPriority="50"/>
+    <w:lsdException w:name="List Table 6 Colorful Accent 4" w:uiPriority="51"/>
+    <w:lsdException w:name="List Table 7 Colorful Accent 4" w:uiPriority="52"/>
+    <w:lsdException w:name="List Table 1 Light Accent 5" w:uiPriority="46"/>
+    <w:lsdException w:name="List Table 2 Accent 5" w:uiPriority="47"/>
+    <w:lsdException w:name="List Table 3 Accent 5" w:uiPriority="48"/>
+    <w:lsdException w:name="List Table 4 Accent 5" w:uiPriority="49"/>
+    <w:lsdException w:name="List Table 5 Dark Accent 5" w:uiPriority="50"/>
+    <w:lsdException w:name="List Table 6 Colorful Accent 5" w:uiPriority="51"/>
+    <w:lsdException w:name="List Table 7 Colorful Accent 5" w:uiPriority="52"/>
+    <w:lsdException w:name="List Table 1 Light Accent 6" w:uiPriority="46"/>
+    <w:lsdException w:name="List Table 2 Accent 6" w:uiPriority="47"/>
+    <w:lsdException w:name="List Table 3 Accent 6" w:uiPriority="48"/>
+    <w:lsdException w:name="List Table 4 Accent 6" w:uiPriority="49"/>
+    <w:lsdException w:name="List Table 5 Dark Accent 6" w:uiPriority="50"/>
+    <w:lsdException w:name="List Table 6 Colorful Accent 6" w:uiPriority="51"/>
+    <w:lsdException w:name="List Table 7 Colorful Accent 6" w:uiPriority="52"/>
+    <w:lsdException w:name="Mention" w:semiHidden="1" w:unhideWhenUsed="1"/>
+    <w:lsdException w:name="Smart Hyperlink" w:semiHidden="1" w:unhideWhenUsed="1"/>
+    <w:lsdException w:name="Hashtag" w:semiHidden="1" w:unhideWhenUsed="1"/>
+    <w:lsdException w:name="Unresolved Mention" w:semiHidden="1" w:unhideWhenUsed="1"/>
+    <w:lsdException w:name="Smart Link" w:semiHidden="1" w:unhideWhenUsed="1"/>
+  </w:latentStyles>
+  <w:style w:type="paragraph" w:default="1" w:styleId="Normal">
+    <w:name w:val="Normal"/>
+    <w:qFormat/>
   </w:style>
   <w:style w:type="paragraph" w:styleId="Heading1">
     <w:name w:val="heading 1"/>
     <w:basedOn w:val="Normal"/>
     <w:next w:val="Normal"/>
+    <w:uiPriority w:val="9"/>
+    <w:qFormat/>
     <w:pPr>
-      <w:keepNext w:val="1"/>
-      <w:keepLines w:val="1"/>
-      <w:pageBreakBefore w:val="1"/>
-      <w:spacing w:after="360" w:before="360" w:lineRule="auto"/>
+      <w:keepNext/>
+      <w:keepLines/>
+      <w:pageBreakBefore/>
+      <w:spacing w:before="360" w:after="360"/>
       <w:ind w:left="720" w:hanging="360"/>
       <w:jc w:val="center"/>
+      <w:outlineLvl w:val="0"/>
     </w:pPr>
     <w:rPr>
-      <w:b w:val="1"/>
-      <w:bCs w:val="1"/>
+      <w:b/>
+      <w:bCs/>
       <w:sz w:val="36"/>
       <w:szCs w:val="36"/>
     </w:rPr>
@@ -5239,15 +4588,19 @@
     <w:name w:val="heading 2"/>
     <w:basedOn w:val="Normal"/>
     <w:next w:val="Normal"/>
+    <w:uiPriority w:val="9"/>
+    <w:unhideWhenUsed/>
+    <w:qFormat/>
     <w:pPr>
-      <w:keepNext w:val="1"/>
-      <w:keepLines w:val="1"/>
-      <w:spacing w:after="240" w:before="240" w:lineRule="auto"/>
+      <w:keepNext/>
+      <w:keepLines/>
+      <w:spacing w:before="240" w:after="240"/>
       <w:ind w:left="576"/>
+      <w:outlineLvl w:val="1"/>
     </w:pPr>
     <w:rPr>
-      <w:b w:val="1"/>
-      <w:bCs w:val="1"/>
+      <w:b/>
+      <w:bCs/>
       <w:sz w:val="28"/>
       <w:szCs w:val="28"/>
     </w:rPr>
@@ -5256,11 +4609,16 @@
     <w:name w:val="heading 3"/>
     <w:basedOn w:val="Normal"/>
     <w:next w:val="Normal"/>
+    <w:uiPriority w:val="9"/>
+    <w:semiHidden/>
+    <w:unhideWhenUsed/>
+    <w:qFormat/>
     <w:pPr>
-      <w:keepNext w:val="1"/>
-      <w:keepLines w:val="1"/>
-      <w:spacing w:after="240" w:before="240" w:lineRule="auto"/>
+      <w:keepNext/>
+      <w:keepLines/>
+      <w:spacing w:before="240" w:after="240"/>
       <w:ind w:left="1855" w:hanging="720"/>
+      <w:outlineLvl w:val="2"/>
     </w:pPr>
     <w:rPr>
       <w:sz w:val="22"/>
@@ -5271,32 +4629,38 @@
     <w:name w:val="heading 4"/>
     <w:basedOn w:val="Normal"/>
     <w:next w:val="Normal"/>
+    <w:uiPriority w:val="9"/>
+    <w:semiHidden/>
+    <w:unhideWhenUsed/>
+    <w:qFormat/>
     <w:pPr>
-      <w:keepNext w:val="1"/>
-      <w:keepLines w:val="1"/>
-      <w:pageBreakBefore w:val="0"/>
-      <w:spacing w:after="40" w:before="240" w:lineRule="auto"/>
+      <w:keepNext/>
+      <w:keepLines/>
+      <w:spacing w:before="240" w:after="40"/>
+      <w:outlineLvl w:val="3"/>
     </w:pPr>
     <w:rPr>
-      <w:b w:val="1"/>
-      <w:bCs w:val="1"/>
-      <w:sz w:val="24"/>
-      <w:szCs w:val="24"/>
+      <w:b/>
+      <w:bCs/>
     </w:rPr>
   </w:style>
   <w:style w:type="paragraph" w:styleId="Heading5">
     <w:name w:val="heading 5"/>
     <w:basedOn w:val="Normal"/>
     <w:next w:val="Normal"/>
+    <w:uiPriority w:val="9"/>
+    <w:semiHidden/>
+    <w:unhideWhenUsed/>
+    <w:qFormat/>
     <w:pPr>
-      <w:keepNext w:val="1"/>
-      <w:keepLines w:val="1"/>
-      <w:pageBreakBefore w:val="0"/>
-      <w:spacing w:after="40" w:before="220" w:lineRule="auto"/>
+      <w:keepNext/>
+      <w:keepLines/>
+      <w:spacing w:before="220" w:after="40"/>
+      <w:outlineLvl w:val="4"/>
     </w:pPr>
     <w:rPr>
-      <w:b w:val="1"/>
-      <w:bCs w:val="1"/>
+      <w:b/>
+      <w:bCs/>
       <w:sz w:val="22"/>
       <w:szCs w:val="22"/>
     </w:rPr>
@@ -5305,32 +4669,75 @@
     <w:name w:val="heading 6"/>
     <w:basedOn w:val="Normal"/>
     <w:next w:val="Normal"/>
+    <w:uiPriority w:val="9"/>
+    <w:semiHidden/>
+    <w:unhideWhenUsed/>
+    <w:qFormat/>
     <w:pPr>
-      <w:keepNext w:val="1"/>
-      <w:keepLines w:val="1"/>
-      <w:pageBreakBefore w:val="0"/>
-      <w:spacing w:after="40" w:before="200" w:lineRule="auto"/>
+      <w:keepNext/>
+      <w:keepLines/>
+      <w:spacing w:before="200" w:after="40"/>
+      <w:outlineLvl w:val="5"/>
     </w:pPr>
     <w:rPr>
-      <w:b w:val="1"/>
-      <w:bCs w:val="1"/>
+      <w:b/>
+      <w:bCs/>
       <w:sz w:val="20"/>
       <w:szCs w:val="20"/>
     </w:rPr>
+  </w:style>
+  <w:style w:type="character" w:default="1" w:styleId="DefaultParagraphFont">
+    <w:name w:val="Default Paragraph Font"/>
+    <w:uiPriority w:val="1"/>
+    <w:semiHidden/>
+    <w:unhideWhenUsed/>
+  </w:style>
+  <w:style w:type="table" w:default="1" w:styleId="TableNormal">
+    <w:name w:val="Normal Table"/>
+    <w:uiPriority w:val="99"/>
+    <w:semiHidden/>
+    <w:unhideWhenUsed/>
+    <w:tblPr>
+      <w:tblInd w:w="0" w:type="dxa"/>
+      <w:tblCellMar>
+        <w:top w:w="0" w:type="dxa"/>
+        <w:left w:w="108" w:type="dxa"/>
+        <w:bottom w:w="0" w:type="dxa"/>
+        <w:right w:w="108" w:type="dxa"/>
+      </w:tblCellMar>
+    </w:tblPr>
+  </w:style>
+  <w:style w:type="numbering" w:default="1" w:styleId="NoList">
+    <w:name w:val="No List"/>
+    <w:uiPriority w:val="99"/>
+    <w:semiHidden/>
+    <w:unhideWhenUsed/>
+  </w:style>
+  <w:style w:type="table" w:customStyle="1" w:styleId="TableNormal0">
+    <w:name w:val="TableNormal"/>
+    <w:tblPr>
+      <w:tblCellMar>
+        <w:top w:w="100" w:type="dxa"/>
+        <w:left w:w="100" w:type="dxa"/>
+        <w:bottom w:w="100" w:type="dxa"/>
+        <w:right w:w="100" w:type="dxa"/>
+      </w:tblCellMar>
+    </w:tblPr>
   </w:style>
   <w:style w:type="paragraph" w:styleId="Title">
     <w:name w:val="Title"/>
     <w:basedOn w:val="Normal"/>
     <w:next w:val="Normal"/>
+    <w:uiPriority w:val="10"/>
+    <w:qFormat/>
     <w:pPr>
-      <w:keepNext w:val="1"/>
-      <w:keepLines w:val="1"/>
-      <w:pageBreakBefore w:val="0"/>
-      <w:spacing w:after="120" w:before="480" w:lineRule="auto"/>
+      <w:keepNext/>
+      <w:keepLines/>
+      <w:spacing w:before="480"/>
     </w:pPr>
     <w:rPr>
-      <w:b w:val="1"/>
-      <w:bCs w:val="1"/>
+      <w:b/>
+      <w:bCs/>
       <w:sz w:val="72"/>
       <w:szCs w:val="72"/>
     </w:rPr>
@@ -5339,33 +4746,78 @@
     <w:name w:val="Subtitle"/>
     <w:basedOn w:val="Normal"/>
     <w:next w:val="Normal"/>
+    <w:uiPriority w:val="11"/>
+    <w:qFormat/>
     <w:pPr>
-      <w:keepNext w:val="1"/>
-      <w:keepLines w:val="1"/>
-      <w:pageBreakBefore w:val="0"/>
-      <w:spacing w:after="80" w:before="360" w:lineRule="auto"/>
+      <w:keepNext/>
+      <w:keepLines/>
+      <w:spacing w:before="360" w:after="80"/>
     </w:pPr>
     <w:rPr>
-      <w:rFonts w:ascii="Georgia" w:cs="Georgia" w:eastAsia="Georgia" w:hAnsi="Georgia"/>
-      <w:i w:val="1"/>
-      <w:iCs w:val="1"/>
+      <w:rFonts w:ascii="Georgia" w:eastAsia="Georgia" w:hAnsi="Georgia" w:cs="Georgia"/>
+      <w:i/>
+      <w:iCs/>
       <w:color w:val="666666"/>
       <w:sz w:val="48"/>
       <w:szCs w:val="48"/>
     </w:rPr>
   </w:style>
-  <w:style w:type="table" w:styleId="Table1">
-    <w:basedOn w:val="TableNormal"/>
+  <w:style w:type="table" w:customStyle="1" w:styleId="a">
+    <w:basedOn w:val="TableNormal0"/>
     <w:tblPr>
       <w:tblStyleRowBandSize w:val="1"/>
       <w:tblStyleColBandSize w:val="1"/>
       <w:tblCellMar>
-        <w:top w:w="0.0" w:type="dxa"/>
-        <w:left w:w="0.0" w:type="dxa"/>
-        <w:bottom w:w="0.0" w:type="dxa"/>
-        <w:right w:w="0.0" w:type="dxa"/>
+        <w:top w:w="0" w:type="dxa"/>
+        <w:left w:w="0" w:type="dxa"/>
+        <w:bottom w:w="0" w:type="dxa"/>
+        <w:right w:w="0" w:type="dxa"/>
       </w:tblCellMar>
     </w:tblPr>
+  </w:style>
+  <w:style w:type="paragraph" w:styleId="Header">
+    <w:name w:val="header"/>
+    <w:basedOn w:val="Normal"/>
+    <w:link w:val="HeaderChar"/>
+    <w:uiPriority w:val="99"/>
+    <w:unhideWhenUsed/>
+    <w:rsid w:val="0088158F"/>
+    <w:pPr>
+      <w:tabs>
+        <w:tab w:val="center" w:pos="4252"/>
+        <w:tab w:val="right" w:pos="8504"/>
+      </w:tabs>
+      <w:spacing w:before="0" w:after="0" w:line="240" w:lineRule="auto"/>
+    </w:pPr>
+  </w:style>
+  <w:style w:type="character" w:customStyle="1" w:styleId="HeaderChar">
+    <w:name w:val="Header Char"/>
+    <w:basedOn w:val="DefaultParagraphFont"/>
+    <w:link w:val="Header"/>
+    <w:uiPriority w:val="99"/>
+    <w:rsid w:val="0088158F"/>
+  </w:style>
+  <w:style w:type="paragraph" w:styleId="Footer">
+    <w:name w:val="footer"/>
+    <w:basedOn w:val="Normal"/>
+    <w:link w:val="FooterChar"/>
+    <w:uiPriority w:val="99"/>
+    <w:unhideWhenUsed/>
+    <w:rsid w:val="0088158F"/>
+    <w:pPr>
+      <w:tabs>
+        <w:tab w:val="center" w:pos="4252"/>
+        <w:tab w:val="right" w:pos="8504"/>
+      </w:tabs>
+      <w:spacing w:before="0" w:after="0" w:line="240" w:lineRule="auto"/>
+    </w:pPr>
+  </w:style>
+  <w:style w:type="character" w:customStyle="1" w:styleId="FooterChar">
+    <w:name w:val="Footer Char"/>
+    <w:basedOn w:val="DefaultParagraphFont"/>
+    <w:link w:val="Footer"/>
+    <w:uiPriority w:val="99"/>
+    <w:rsid w:val="0088158F"/>
   </w:style>
 </w:styles>
 </file>
@@ -5690,17 +5142,17 @@
 </a:theme>
 </file>
 
-<file path=customXML/item1.xml><?xml version="1.0" encoding="utf-8"?>
+<file path=customXml/item1.xml><?xml version="1.0" encoding="utf-8"?>
 <go:gDocsCustomXmlDataStorage xmlns:go="http://customooxmlschemas.google.com/" xmlns:r="http://schemas.openxmlformats.org/officeDocument/2006/relationships" uri="GoogleDocsCustomDataVersion2">
   <go:docsCustomData xmlns:go="http://customooxmlschemas.google.com/" roundtripDataSignature="AMtx7mjmjmigWygbtn3rmbfySiIB2QS9DQ==">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</go:docsCustomData>
 </go:gDocsCustomXmlDataStorage>
 </file>
 
-<file path=customXML/itemProps1.xml><?xml version="1.0" encoding="utf-8"?>
+<file path=customXml/itemProps1.xml><?xml version="1.0" encoding="utf-8"?>
 <ds:datastoreItem xmlns:ds="http://schemas.openxmlformats.org/officeDocument/2006/customXml" ds:itemID="{11111111-1234-1234-1234-123412341234}">
   <ds:schemaRefs>
+    <ds:schemaRef ds:uri="http://customooxmlschemas.google.com/"/>
     <ds:schemaRef ds:uri="http://schemas.openxmlformats.org/officeDocument/2006/relationships"/>
-    <ds:schemaRef ds:uri="http://customooxmlschemas.google.com/"/>
   </ds:schemaRefs>
 </ds:datastoreItem>
 </file>